--- a/report_template/template_main/tHRR_CustomEdition_NCFY_PMCenter_v1.2.0.docx
+++ b/report_template/template_main/tHRR_CustomEdition_NCFY_PMCenter_v1.2.0.docx
@@ -204,23 +204,13 @@
               <w:t>{{</w:t>
             </w:r>
             <w:proofErr w:type="spellStart"/>
-            <w:proofErr w:type="gramStart"/>
             <w:r>
               <w:rPr>
                 <w:rFonts w:ascii="微软雅黑" w:hAnsi="微软雅黑"/>
                 <w:sz w:val="32"/>
                 <w:szCs w:val="32"/>
               </w:rPr>
-              <w:t>sample.patient</w:t>
-            </w:r>
-            <w:proofErr w:type="gramEnd"/>
-            <w:r>
-              <w:rPr>
-                <w:rFonts w:ascii="微软雅黑" w:hAnsi="微软雅黑"/>
-                <w:sz w:val="32"/>
-                <w:szCs w:val="32"/>
-              </w:rPr>
-              <w:t>_name</w:t>
+              <w:t>sample.patient_name</w:t>
             </w:r>
             <w:proofErr w:type="spellEnd"/>
             <w:r>
@@ -283,23 +273,13 @@
               <w:t>{{</w:t>
             </w:r>
             <w:proofErr w:type="spellStart"/>
-            <w:proofErr w:type="gramStart"/>
             <w:r>
               <w:rPr>
                 <w:rFonts w:ascii="微软雅黑" w:hAnsi="微软雅黑"/>
                 <w:sz w:val="32"/>
                 <w:szCs w:val="32"/>
               </w:rPr>
-              <w:t>sample.submission</w:t>
-            </w:r>
-            <w:proofErr w:type="gramEnd"/>
-            <w:r>
-              <w:rPr>
-                <w:rFonts w:ascii="微软雅黑" w:hAnsi="微软雅黑"/>
-                <w:sz w:val="32"/>
-                <w:szCs w:val="32"/>
-              </w:rPr>
-              <w:t>_department</w:t>
+              <w:t>sample.submission_department</w:t>
             </w:r>
             <w:proofErr w:type="spellEnd"/>
             <w:r>
@@ -362,23 +342,13 @@
               <w:t>{{</w:t>
             </w:r>
             <w:proofErr w:type="spellStart"/>
-            <w:proofErr w:type="gramStart"/>
             <w:r>
               <w:rPr>
                 <w:rFonts w:ascii="微软雅黑" w:hAnsi="微软雅黑"/>
                 <w:sz w:val="32"/>
                 <w:szCs w:val="32"/>
               </w:rPr>
-              <w:t>sample.report</w:t>
-            </w:r>
-            <w:proofErr w:type="gramEnd"/>
-            <w:r>
-              <w:rPr>
-                <w:rFonts w:ascii="微软雅黑" w:hAnsi="微软雅黑"/>
-                <w:sz w:val="32"/>
-                <w:szCs w:val="32"/>
-              </w:rPr>
-              <w:t>_date</w:t>
+              <w:t>sample.report_date</w:t>
             </w:r>
             <w:proofErr w:type="spellEnd"/>
             <w:r>
@@ -467,25 +437,7 @@
           <w:szCs w:val="21"/>
         </w:rPr>
         <w:br/>
-        <w:t>江西省南昌市南昌县东岳大道1519号南昌大学第一附属医院（</w:t>
-      </w:r>
-      <w:proofErr w:type="gramStart"/>
-      <w:r>
-        <w:rPr>
-          <w:rFonts w:ascii="微软雅黑" w:hAnsi="微软雅黑" w:cs="微软雅黑" w:hint="eastAsia"/>
-          <w:sz w:val="21"/>
-          <w:szCs w:val="21"/>
-        </w:rPr>
-        <w:t>象湖院</w:t>
-      </w:r>
-      <w:proofErr w:type="gramEnd"/>
-      <w:r>
-        <w:rPr>
-          <w:rFonts w:ascii="微软雅黑" w:hAnsi="微软雅黑" w:cs="微软雅黑" w:hint="eastAsia"/>
-          <w:sz w:val="21"/>
-          <w:szCs w:val="21"/>
-        </w:rPr>
-        <w:t>区）6号楼3楼E区病理中心</w:t>
+        <w:t>江西省南昌市南昌县东岳大道1519号南昌大学第一附属医院（象湖院区）6号楼3楼E区病理中心</w:t>
       </w:r>
     </w:p>
     <w:p>
@@ -515,25 +467,7 @@
           <w:sz w:val="21"/>
           <w:szCs w:val="21"/>
         </w:rPr>
-        <w:t>0791-88692774（东湖院区）；0791-86319424（</w:t>
-      </w:r>
-      <w:proofErr w:type="gramStart"/>
-      <w:r>
-        <w:rPr>
-          <w:rFonts w:ascii="微软雅黑" w:hAnsi="微软雅黑" w:cs="微软雅黑" w:hint="eastAsia"/>
-          <w:sz w:val="21"/>
-          <w:szCs w:val="21"/>
-        </w:rPr>
-        <w:t>象湖院</w:t>
-      </w:r>
-      <w:proofErr w:type="gramEnd"/>
-      <w:r>
-        <w:rPr>
-          <w:rFonts w:ascii="微软雅黑" w:hAnsi="微软雅黑" w:cs="微软雅黑" w:hint="eastAsia"/>
-          <w:sz w:val="21"/>
-          <w:szCs w:val="21"/>
-        </w:rPr>
-        <w:t>区）</w:t>
+        <w:t>0791-88692774（东湖院区）；0791-86319424（象湖院区）</w:t>
       </w:r>
     </w:p>
     <w:p>
@@ -592,59 +526,31 @@
         </w:rPr>
         <w:t>）</w:t>
       </w:r>
-      <w:proofErr w:type="gramStart"/>
       <w:r>
         <w:rPr>
           <w:rFonts w:ascii="微软雅黑" w:hAnsi="微软雅黑" w:cs="微软雅黑" w:hint="eastAsia"/>
           <w:sz w:val="21"/>
           <w:szCs w:val="21"/>
         </w:rPr>
-        <w:t>象湖院</w:t>
+        <w:t>象湖院区：6号楼3楼E区病理中心。</w:t>
       </w:r>
-      <w:proofErr w:type="gramEnd"/>
+    </w:p>
+    <w:p>
+      <w:pPr>
+        <w:spacing w:beforeLines="50" w:before="156"/>
+        <w:rPr>
+          <w:rFonts w:asciiTheme="minorEastAsia" w:eastAsiaTheme="minorEastAsia" w:hAnsiTheme="minorEastAsia" w:cs="微软雅黑"/>
+          <w:sz w:val="32"/>
+          <w:szCs w:val="32"/>
+        </w:rPr>
+      </w:pPr>
       <w:r>
         <w:rPr>
           <w:rFonts w:ascii="微软雅黑" w:hAnsi="微软雅黑" w:cs="微软雅黑" w:hint="eastAsia"/>
           <w:sz w:val="21"/>
           <w:szCs w:val="21"/>
         </w:rPr>
-        <w:t>区：6号楼3楼E区病理中心。</w:t>
-      </w:r>
-    </w:p>
-    <w:p>
-      <w:pPr>
-        <w:spacing w:beforeLines="50" w:before="156"/>
-        <w:rPr>
-          <w:rFonts w:asciiTheme="minorEastAsia" w:eastAsiaTheme="minorEastAsia" w:hAnsiTheme="minorEastAsia" w:cs="微软雅黑"/>
-          <w:sz w:val="32"/>
-          <w:szCs w:val="32"/>
-        </w:rPr>
-      </w:pPr>
-      <w:r>
-        <w:rPr>
-          <w:rFonts w:ascii="微软雅黑" w:hAnsi="微软雅黑" w:cs="微软雅黑" w:hint="eastAsia"/>
-          <w:sz w:val="21"/>
-          <w:szCs w:val="21"/>
-        </w:rPr>
-        <w:t>*电子报告可通过手机关注“南昌大学第一附属医院”</w:t>
-      </w:r>
-      <w:proofErr w:type="gramStart"/>
-      <w:r>
-        <w:rPr>
-          <w:rFonts w:ascii="微软雅黑" w:hAnsi="微软雅黑" w:cs="微软雅黑" w:hint="eastAsia"/>
-          <w:sz w:val="21"/>
-          <w:szCs w:val="21"/>
-        </w:rPr>
-        <w:t>微信公众号</w:t>
-      </w:r>
-      <w:proofErr w:type="gramEnd"/>
-      <w:r>
-        <w:rPr>
-          <w:rFonts w:ascii="微软雅黑" w:hAnsi="微软雅黑" w:cs="微软雅黑" w:hint="eastAsia"/>
-          <w:sz w:val="21"/>
-          <w:szCs w:val="21"/>
-        </w:rPr>
-        <w:t>查看。</w:t>
+        <w:t>*电子报告可通过手机关注“南昌大学第一附属医院”微信公众号查看。</w:t>
       </w:r>
     </w:p>
     <w:bookmarkEnd w:id="0"/>
@@ -676,16 +582,8 @@
           <w:rFonts w:hint="eastAsia"/>
         </w:rPr>
         <w:lastRenderedPageBreak/>
-        <w:t>一、检测总</w:t>
+        <w:t>一、检测总览</w:t>
       </w:r>
-      <w:proofErr w:type="gramStart"/>
-      <w:r>
-        <w:rPr>
-          <w:rFonts w:hint="eastAsia"/>
-        </w:rPr>
-        <w:t>览</w:t>
-      </w:r>
-      <w:proofErr w:type="gramEnd"/>
     </w:p>
     <w:p>
       <w:pPr>
@@ -768,19 +666,11 @@
               <w:t xml:space="preserve">{%if </w:t>
             </w:r>
             <w:proofErr w:type="spellStart"/>
-            <w:proofErr w:type="gramStart"/>
-            <w:r>
-              <w:rPr>
-                <w:rFonts w:ascii="微软雅黑" w:hAnsi="微软雅黑"/>
-              </w:rPr>
-              <w:t>sample.patient</w:t>
-            </w:r>
-            <w:proofErr w:type="gramEnd"/>
-            <w:r>
-              <w:rPr>
-                <w:rFonts w:ascii="微软雅黑" w:hAnsi="微软雅黑"/>
-              </w:rPr>
-              <w:t>_name</w:t>
+            <w:r>
+              <w:rPr>
+                <w:rFonts w:ascii="微软雅黑" w:hAnsi="微软雅黑"/>
+              </w:rPr>
+              <w:t>sample.patient_name</w:t>
             </w:r>
             <w:proofErr w:type="spellEnd"/>
             <w:r>
@@ -840,93 +730,68 @@
               <w:t>sample.sample_id</w:t>
             </w:r>
             <w:proofErr w:type="spellEnd"/>
-            <w:proofErr w:type="gramStart"/>
             <w:r>
               <w:rPr>
                 <w:rFonts w:ascii="微软雅黑"/>
                 <w:szCs w:val="21"/>
               </w:rPr>
-              <w:t>%}{</w:t>
-            </w:r>
-            <w:proofErr w:type="gramEnd"/>
+              <w:t>%}{{</w:t>
+            </w:r>
+            <w:proofErr w:type="spellStart"/>
             <w:r>
               <w:rPr>
                 <w:rFonts w:ascii="微软雅黑"/>
                 <w:szCs w:val="21"/>
               </w:rPr>
-              <w:t>{</w:t>
-            </w:r>
-            <w:proofErr w:type="spellStart"/>
+              <w:t>sample.sample_id</w:t>
+            </w:r>
+            <w:proofErr w:type="spellEnd"/>
             <w:r>
               <w:rPr>
                 <w:rFonts w:ascii="微软雅黑"/>
                 <w:szCs w:val="21"/>
               </w:rPr>
-              <w:t>sample.sample_id</w:t>
-            </w:r>
-            <w:proofErr w:type="spellEnd"/>
+              <w:t>}}{%else%}-{%endif%}</w:t>
+            </w:r>
+          </w:p>
+        </w:tc>
+        <w:tc>
+          <w:tcPr>
+            <w:tcW w:w="3523" w:type="dxa"/>
+            <w:shd w:val="clear" w:color="auto" w:fill="DAEEF3" w:themeFill="accent5" w:themeFillTint="33"/>
+            <w:vAlign w:val="center"/>
+          </w:tcPr>
+          <w:p>
+            <w:pPr>
+              <w:rPr>
+                <w:rFonts w:ascii="微软雅黑" w:hAnsi="微软雅黑"/>
+              </w:rPr>
+            </w:pPr>
+            <w:r>
+              <w:rPr>
+                <w:rFonts w:hint="eastAsia"/>
+                <w:szCs w:val="21"/>
+              </w:rPr>
+              <w:t>门诊</w:t>
+            </w:r>
+            <w:r>
+              <w:rPr>
+                <w:szCs w:val="21"/>
+              </w:rPr>
+              <w:t>/</w:t>
+            </w:r>
+            <w:r>
+              <w:rPr>
+                <w:szCs w:val="21"/>
+              </w:rPr>
+              <w:t>住院号：</w:t>
+            </w:r>
             <w:r>
               <w:rPr>
                 <w:rFonts w:ascii="微软雅黑"/>
                 <w:szCs w:val="21"/>
               </w:rPr>
-              <w:t>}}{%else%}-{%endif%}</w:t>
-            </w:r>
-          </w:p>
-        </w:tc>
-        <w:tc>
-          <w:tcPr>
-            <w:tcW w:w="3523" w:type="dxa"/>
-            <w:shd w:val="clear" w:color="auto" w:fill="DAEEF3" w:themeFill="accent5" w:themeFillTint="33"/>
-            <w:vAlign w:val="center"/>
-          </w:tcPr>
-          <w:p>
-            <w:pPr>
-              <w:rPr>
-                <w:rFonts w:ascii="微软雅黑" w:hAnsi="微软雅黑"/>
-              </w:rPr>
-            </w:pPr>
-            <w:r>
-              <w:rPr>
-                <w:rFonts w:hint="eastAsia"/>
-                <w:szCs w:val="21"/>
-              </w:rPr>
-              <w:t>门诊</w:t>
-            </w:r>
-            <w:r>
-              <w:rPr>
-                <w:szCs w:val="21"/>
-              </w:rPr>
-              <w:t>/</w:t>
-            </w:r>
-            <w:r>
-              <w:rPr>
-                <w:szCs w:val="21"/>
-              </w:rPr>
-              <w:t>住院号：</w:t>
-            </w:r>
-            <w:r>
-              <w:rPr>
-                <w:rFonts w:ascii="微软雅黑"/>
-                <w:szCs w:val="21"/>
-              </w:rPr>
-              <w:t xml:space="preserve">{%if </w:t>
-            </w:r>
-            <w:proofErr w:type="gramStart"/>
-            <w:r>
-              <w:rPr>
-                <w:rFonts w:ascii="微软雅黑"/>
-                <w:szCs w:val="21"/>
-              </w:rPr>
-              <w:t>sample.outpatient</w:t>
-            </w:r>
-            <w:proofErr w:type="gramEnd"/>
-            <w:r>
-              <w:rPr>
-                <w:rFonts w:ascii="微软雅黑"/>
-                <w:szCs w:val="21"/>
-              </w:rPr>
-              <w:t>_hospitalization_no%}{{sample.outpatient_hospitalization_no}}{%else%}-{%endif%}</w:t>
+              <w:t>{%if sample.outpatient_hospitalization_no%}{{sample.outpatient_hospitalization_no}}{%else%}-{%endif%}</w:t>
             </w:r>
           </w:p>
         </w:tc>
@@ -970,7 +835,6 @@
               <w:t xml:space="preserve">{%if </w:t>
             </w:r>
             <w:proofErr w:type="spellStart"/>
-            <w:proofErr w:type="gramStart"/>
             <w:r>
               <w:rPr>
                 <w:rFonts w:ascii="微软雅黑" w:cs="Malgun Gothic Semilight"/>
@@ -979,7 +843,6 @@
               <w:t>sample.gender</w:t>
             </w:r>
             <w:proofErr w:type="spellEnd"/>
-            <w:proofErr w:type="gramEnd"/>
             <w:r>
               <w:rPr>
                 <w:rFonts w:ascii="微软雅黑" w:cs="Malgun Gothic Semilight"/>
@@ -1073,30 +936,14 @@
                 <w:rFonts w:ascii="微软雅黑" w:cs="Malgun Gothic Semilight"/>
                 <w:szCs w:val="21"/>
               </w:rPr>
-              <w:t xml:space="preserve"> </w:t>
-            </w:r>
-            <w:proofErr w:type="gramStart"/>
-            <w:r>
-              <w:rPr>
-                <w:rFonts w:ascii="微软雅黑" w:cs="Malgun Gothic Semilight"/>
-                <w:szCs w:val="21"/>
-              </w:rPr>
-              <w:t>%}</w:t>
+              <w:t xml:space="preserve"> %}</w:t>
             </w:r>
             <w:r>
               <w:rPr>
                 <w:rFonts w:ascii="微软雅黑"/>
                 <w:szCs w:val="21"/>
               </w:rPr>
-              <w:t>{</w:t>
-            </w:r>
-            <w:proofErr w:type="gramEnd"/>
-            <w:r>
-              <w:rPr>
-                <w:rFonts w:ascii="微软雅黑"/>
-                <w:szCs w:val="21"/>
-              </w:rPr>
-              <w:t>{</w:t>
+              <w:t>{{</w:t>
             </w:r>
             <w:proofErr w:type="spellStart"/>
             <w:r>
@@ -1262,23 +1109,7 @@
                 <w:rFonts w:ascii="微软雅黑"/>
                 <w:szCs w:val="21"/>
               </w:rPr>
-              <w:t xml:space="preserve">{%if </w:t>
-            </w:r>
-            <w:proofErr w:type="gramStart"/>
-            <w:r>
-              <w:rPr>
-                <w:rFonts w:ascii="微软雅黑"/>
-                <w:szCs w:val="21"/>
-              </w:rPr>
-              <w:t>sample.pathological</w:t>
-            </w:r>
-            <w:proofErr w:type="gramEnd"/>
-            <w:r>
-              <w:rPr>
-                <w:rFonts w:ascii="微软雅黑"/>
-                <w:szCs w:val="21"/>
-              </w:rPr>
-              <w:t>_id%}{{sample.pathological_id}}{%else%}-{%endif%}</w:t>
+              <w:t>{%if sample.pathological_id%}{{sample.pathological_id}}{%else%}-{%endif%}</w:t>
             </w:r>
           </w:p>
         </w:tc>
@@ -1309,21 +1140,12 @@
               <w:t xml:space="preserve">{%if </w:t>
             </w:r>
             <w:proofErr w:type="spellStart"/>
-            <w:proofErr w:type="gramStart"/>
             <w:r>
               <w:rPr>
                 <w:rFonts w:ascii="微软雅黑" w:cs="Malgun Gothic Semilight"/>
                 <w:szCs w:val="21"/>
               </w:rPr>
-              <w:t>sample.submission</w:t>
-            </w:r>
-            <w:proofErr w:type="gramEnd"/>
-            <w:r>
-              <w:rPr>
-                <w:rFonts w:ascii="微软雅黑" w:cs="Malgun Gothic Semilight"/>
-                <w:szCs w:val="21"/>
-              </w:rPr>
-              <w:t>_department</w:t>
+              <w:t>sample.submission_department</w:t>
             </w:r>
             <w:proofErr w:type="spellEnd"/>
             <w:r>
@@ -1384,51 +1206,123 @@
               <w:t xml:space="preserve">{%if </w:t>
             </w:r>
             <w:proofErr w:type="spellStart"/>
-            <w:proofErr w:type="gramStart"/>
             <w:r>
               <w:rPr>
                 <w:rFonts w:ascii="微软雅黑" w:cs="Malgun Gothic Semilight"/>
                 <w:szCs w:val="21"/>
               </w:rPr>
-              <w:t>sample.submission</w:t>
-            </w:r>
-            <w:proofErr w:type="gramEnd"/>
+              <w:t>sample.submission_doctor</w:t>
+            </w:r>
+            <w:proofErr w:type="spellEnd"/>
             <w:r>
               <w:rPr>
                 <w:rFonts w:ascii="微软雅黑" w:cs="Malgun Gothic Semilight"/>
                 <w:szCs w:val="21"/>
               </w:rPr>
-              <w:t>_doctor</w:t>
-            </w:r>
-            <w:proofErr w:type="spellEnd"/>
+              <w:t xml:space="preserve"> %}{{ </w:t>
+            </w:r>
+            <w:proofErr w:type="spellStart"/>
             <w:r>
               <w:rPr>
                 <w:rFonts w:ascii="微软雅黑" w:cs="Malgun Gothic Semilight"/>
                 <w:szCs w:val="21"/>
               </w:rPr>
-              <w:t xml:space="preserve"> %}{{ </w:t>
-            </w:r>
-            <w:proofErr w:type="spellStart"/>
+              <w:t>sample.submission_doctor</w:t>
+            </w:r>
+            <w:proofErr w:type="spellEnd"/>
             <w:r>
               <w:rPr>
                 <w:rFonts w:ascii="微软雅黑" w:cs="Malgun Gothic Semilight"/>
                 <w:szCs w:val="21"/>
               </w:rPr>
-              <w:t>sample.submission_doctor</w:t>
-            </w:r>
-            <w:proofErr w:type="spellEnd"/>
+              <w:t xml:space="preserve"> }}{%else%}-{%endif%}</w:t>
+            </w:r>
+          </w:p>
+        </w:tc>
+        <w:tc>
+          <w:tcPr>
+            <w:tcW w:w="3362" w:type="dxa"/>
+            <w:shd w:val="clear" w:color="auto" w:fill="DAEEF3" w:themeFill="accent5" w:themeFillTint="33"/>
+            <w:vAlign w:val="center"/>
+          </w:tcPr>
+          <w:p>
+            <w:pPr>
+              <w:rPr>
+                <w:rFonts w:ascii="微软雅黑" w:hAnsi="微软雅黑"/>
+              </w:rPr>
+            </w:pPr>
+            <w:r>
+              <w:rPr>
+                <w:rFonts w:hint="eastAsia"/>
+                <w:szCs w:val="21"/>
+              </w:rPr>
+              <w:t>送检时间：</w:t>
+            </w:r>
+            <w:r>
+              <w:rPr>
+                <w:rFonts w:ascii="微软雅黑" w:hint="eastAsia"/>
+                <w:szCs w:val="21"/>
+              </w:rPr>
+              <w:t>{</w:t>
+            </w:r>
+            <w:r>
+              <w:rPr>
+                <w:rFonts w:ascii="微软雅黑"/>
+                <w:szCs w:val="21"/>
+              </w:rPr>
+              <w:t xml:space="preserve">%if </w:t>
+            </w:r>
+            <w:proofErr w:type="spellStart"/>
             <w:r>
               <w:rPr>
                 <w:rFonts w:ascii="微软雅黑" w:cs="Malgun Gothic Semilight"/>
                 <w:szCs w:val="21"/>
               </w:rPr>
-              <w:t xml:space="preserve"> }}{%else%}-{%endif%}</w:t>
-            </w:r>
-          </w:p>
-        </w:tc>
-        <w:tc>
-          <w:tcPr>
-            <w:tcW w:w="3362" w:type="dxa"/>
+              <w:t>sample.submission_date</w:t>
+            </w:r>
+            <w:proofErr w:type="spellEnd"/>
+            <w:r>
+              <w:rPr>
+                <w:rFonts w:ascii="微软雅黑"/>
+                <w:szCs w:val="21"/>
+              </w:rPr>
+              <w:t xml:space="preserve"> %}</w:t>
+            </w:r>
+            <w:r>
+              <w:rPr>
+                <w:rFonts w:ascii="微软雅黑" w:cs="Malgun Gothic Semilight"/>
+                <w:szCs w:val="21"/>
+              </w:rPr>
+              <w:t xml:space="preserve">{{ </w:t>
+            </w:r>
+            <w:proofErr w:type="spellStart"/>
+            <w:r>
+              <w:rPr>
+                <w:rFonts w:ascii="微软雅黑" w:cs="Malgun Gothic Semilight"/>
+                <w:szCs w:val="21"/>
+              </w:rPr>
+              <w:t>sample.submission_date</w:t>
+            </w:r>
+            <w:proofErr w:type="spellEnd"/>
+            <w:r>
+              <w:rPr>
+                <w:rFonts w:ascii="微软雅黑" w:cs="Malgun Gothic Semilight"/>
+                <w:szCs w:val="21"/>
+              </w:rPr>
+              <w:t xml:space="preserve"> }}</w:t>
+            </w:r>
+            <w:r>
+              <w:rPr>
+                <w:rFonts w:ascii="微软雅黑"/>
+                <w:szCs w:val="21"/>
+              </w:rPr>
+              <w:t>{%else%}-{%endif%}</w:t>
+            </w:r>
+          </w:p>
+        </w:tc>
+        <w:tc>
+          <w:tcPr>
+            <w:tcW w:w="3523" w:type="dxa"/>
             <w:shd w:val="clear" w:color="auto" w:fill="DAEEF3" w:themeFill="accent5" w:themeFillTint="33"/>
             <w:vAlign w:val="center"/>
           </w:tcPr>
@@ -1443,135 +1337,36 @@
                 <w:rFonts w:hint="eastAsia"/>
                 <w:szCs w:val="21"/>
               </w:rPr>
-              <w:t>送检时间：</w:t>
-            </w:r>
-            <w:r>
-              <w:rPr>
-                <w:rFonts w:ascii="微软雅黑" w:hint="eastAsia"/>
+              <w:t>临床诊断</w:t>
+            </w:r>
+            <w:r>
+              <w:rPr>
+                <w:rFonts w:cs="Malgun Gothic Semilight" w:hint="eastAsia"/>
                 <w:szCs w:val="21"/>
               </w:rPr>
+              <w:t>：</w:t>
+            </w:r>
+            <w:r>
+              <w:rPr>
+                <w:rFonts w:ascii="微软雅黑" w:cs="Malgun Gothic Semilight" w:hint="eastAsia"/>
+                <w:szCs w:val="21"/>
+              </w:rPr>
               <w:t>{</w:t>
             </w:r>
-            <w:r>
-              <w:rPr>
-                <w:rFonts w:ascii="微软雅黑"/>
-                <w:szCs w:val="21"/>
-              </w:rPr>
-              <w:t xml:space="preserve">%if </w:t>
-            </w:r>
-            <w:proofErr w:type="spellStart"/>
-            <w:proofErr w:type="gramStart"/>
             <w:r>
               <w:rPr>
                 <w:rFonts w:ascii="微软雅黑" w:cs="Malgun Gothic Semilight"/>
                 <w:szCs w:val="21"/>
               </w:rPr>
-              <w:t>sample.submission</w:t>
-            </w:r>
-            <w:proofErr w:type="gramEnd"/>
+              <w:t xml:space="preserve">%if </w:t>
+            </w:r>
+            <w:proofErr w:type="spellStart"/>
             <w:r>
               <w:rPr>
                 <w:rFonts w:ascii="微软雅黑" w:cs="Malgun Gothic Semilight"/>
                 <w:szCs w:val="21"/>
               </w:rPr>
-              <w:t>_date</w:t>
-            </w:r>
-            <w:proofErr w:type="spellEnd"/>
-            <w:r>
-              <w:rPr>
-                <w:rFonts w:ascii="微软雅黑"/>
-                <w:szCs w:val="21"/>
-              </w:rPr>
-              <w:t xml:space="preserve"> %}</w:t>
-            </w:r>
-            <w:r>
-              <w:rPr>
-                <w:rFonts w:ascii="微软雅黑" w:cs="Malgun Gothic Semilight"/>
-                <w:szCs w:val="21"/>
-              </w:rPr>
-              <w:t xml:space="preserve">{{ </w:t>
-            </w:r>
-            <w:proofErr w:type="spellStart"/>
-            <w:r>
-              <w:rPr>
-                <w:rFonts w:ascii="微软雅黑" w:cs="Malgun Gothic Semilight"/>
-                <w:szCs w:val="21"/>
-              </w:rPr>
-              <w:t>sample.submission_date</w:t>
-            </w:r>
-            <w:proofErr w:type="spellEnd"/>
-            <w:r>
-              <w:rPr>
-                <w:rFonts w:ascii="微软雅黑" w:cs="Malgun Gothic Semilight"/>
-                <w:szCs w:val="21"/>
-              </w:rPr>
-              <w:t xml:space="preserve"> }}</w:t>
-            </w:r>
-            <w:r>
-              <w:rPr>
-                <w:rFonts w:ascii="微软雅黑"/>
-                <w:szCs w:val="21"/>
-              </w:rPr>
-              <w:t>{%else%}-{%endif%}</w:t>
-            </w:r>
-          </w:p>
-        </w:tc>
-        <w:tc>
-          <w:tcPr>
-            <w:tcW w:w="3523" w:type="dxa"/>
-            <w:shd w:val="clear" w:color="auto" w:fill="DAEEF3" w:themeFill="accent5" w:themeFillTint="33"/>
-            <w:vAlign w:val="center"/>
-          </w:tcPr>
-          <w:p>
-            <w:pPr>
-              <w:rPr>
-                <w:rFonts w:ascii="微软雅黑" w:hAnsi="微软雅黑"/>
-              </w:rPr>
-            </w:pPr>
-            <w:r>
-              <w:rPr>
-                <w:rFonts w:hint="eastAsia"/>
-                <w:szCs w:val="21"/>
-              </w:rPr>
-              <w:t>临床诊断</w:t>
-            </w:r>
-            <w:r>
-              <w:rPr>
-                <w:rFonts w:cs="Malgun Gothic Semilight" w:hint="eastAsia"/>
-                <w:szCs w:val="21"/>
-              </w:rPr>
-              <w:t>：</w:t>
-            </w:r>
-            <w:r>
-              <w:rPr>
-                <w:rFonts w:ascii="微软雅黑" w:cs="Malgun Gothic Semilight" w:hint="eastAsia"/>
-                <w:szCs w:val="21"/>
-              </w:rPr>
-              <w:t>{</w:t>
-            </w:r>
-            <w:r>
-              <w:rPr>
-                <w:rFonts w:ascii="微软雅黑" w:cs="Malgun Gothic Semilight"/>
-                <w:szCs w:val="21"/>
-              </w:rPr>
-              <w:t xml:space="preserve">%if </w:t>
-            </w:r>
-            <w:proofErr w:type="spellStart"/>
-            <w:proofErr w:type="gramStart"/>
-            <w:r>
-              <w:rPr>
-                <w:rFonts w:ascii="微软雅黑" w:cs="Malgun Gothic Semilight"/>
-                <w:szCs w:val="21"/>
-              </w:rPr>
-              <w:t>sample.clinical</w:t>
-            </w:r>
-            <w:proofErr w:type="gramEnd"/>
-            <w:r>
-              <w:rPr>
-                <w:rFonts w:ascii="微软雅黑" w:cs="Malgun Gothic Semilight"/>
-                <w:szCs w:val="21"/>
-              </w:rPr>
-              <w:t>_diagnosis</w:t>
+              <w:t>sample.clinical_diagnosis</w:t>
             </w:r>
             <w:proofErr w:type="spellEnd"/>
             <w:r>
@@ -1782,7 +1577,6 @@
         <w:t>%}34{%else%}32{%endif%}</w:t>
       </w:r>
       <w:bookmarkEnd w:id="5"/>
-      <w:proofErr w:type="gramStart"/>
       <w:r>
         <w:rPr>
           <w:rFonts w:ascii="微软雅黑" w:hAnsi="微软雅黑" w:hint="eastAsia"/>
@@ -1792,19 +1586,7 @@
           <w:sz w:val="21"/>
           <w:szCs w:val="24"/>
         </w:rPr>
-        <w:t>个</w:t>
-      </w:r>
-      <w:proofErr w:type="gramEnd"/>
-      <w:r>
-        <w:rPr>
-          <w:rFonts w:ascii="微软雅黑" w:hAnsi="微软雅黑" w:hint="eastAsia"/>
-          <w:b/>
-          <w:bCs/>
-          <w:color w:val="31849B"/>
-          <w:sz w:val="21"/>
-          <w:szCs w:val="24"/>
-        </w:rPr>
-        <w:t>基因的目标区域（详细检测范围见“附录1”），可检测目标区域内的点突变；并对化疗药物代谢相关酶类多态性位点的检测结果进行分析。</w:t>
+        <w:t>个基因的目标区域（详细检测范围见“附录1”），可检测目标区域内的点突变；并对化疗药物代谢相关酶类多态性位点的检测结果进行分析。</w:t>
       </w:r>
     </w:p>
     <w:tbl>
@@ -1987,25 +1769,25 @@
                 <w:szCs w:val="20"/>
                 <w:highlight w:val="green"/>
               </w:rPr>
-              <w:t>var.var_</w:t>
-            </w:r>
-            <w:proofErr w:type="gramStart"/>
+              <w:t>var.var_somatic.level_I</w:t>
+            </w:r>
+            <w:proofErr w:type="spellEnd"/>
             <w:r>
               <w:rPr>
                 <w:rFonts w:ascii="微软雅黑" w:hAnsi="微软雅黑"/>
                 <w:szCs w:val="20"/>
                 <w:highlight w:val="green"/>
               </w:rPr>
-              <w:t>somatic.level</w:t>
-            </w:r>
-            <w:proofErr w:type="gramEnd"/>
+              <w:t xml:space="preserve"> + </w:t>
+            </w:r>
+            <w:proofErr w:type="spellStart"/>
             <w:r>
               <w:rPr>
                 <w:rFonts w:ascii="微软雅黑" w:hAnsi="微软雅黑"/>
                 <w:szCs w:val="20"/>
                 <w:highlight w:val="green"/>
               </w:rPr>
-              <w:t>_I</w:t>
+              <w:t>var.var_somatic.level_II</w:t>
             </w:r>
             <w:proofErr w:type="spellEnd"/>
             <w:r>
@@ -2014,24 +1796,6 @@
                 <w:szCs w:val="20"/>
                 <w:highlight w:val="green"/>
               </w:rPr>
-              <w:t xml:space="preserve"> + </w:t>
-            </w:r>
-            <w:proofErr w:type="spellStart"/>
-            <w:r>
-              <w:rPr>
-                <w:rFonts w:ascii="微软雅黑" w:hAnsi="微软雅黑"/>
-                <w:szCs w:val="20"/>
-                <w:highlight w:val="green"/>
-              </w:rPr>
-              <w:t>var.var_somatic.level_II</w:t>
-            </w:r>
-            <w:proofErr w:type="spellEnd"/>
-            <w:r>
-              <w:rPr>
-                <w:rFonts w:ascii="微软雅黑" w:hAnsi="微软雅黑"/>
-                <w:szCs w:val="20"/>
-                <w:highlight w:val="green"/>
-              </w:rPr>
               <w:t xml:space="preserve"> %}</w:t>
             </w:r>
           </w:p>
@@ -2096,7 +1860,6 @@
               </w:rPr>
               <w:t>)|count}}</w:t>
             </w:r>
-            <w:proofErr w:type="gramStart"/>
             <w:r>
               <w:rPr>
                 <w:rFonts w:ascii="微软雅黑" w:hAnsi="微软雅黑" w:hint="eastAsia"/>
@@ -2104,7 +1867,6 @@
               </w:rPr>
               <w:t>个</w:t>
             </w:r>
-            <w:proofErr w:type="gramEnd"/>
             <w:r>
               <w:rPr>
                 <w:rFonts w:ascii="微软雅黑" w:hAnsi="微软雅黑" w:hint="eastAsia"/>
@@ -2131,38 +1893,22 @@
                 <w:rFonts w:ascii="微软雅黑" w:hAnsi="微软雅黑"/>
                 <w:szCs w:val="20"/>
               </w:rPr>
-              <w:t xml:space="preserve">%for a in </w:t>
-            </w:r>
-            <w:proofErr w:type="gramStart"/>
+              <w:t>%for a in (</w:t>
+            </w:r>
             <w:r>
               <w:rPr>
                 <w:rFonts w:ascii="微软雅黑" w:hAnsi="微软雅黑"/>
                 <w:szCs w:val="20"/>
               </w:rPr>
-              <w:t>(</w:t>
-            </w:r>
+              <w:t xml:space="preserve"> </w:t>
+            </w:r>
+            <w:proofErr w:type="spellStart"/>
             <w:r>
               <w:rPr>
                 <w:rFonts w:ascii="微软雅黑" w:hAnsi="微软雅黑"/>
                 <w:szCs w:val="20"/>
               </w:rPr>
-              <w:t xml:space="preserve"> </w:t>
-            </w:r>
-            <w:proofErr w:type="spellStart"/>
-            <w:r>
-              <w:rPr>
-                <w:rFonts w:ascii="微软雅黑" w:hAnsi="微软雅黑"/>
-                <w:szCs w:val="20"/>
-              </w:rPr>
-              <w:t>var.var</w:t>
-            </w:r>
-            <w:proofErr w:type="gramEnd"/>
-            <w:r>
-              <w:rPr>
-                <w:rFonts w:ascii="微软雅黑" w:hAnsi="微软雅黑"/>
-                <w:szCs w:val="20"/>
-              </w:rPr>
-              <w:t>_somatic.level_I</w:t>
+              <w:t>var.var_somatic.level_I</w:t>
             </w:r>
             <w:proofErr w:type="spellEnd"/>
             <w:r>
@@ -3023,15 +2769,7 @@
             </w:r>
             <w:proofErr w:type="spellStart"/>
             <w:r>
-              <w:t>var.var_</w:t>
-            </w:r>
-            <w:proofErr w:type="gramStart"/>
-            <w:r>
-              <w:t>somatic.level</w:t>
-            </w:r>
-            <w:proofErr w:type="gramEnd"/>
-            <w:r>
-              <w:t>_I</w:t>
+              <w:t>var.var_somatic.level_I</w:t>
             </w:r>
             <w:proofErr w:type="spellEnd"/>
             <w:r>
@@ -3066,15 +2804,7 @@
             </w:r>
             <w:proofErr w:type="spellStart"/>
             <w:r>
-              <w:t>var.var_</w:t>
-            </w:r>
-            <w:proofErr w:type="gramStart"/>
-            <w:r>
-              <w:t>somatic.level</w:t>
-            </w:r>
-            <w:proofErr w:type="gramEnd"/>
-            <w:r>
-              <w:t>_I</w:t>
+              <w:t>var.var_somatic.level_I</w:t>
             </w:r>
             <w:proofErr w:type="spellEnd"/>
             <w:r>
@@ -3115,35 +2845,103 @@
               <w:t>{{</w:t>
             </w:r>
             <w:proofErr w:type="spellStart"/>
-            <w:proofErr w:type="gramStart"/>
             <w:r>
               <w:rPr>
                 <w:i/>
                 <w:iCs/>
               </w:rPr>
-              <w:t>a.gene</w:t>
-            </w:r>
-            <w:proofErr w:type="gramEnd"/>
+              <w:t>a.gene_symbol</w:t>
+            </w:r>
+            <w:proofErr w:type="spellEnd"/>
             <w:r>
               <w:rPr>
                 <w:i/>
                 <w:iCs/>
               </w:rPr>
-              <w:t>_symbol</w:t>
+              <w:t>}}</w:t>
+            </w:r>
+          </w:p>
+        </w:tc>
+        <w:tc>
+          <w:tcPr>
+            <w:tcW w:w="1659" w:type="dxa"/>
+          </w:tcPr>
+          <w:p>
+            <w:pPr>
+              <w:jc w:val="center"/>
+            </w:pPr>
+            <w:r>
+              <w:t>{{</w:t>
+            </w:r>
+            <w:proofErr w:type="spellStart"/>
+            <w:r>
+              <w:t>a.transcript_primary</w:t>
             </w:r>
             <w:proofErr w:type="spellEnd"/>
             <w:r>
-              <w:rPr>
-                <w:i/>
-                <w:iCs/>
-              </w:rPr>
+              <w:t xml:space="preserve"> }}</w:t>
+            </w:r>
+          </w:p>
+        </w:tc>
+        <w:tc>
+          <w:tcPr>
+            <w:tcW w:w="1125" w:type="dxa"/>
+          </w:tcPr>
+          <w:p>
+            <w:pPr>
+              <w:jc w:val="center"/>
+            </w:pPr>
+            <w:r>
+              <w:t>{{</w:t>
+            </w:r>
+            <w:proofErr w:type="spellStart"/>
+            <w:r>
+              <w:t>a.hgvs_c</w:t>
+            </w:r>
+            <w:proofErr w:type="spellEnd"/>
+            <w:r>
               <w:t>}}</w:t>
             </w:r>
           </w:p>
         </w:tc>
         <w:tc>
           <w:tcPr>
-            <w:tcW w:w="1659" w:type="dxa"/>
+            <w:tcW w:w="1276" w:type="dxa"/>
+          </w:tcPr>
+          <w:p>
+            <w:pPr>
+              <w:jc w:val="center"/>
+            </w:pPr>
+            <w:r>
+              <w:t xml:space="preserve">{%if </w:t>
+            </w:r>
+            <w:proofErr w:type="spellStart"/>
+            <w:r>
+              <w:t>a.hgvs_p</w:t>
+            </w:r>
+            <w:proofErr w:type="spellEnd"/>
+            <w:r>
+              <w:t>!=”p.?”%}{{</w:t>
+            </w:r>
+            <w:proofErr w:type="spellStart"/>
+            <w:r>
+              <w:t>a.hgvs_p</w:t>
+            </w:r>
+            <w:proofErr w:type="spellEnd"/>
+            <w:r>
+              <w:t>}}</w:t>
+            </w:r>
+            <w:r>
+              <w:t>{%else%}-</w:t>
+            </w:r>
+            <w:r>
+              <w:t>{%endif%}</w:t>
+            </w:r>
+          </w:p>
+        </w:tc>
+        <w:tc>
+          <w:tcPr>
+            <w:tcW w:w="1136" w:type="dxa"/>
           </w:tcPr>
           <w:p>
             <w:pPr>
@@ -3153,658 +2951,526 @@
               <w:t>{{</w:t>
             </w:r>
             <w:proofErr w:type="spellStart"/>
-            <w:proofErr w:type="gramStart"/>
-            <w:r>
-              <w:t>a.transcript</w:t>
-            </w:r>
-            <w:proofErr w:type="gramEnd"/>
-            <w:r>
-              <w:t>_primary</w:t>
+            <w:r>
+              <w:t>a.gene_region</w:t>
             </w:r>
             <w:proofErr w:type="spellEnd"/>
             <w:r>
+              <w:t>}}</w:t>
+            </w:r>
+          </w:p>
+        </w:tc>
+        <w:tc>
+          <w:tcPr>
+            <w:tcW w:w="1131" w:type="dxa"/>
+          </w:tcPr>
+          <w:p>
+            <w:pPr>
+              <w:jc w:val="center"/>
+            </w:pPr>
+            <w:r>
+              <w:t>{{</w:t>
+            </w:r>
+            <w:proofErr w:type="spellStart"/>
+            <w:r>
+              <w:t>a.freq_str</w:t>
+            </w:r>
+            <w:proofErr w:type="spellEnd"/>
+            <w:r>
+              <w:t>}}</w:t>
+            </w:r>
+          </w:p>
+        </w:tc>
+        <w:tc>
+          <w:tcPr>
+            <w:tcW w:w="3113" w:type="dxa"/>
+          </w:tcPr>
+          <w:p>
+            <w:pPr>
+              <w:jc w:val="center"/>
+            </w:pPr>
+            <w:r>
+              <w:t xml:space="preserve">{%p if </w:t>
+            </w:r>
+            <w:proofErr w:type="spellStart"/>
+            <w:r>
+              <w:t>a.evi_sum.evi_split.Predictive</w:t>
+            </w:r>
+            <w:proofErr w:type="spellEnd"/>
+            <w:r>
+              <w:t>%}</w:t>
+            </w:r>
+          </w:p>
+          <w:p>
+            <w:pPr>
+              <w:jc w:val="center"/>
+            </w:pPr>
+            <w:r>
+              <w:t xml:space="preserve">{%p for b in </w:t>
+            </w:r>
+            <w:proofErr w:type="spellStart"/>
+            <w:r>
+              <w:t>a.evi_sum.evi_split.Predictive</w:t>
+            </w:r>
+            <w:proofErr w:type="spellEnd"/>
+            <w:r>
+              <w:t>%}</w:t>
+            </w:r>
+          </w:p>
+          <w:p>
+            <w:pPr>
+              <w:jc w:val="center"/>
+            </w:pPr>
+            <w:r>
+              <w:rPr>
+                <w:rFonts w:hint="eastAsia"/>
+              </w:rPr>
+              <w:t>{{</w:t>
+            </w:r>
+            <w:proofErr w:type="spellStart"/>
+            <w:r>
+              <w:rPr>
+                <w:rFonts w:hint="eastAsia"/>
+              </w:rPr>
+              <w:t>b.regimen_name</w:t>
+            </w:r>
+            <w:proofErr w:type="spellEnd"/>
+            <w:r>
+              <w:rPr>
+                <w:rFonts w:hint="eastAsia"/>
+              </w:rPr>
+              <w:t>}}</w:t>
+            </w:r>
+            <w:r>
+              <w:rPr>
+                <w:rFonts w:hint="eastAsia"/>
+              </w:rPr>
+              <w:t>（</w:t>
+            </w:r>
+            <w:r>
+              <w:rPr>
+                <w:rFonts w:hint="eastAsia"/>
+              </w:rPr>
+              <w:t>{{</w:t>
+            </w:r>
+            <w:proofErr w:type="spellStart"/>
+            <w:r>
+              <w:rPr>
+                <w:rFonts w:hint="eastAsia"/>
+              </w:rPr>
+              <w:t>b.clinical_significance_cn</w:t>
+            </w:r>
+            <w:proofErr w:type="spellEnd"/>
+            <w:r>
+              <w:rPr>
+                <w:rFonts w:hint="eastAsia"/>
+              </w:rPr>
+              <w:t>}}</w:t>
+            </w:r>
+            <w:r>
+              <w:rPr>
+                <w:rFonts w:hint="eastAsia"/>
+              </w:rPr>
+              <w:t>，</w:t>
+            </w:r>
+            <w:r>
+              <w:rPr>
+                <w:rFonts w:hint="eastAsia"/>
+              </w:rPr>
+              <w:t>{{</w:t>
+            </w:r>
+            <w:proofErr w:type="spellStart"/>
+            <w:r>
+              <w:rPr>
+                <w:rFonts w:hint="eastAsia"/>
+              </w:rPr>
+              <w:t>b.evi_conclusion_simple</w:t>
+            </w:r>
+            <w:proofErr w:type="spellEnd"/>
+            <w:r>
+              <w:rPr>
+                <w:rFonts w:hint="eastAsia"/>
+              </w:rPr>
+              <w:t>}}</w:t>
+            </w:r>
+            <w:r>
+              <w:rPr>
+                <w:rFonts w:hint="eastAsia"/>
+              </w:rPr>
+              <w:t>级</w:t>
+            </w:r>
+            <w:r>
+              <w:rPr>
+                <w:rFonts w:hint="eastAsia"/>
+              </w:rPr>
+              <w:t>，</w:t>
+            </w:r>
+            <w:r>
+              <w:rPr>
+                <w:rFonts w:hint="eastAsia"/>
+              </w:rPr>
+              <w:t xml:space="preserve">{%if </w:t>
+            </w:r>
+            <w:proofErr w:type="spellStart"/>
+            <w:r>
+              <w:rPr>
+                <w:rFonts w:hint="eastAsia"/>
+              </w:rPr>
+              <w:t>b.refer_agency</w:t>
+            </w:r>
+            <w:proofErr w:type="spellEnd"/>
+            <w:r>
+              <w:rPr>
+                <w:rFonts w:hint="eastAsia"/>
+              </w:rPr>
+              <w:t xml:space="preserve"> %}{{ </w:t>
+            </w:r>
+            <w:proofErr w:type="spellStart"/>
+            <w:r>
+              <w:rPr>
+                <w:rFonts w:hint="eastAsia"/>
+              </w:rPr>
+              <w:t>b.refer_agency|replace</w:t>
+            </w:r>
+            <w:proofErr w:type="spellEnd"/>
+            <w:r>
+              <w:rPr>
+                <w:rFonts w:hint="eastAsia"/>
+              </w:rPr>
+              <w:t>(</w:t>
+            </w:r>
+            <w:r>
+              <w:rPr>
+                <w:rFonts w:hint="eastAsia"/>
+              </w:rPr>
+              <w:t>“</w:t>
+            </w:r>
+            <w:r>
+              <w:rPr>
+                <w:rFonts w:hint="eastAsia"/>
+              </w:rPr>
+              <w:t>,</w:t>
+            </w:r>
+            <w:r>
+              <w:rPr>
+                <w:rFonts w:hint="eastAsia"/>
+              </w:rPr>
+              <w:t>”</w:t>
+            </w:r>
+            <w:r>
+              <w:rPr>
+                <w:rFonts w:hint="eastAsia"/>
+              </w:rPr>
+              <w:t xml:space="preserve">, </w:t>
+            </w:r>
+            <w:r>
+              <w:rPr>
+                <w:rFonts w:hint="eastAsia"/>
+              </w:rPr>
+              <w:t>“</w:t>
+            </w:r>
+            <w:r>
+              <w:rPr>
+                <w:rFonts w:hint="eastAsia"/>
+              </w:rPr>
+              <w:t>/</w:t>
+            </w:r>
+            <w:r>
+              <w:rPr>
+                <w:rFonts w:hint="eastAsia"/>
+              </w:rPr>
+              <w:t>”</w:t>
+            </w:r>
+            <w:r>
+              <w:rPr>
+                <w:rFonts w:hint="eastAsia"/>
+              </w:rPr>
+              <w:t>) }}{%else%}{{b.evidence_level|ncfy_evidence_level_stran}}{%endif%}</w:t>
+            </w:r>
+            <w:r>
+              <w:rPr>
+                <w:rFonts w:hint="eastAsia"/>
+              </w:rPr>
+              <w:t>）</w:t>
+            </w:r>
+          </w:p>
+          <w:p>
+            <w:pPr>
+              <w:jc w:val="center"/>
+            </w:pPr>
+            <w:r>
+              <w:t xml:space="preserve">{%p </w:t>
+            </w:r>
+            <w:proofErr w:type="spellStart"/>
+            <w:r>
+              <w:t>endfor</w:t>
+            </w:r>
+            <w:proofErr w:type="spellEnd"/>
+            <w:r>
+              <w:t>%}</w:t>
+            </w:r>
+          </w:p>
+          <w:p>
+            <w:pPr>
+              <w:jc w:val="center"/>
+            </w:pPr>
+            <w:r>
+              <w:t>{%p endif%}</w:t>
+            </w:r>
+          </w:p>
+          <w:p>
+            <w:pPr>
+              <w:jc w:val="center"/>
+            </w:pPr>
+            <w:r>
+              <w:t xml:space="preserve">{%p if </w:t>
+            </w:r>
+            <w:proofErr w:type="spellStart"/>
+            <w:r>
+              <w:t>a.evi_sum.evi_split.Prognostic</w:t>
+            </w:r>
+            <w:proofErr w:type="spellEnd"/>
+            <w:r>
+              <w:t>%}</w:t>
+            </w:r>
+          </w:p>
+          <w:p>
+            <w:pPr>
+              <w:jc w:val="center"/>
+            </w:pPr>
+            <w:r>
+              <w:t xml:space="preserve">{%p for b in </w:t>
+            </w:r>
+            <w:proofErr w:type="spellStart"/>
+            <w:r>
+              <w:t>a.evi_sum.evi_split.Prognostic</w:t>
+            </w:r>
+            <w:proofErr w:type="spellEnd"/>
+            <w:r>
+              <w:t xml:space="preserve"> %}</w:t>
+            </w:r>
+          </w:p>
+          <w:p>
+            <w:pPr>
+              <w:jc w:val="center"/>
+            </w:pPr>
+            <w:r>
+              <w:rPr>
+                <w:rFonts w:hint="eastAsia"/>
+              </w:rPr>
+              <w:t>预后</w:t>
+            </w:r>
+            <w:r>
+              <w:rPr>
+                <w:rFonts w:hint="eastAsia"/>
+              </w:rPr>
+              <w:t>{{</w:t>
+            </w:r>
+            <w:proofErr w:type="spellStart"/>
+            <w:r>
+              <w:rPr>
+                <w:rFonts w:hint="eastAsia"/>
+              </w:rPr>
+              <w:t>b.clinical_significance_cn</w:t>
+            </w:r>
+            <w:proofErr w:type="spellEnd"/>
+            <w:r>
+              <w:rPr>
+                <w:rFonts w:hint="eastAsia"/>
+              </w:rPr>
               <w:t xml:space="preserve"> }}</w:t>
             </w:r>
-          </w:p>
-        </w:tc>
-        <w:tc>
-          <w:tcPr>
-            <w:tcW w:w="1125" w:type="dxa"/>
-          </w:tcPr>
-          <w:p>
-            <w:pPr>
-              <w:jc w:val="center"/>
-            </w:pPr>
-            <w:r>
+            <w:r>
+              <w:rPr>
+                <w:rFonts w:hint="eastAsia"/>
+              </w:rPr>
+              <w:t>（</w:t>
+            </w:r>
+            <w:r>
+              <w:rPr>
+                <w:rFonts w:hint="eastAsia"/>
+              </w:rPr>
+              <w:t xml:space="preserve"> / </w:t>
+            </w:r>
+            <w:r>
+              <w:rPr>
+                <w:rFonts w:hint="eastAsia"/>
+              </w:rPr>
+              <w:t>，</w:t>
+            </w:r>
+            <w:r>
+              <w:rPr>
+                <w:rFonts w:hint="eastAsia"/>
+              </w:rPr>
               <w:t>{{</w:t>
             </w:r>
             <w:proofErr w:type="spellStart"/>
-            <w:proofErr w:type="gramStart"/>
-            <w:r>
-              <w:t>a.hgvs</w:t>
-            </w:r>
-            <w:proofErr w:type="gramEnd"/>
-            <w:r>
-              <w:t>_c</w:t>
+            <w:r>
+              <w:rPr>
+                <w:rFonts w:hint="eastAsia"/>
+              </w:rPr>
+              <w:t>b.evi_conclusion_simple</w:t>
             </w:r>
             <w:proofErr w:type="spellEnd"/>
             <w:r>
-              <w:t>}}</w:t>
-            </w:r>
-          </w:p>
-        </w:tc>
-        <w:tc>
-          <w:tcPr>
-            <w:tcW w:w="1276" w:type="dxa"/>
-          </w:tcPr>
-          <w:p>
-            <w:pPr>
-              <w:jc w:val="center"/>
-            </w:pPr>
-            <w:r>
+              <w:rPr>
+                <w:rFonts w:hint="eastAsia"/>
+              </w:rPr>
+              <w:t xml:space="preserve"> }}</w:t>
+            </w:r>
+            <w:r>
+              <w:rPr>
+                <w:rFonts w:hint="eastAsia"/>
+              </w:rPr>
+              <w:t>级</w:t>
+            </w:r>
+            <w:r>
+              <w:rPr>
+                <w:rFonts w:hint="eastAsia"/>
+              </w:rPr>
+              <w:t>，</w:t>
+            </w:r>
+            <w:r>
+              <w:rPr>
+                <w:rFonts w:hint="eastAsia"/>
+              </w:rPr>
               <w:t xml:space="preserve">{%if </w:t>
             </w:r>
             <w:proofErr w:type="spellStart"/>
-            <w:proofErr w:type="gramStart"/>
-            <w:r>
-              <w:t>a.hgvs</w:t>
-            </w:r>
-            <w:proofErr w:type="gramEnd"/>
-            <w:r>
-              <w:t>_p</w:t>
+            <w:r>
+              <w:rPr>
+                <w:rFonts w:hint="eastAsia"/>
+              </w:rPr>
+              <w:t>b.refer_agency</w:t>
             </w:r>
             <w:proofErr w:type="spellEnd"/>
             <w:r>
-              <w:t>!=”p.?”%}{{</w:t>
+              <w:rPr>
+                <w:rFonts w:hint="eastAsia"/>
+              </w:rPr>
+              <w:t xml:space="preserve"> %}{{ </w:t>
             </w:r>
             <w:proofErr w:type="spellStart"/>
             <w:r>
-              <w:t>a.hgvs_p</w:t>
+              <w:rPr>
+                <w:rFonts w:hint="eastAsia"/>
+              </w:rPr>
+              <w:t>b.refer_agency|replace</w:t>
             </w:r>
             <w:proofErr w:type="spellEnd"/>
             <w:r>
-              <w:t>}}</w:t>
-            </w:r>
-            <w:r>
-              <w:t>{%else%}-</w:t>
-            </w:r>
-            <w:r>
-              <w:t>{%endif%}</w:t>
-            </w:r>
-          </w:p>
-        </w:tc>
-        <w:tc>
-          <w:tcPr>
-            <w:tcW w:w="1136" w:type="dxa"/>
-          </w:tcPr>
-          <w:p>
-            <w:pPr>
-              <w:jc w:val="center"/>
-            </w:pPr>
-            <w:r>
-              <w:t>{{</w:t>
+              <w:rPr>
+                <w:rFonts w:hint="eastAsia"/>
+              </w:rPr>
+              <w:t>(</w:t>
+            </w:r>
+            <w:r>
+              <w:rPr>
+                <w:rFonts w:hint="eastAsia"/>
+              </w:rPr>
+              <w:t>“</w:t>
+            </w:r>
+            <w:r>
+              <w:rPr>
+                <w:rFonts w:hint="eastAsia"/>
+              </w:rPr>
+              <w:t>,</w:t>
+            </w:r>
+            <w:r>
+              <w:rPr>
+                <w:rFonts w:hint="eastAsia"/>
+              </w:rPr>
+              <w:t>”</w:t>
+            </w:r>
+            <w:r>
+              <w:rPr>
+                <w:rFonts w:hint="eastAsia"/>
+              </w:rPr>
+              <w:t xml:space="preserve">, </w:t>
+            </w:r>
+            <w:r>
+              <w:rPr>
+                <w:rFonts w:hint="eastAsia"/>
+              </w:rPr>
+              <w:t>“</w:t>
+            </w:r>
+            <w:r>
+              <w:rPr>
+                <w:rFonts w:hint="eastAsia"/>
+              </w:rPr>
+              <w:t>/</w:t>
+            </w:r>
+            <w:r>
+              <w:rPr>
+                <w:rFonts w:hint="eastAsia"/>
+              </w:rPr>
+              <w:t>”</w:t>
+            </w:r>
+            <w:r>
+              <w:rPr>
+                <w:rFonts w:hint="eastAsia"/>
+              </w:rPr>
+              <w:t>) }}{%else%}{{b.evidence_level|ncfy_evidence_level_stran}}{%endif%}</w:t>
+            </w:r>
+            <w:r>
+              <w:rPr>
+                <w:rFonts w:hint="eastAsia"/>
+              </w:rPr>
+              <w:t>）</w:t>
+            </w:r>
+          </w:p>
+          <w:p>
+            <w:pPr>
+              <w:jc w:val="center"/>
+            </w:pPr>
+            <w:r>
+              <w:t xml:space="preserve">{%p </w:t>
             </w:r>
             <w:proofErr w:type="spellStart"/>
-            <w:proofErr w:type="gramStart"/>
-            <w:r>
-              <w:t>a.gene</w:t>
-            </w:r>
-            <w:proofErr w:type="gramEnd"/>
-            <w:r>
-              <w:t>_region</w:t>
+            <w:r>
+              <w:t>endfor</w:t>
             </w:r>
             <w:proofErr w:type="spellEnd"/>
             <w:r>
-              <w:t>}}</w:t>
-            </w:r>
-          </w:p>
-        </w:tc>
-        <w:tc>
-          <w:tcPr>
-            <w:tcW w:w="1131" w:type="dxa"/>
-          </w:tcPr>
-          <w:p>
-            <w:pPr>
-              <w:jc w:val="center"/>
-            </w:pPr>
-            <w:r>
-              <w:t>{{</w:t>
+              <w:t>%}</w:t>
+            </w:r>
+          </w:p>
+          <w:p>
+            <w:pPr>
+              <w:jc w:val="center"/>
+            </w:pPr>
+            <w:r>
+              <w:t>{%p endif%}</w:t>
+            </w:r>
+          </w:p>
+          <w:p>
+            <w:pPr>
+              <w:jc w:val="center"/>
+            </w:pPr>
+            <w:r>
+              <w:t xml:space="preserve">{%p if </w:t>
             </w:r>
             <w:proofErr w:type="spellStart"/>
-            <w:proofErr w:type="gramStart"/>
-            <w:r>
-              <w:t>a.freq</w:t>
-            </w:r>
-            <w:proofErr w:type="gramEnd"/>
-            <w:r>
-              <w:t>_str</w:t>
+            <w:r>
+              <w:t>a.evi_sum.evi_split.Diagnostic</w:t>
             </w:r>
             <w:proofErr w:type="spellEnd"/>
             <w:r>
-              <w:t>}}</w:t>
-            </w:r>
-          </w:p>
-        </w:tc>
-        <w:tc>
-          <w:tcPr>
-            <w:tcW w:w="3113" w:type="dxa"/>
-          </w:tcPr>
-          <w:p>
-            <w:pPr>
-              <w:jc w:val="center"/>
-            </w:pPr>
-            <w:r>
-              <w:t xml:space="preserve">{%p if </w:t>
+              <w:t>%}</w:t>
+            </w:r>
+          </w:p>
+          <w:p>
+            <w:pPr>
+              <w:jc w:val="center"/>
+            </w:pPr>
+            <w:r>
+              <w:t xml:space="preserve">{%p for b in </w:t>
             </w:r>
             <w:proofErr w:type="spellStart"/>
             <w:r>
-              <w:t>a.evi_sum.evi_</w:t>
-            </w:r>
-            <w:proofErr w:type="gramStart"/>
-            <w:r>
-              <w:t>split.Predictive</w:t>
+              <w:t>a.evi_sum.evi_split.Diagnostic</w:t>
             </w:r>
             <w:proofErr w:type="spellEnd"/>
-            <w:proofErr w:type="gramEnd"/>
-            <w:r>
-              <w:t>%}</w:t>
-            </w:r>
-          </w:p>
-          <w:p>
-            <w:pPr>
-              <w:jc w:val="center"/>
-            </w:pPr>
-            <w:r>
-              <w:t xml:space="preserve">{%p for b in </w:t>
-            </w:r>
-            <w:proofErr w:type="spellStart"/>
-            <w:r>
-              <w:t>a.evi_sum.evi_</w:t>
-            </w:r>
-            <w:proofErr w:type="gramStart"/>
-            <w:r>
-              <w:t>split.Predictive</w:t>
-            </w:r>
-            <w:proofErr w:type="spellEnd"/>
-            <w:proofErr w:type="gramEnd"/>
-            <w:r>
-              <w:t>%}</w:t>
-            </w:r>
-          </w:p>
-          <w:p>
-            <w:pPr>
-              <w:jc w:val="center"/>
-            </w:pPr>
-            <w:r>
-              <w:rPr>
-                <w:rFonts w:hint="eastAsia"/>
-              </w:rPr>
-              <w:t>{{</w:t>
-            </w:r>
-            <w:proofErr w:type="spellStart"/>
-            <w:r>
-              <w:rPr>
-                <w:rFonts w:hint="eastAsia"/>
-              </w:rPr>
-              <w:t>b.regimen_name</w:t>
-            </w:r>
-            <w:proofErr w:type="spellEnd"/>
-            <w:r>
-              <w:rPr>
-                <w:rFonts w:hint="eastAsia"/>
-              </w:rPr>
-              <w:t>}}</w:t>
-            </w:r>
-            <w:r>
-              <w:rPr>
-                <w:rFonts w:hint="eastAsia"/>
-              </w:rPr>
-              <w:t>（</w:t>
-            </w:r>
-            <w:r>
-              <w:rPr>
-                <w:rFonts w:hint="eastAsia"/>
-              </w:rPr>
-              <w:t>{{</w:t>
-            </w:r>
-            <w:proofErr w:type="spellStart"/>
-            <w:r>
-              <w:rPr>
-                <w:rFonts w:hint="eastAsia"/>
-              </w:rPr>
-              <w:t>b.clinical_significance_cn</w:t>
-            </w:r>
-            <w:proofErr w:type="spellEnd"/>
-            <w:r>
-              <w:rPr>
-                <w:rFonts w:hint="eastAsia"/>
-              </w:rPr>
-              <w:t>}}</w:t>
-            </w:r>
-            <w:r>
-              <w:rPr>
-                <w:rFonts w:hint="eastAsia"/>
-              </w:rPr>
-              <w:t>，</w:t>
-            </w:r>
-            <w:r>
-              <w:rPr>
-                <w:rFonts w:hint="eastAsia"/>
-              </w:rPr>
-              <w:t>{{</w:t>
-            </w:r>
-            <w:proofErr w:type="spellStart"/>
-            <w:r>
-              <w:rPr>
-                <w:rFonts w:hint="eastAsia"/>
-              </w:rPr>
-              <w:t>b.evi_conclusion_simple</w:t>
-            </w:r>
-            <w:proofErr w:type="spellEnd"/>
-            <w:r>
-              <w:rPr>
-                <w:rFonts w:hint="eastAsia"/>
-              </w:rPr>
-              <w:t>}}</w:t>
-            </w:r>
-            <w:r>
-              <w:rPr>
-                <w:rFonts w:hint="eastAsia"/>
-              </w:rPr>
-              <w:t>级</w:t>
-            </w:r>
-            <w:r>
-              <w:rPr>
-                <w:rFonts w:hint="eastAsia"/>
-              </w:rPr>
-              <w:t>，</w:t>
-            </w:r>
-            <w:r>
-              <w:rPr>
-                <w:rFonts w:hint="eastAsia"/>
-              </w:rPr>
-              <w:t xml:space="preserve">{%if </w:t>
-            </w:r>
-            <w:proofErr w:type="spellStart"/>
-            <w:r>
-              <w:rPr>
-                <w:rFonts w:hint="eastAsia"/>
-              </w:rPr>
-              <w:t>b.refer_agency</w:t>
-            </w:r>
-            <w:proofErr w:type="spellEnd"/>
-            <w:r>
-              <w:rPr>
-                <w:rFonts w:hint="eastAsia"/>
-              </w:rPr>
-              <w:t xml:space="preserve"> %}{{ </w:t>
-            </w:r>
-            <w:proofErr w:type="spellStart"/>
-            <w:r>
-              <w:rPr>
-                <w:rFonts w:hint="eastAsia"/>
-              </w:rPr>
-              <w:t>b.refer_agency|replace</w:t>
-            </w:r>
-            <w:proofErr w:type="spellEnd"/>
-            <w:r>
-              <w:rPr>
-                <w:rFonts w:hint="eastAsia"/>
-              </w:rPr>
-              <w:t>(</w:t>
-            </w:r>
-            <w:r>
-              <w:rPr>
-                <w:rFonts w:hint="eastAsia"/>
-              </w:rPr>
-              <w:t>“</w:t>
-            </w:r>
-            <w:r>
-              <w:rPr>
-                <w:rFonts w:hint="eastAsia"/>
-              </w:rPr>
-              <w:t>,</w:t>
-            </w:r>
-            <w:r>
-              <w:rPr>
-                <w:rFonts w:hint="eastAsia"/>
-              </w:rPr>
-              <w:t>”</w:t>
-            </w:r>
-            <w:r>
-              <w:rPr>
-                <w:rFonts w:hint="eastAsia"/>
-              </w:rPr>
-              <w:t xml:space="preserve">, </w:t>
-            </w:r>
-            <w:r>
-              <w:rPr>
-                <w:rFonts w:hint="eastAsia"/>
-              </w:rPr>
-              <w:t>“</w:t>
-            </w:r>
-            <w:r>
-              <w:rPr>
-                <w:rFonts w:hint="eastAsia"/>
-              </w:rPr>
-              <w:t>/</w:t>
-            </w:r>
-            <w:r>
-              <w:rPr>
-                <w:rFonts w:hint="eastAsia"/>
-              </w:rPr>
-              <w:t>”</w:t>
-            </w:r>
-            <w:r>
-              <w:rPr>
-                <w:rFonts w:hint="eastAsia"/>
-              </w:rPr>
-              <w:t>) }}{%else%}{{b.evidence_level|ncfy_evidence_level_stran}}{%endif%}</w:t>
-            </w:r>
-            <w:r>
-              <w:rPr>
-                <w:rFonts w:hint="eastAsia"/>
-              </w:rPr>
-              <w:t>）</w:t>
-            </w:r>
-          </w:p>
-          <w:p>
-            <w:pPr>
-              <w:jc w:val="center"/>
-            </w:pPr>
-            <w:r>
-              <w:t xml:space="preserve">{%p </w:t>
-            </w:r>
-            <w:proofErr w:type="spellStart"/>
-            <w:r>
-              <w:t>endfor</w:t>
-            </w:r>
-            <w:proofErr w:type="spellEnd"/>
-            <w:r>
-              <w:t>%}</w:t>
-            </w:r>
-          </w:p>
-          <w:p>
-            <w:pPr>
-              <w:jc w:val="center"/>
-            </w:pPr>
-            <w:r>
-              <w:t>{%p endif%}</w:t>
-            </w:r>
-          </w:p>
-          <w:p>
-            <w:pPr>
-              <w:jc w:val="center"/>
-            </w:pPr>
-            <w:r>
-              <w:t xml:space="preserve">{%p if </w:t>
-            </w:r>
-            <w:proofErr w:type="spellStart"/>
-            <w:r>
-              <w:t>a.evi_sum.evi_</w:t>
-            </w:r>
-            <w:proofErr w:type="gramStart"/>
-            <w:r>
-              <w:t>split.Prognostic</w:t>
-            </w:r>
-            <w:proofErr w:type="spellEnd"/>
-            <w:proofErr w:type="gramEnd"/>
-            <w:r>
-              <w:t>%}</w:t>
-            </w:r>
-          </w:p>
-          <w:p>
-            <w:pPr>
-              <w:jc w:val="center"/>
-            </w:pPr>
-            <w:r>
-              <w:t xml:space="preserve">{%p for b in </w:t>
-            </w:r>
-            <w:proofErr w:type="spellStart"/>
-            <w:r>
-              <w:t>a.evi_sum.evi_</w:t>
-            </w:r>
-            <w:proofErr w:type="gramStart"/>
-            <w:r>
-              <w:t>split.Prognostic</w:t>
-            </w:r>
-            <w:proofErr w:type="spellEnd"/>
-            <w:proofErr w:type="gramEnd"/>
-            <w:r>
-              <w:t xml:space="preserve"> %}</w:t>
-            </w:r>
-          </w:p>
-          <w:p>
-            <w:pPr>
-              <w:jc w:val="center"/>
-            </w:pPr>
-            <w:r>
-              <w:rPr>
-                <w:rFonts w:hint="eastAsia"/>
-              </w:rPr>
-              <w:t>预后</w:t>
-            </w:r>
-            <w:r>
-              <w:rPr>
-                <w:rFonts w:hint="eastAsia"/>
-              </w:rPr>
-              <w:t>{{</w:t>
-            </w:r>
-            <w:proofErr w:type="spellStart"/>
-            <w:r>
-              <w:rPr>
-                <w:rFonts w:hint="eastAsia"/>
-              </w:rPr>
-              <w:t>b.clinical_significance_cn</w:t>
-            </w:r>
-            <w:proofErr w:type="spellEnd"/>
-            <w:r>
-              <w:rPr>
-                <w:rFonts w:hint="eastAsia"/>
-              </w:rPr>
-              <w:t xml:space="preserve"> }}</w:t>
-            </w:r>
-            <w:r>
-              <w:rPr>
-                <w:rFonts w:hint="eastAsia"/>
-              </w:rPr>
-              <w:t>（</w:t>
-            </w:r>
-            <w:r>
-              <w:rPr>
-                <w:rFonts w:hint="eastAsia"/>
-              </w:rPr>
-              <w:t xml:space="preserve"> / </w:t>
-            </w:r>
-            <w:r>
-              <w:rPr>
-                <w:rFonts w:hint="eastAsia"/>
-              </w:rPr>
-              <w:t>，</w:t>
-            </w:r>
-            <w:r>
-              <w:rPr>
-                <w:rFonts w:hint="eastAsia"/>
-              </w:rPr>
-              <w:t>{{</w:t>
-            </w:r>
-            <w:proofErr w:type="spellStart"/>
-            <w:r>
-              <w:rPr>
-                <w:rFonts w:hint="eastAsia"/>
-              </w:rPr>
-              <w:t>b.evi_conclusion_simple</w:t>
-            </w:r>
-            <w:proofErr w:type="spellEnd"/>
-            <w:r>
-              <w:rPr>
-                <w:rFonts w:hint="eastAsia"/>
-              </w:rPr>
-              <w:t xml:space="preserve"> }}</w:t>
-            </w:r>
-            <w:r>
-              <w:rPr>
-                <w:rFonts w:hint="eastAsia"/>
-              </w:rPr>
-              <w:t>级</w:t>
-            </w:r>
-            <w:r>
-              <w:rPr>
-                <w:rFonts w:hint="eastAsia"/>
-              </w:rPr>
-              <w:t>，</w:t>
-            </w:r>
-            <w:r>
-              <w:rPr>
-                <w:rFonts w:hint="eastAsia"/>
-              </w:rPr>
-              <w:t xml:space="preserve">{%if </w:t>
-            </w:r>
-            <w:proofErr w:type="spellStart"/>
-            <w:r>
-              <w:rPr>
-                <w:rFonts w:hint="eastAsia"/>
-              </w:rPr>
-              <w:t>b.refer_agency</w:t>
-            </w:r>
-            <w:proofErr w:type="spellEnd"/>
-            <w:r>
-              <w:rPr>
-                <w:rFonts w:hint="eastAsia"/>
-              </w:rPr>
-              <w:t xml:space="preserve"> %}{{ </w:t>
-            </w:r>
-            <w:proofErr w:type="spellStart"/>
-            <w:r>
-              <w:rPr>
-                <w:rFonts w:hint="eastAsia"/>
-              </w:rPr>
-              <w:t>b.refer_agency|replace</w:t>
-            </w:r>
-            <w:proofErr w:type="spellEnd"/>
-            <w:r>
-              <w:rPr>
-                <w:rFonts w:hint="eastAsia"/>
-              </w:rPr>
-              <w:t>(</w:t>
-            </w:r>
-            <w:r>
-              <w:rPr>
-                <w:rFonts w:hint="eastAsia"/>
-              </w:rPr>
-              <w:t>“</w:t>
-            </w:r>
-            <w:r>
-              <w:rPr>
-                <w:rFonts w:hint="eastAsia"/>
-              </w:rPr>
-              <w:t>,</w:t>
-            </w:r>
-            <w:r>
-              <w:rPr>
-                <w:rFonts w:hint="eastAsia"/>
-              </w:rPr>
-              <w:t>”</w:t>
-            </w:r>
-            <w:r>
-              <w:rPr>
-                <w:rFonts w:hint="eastAsia"/>
-              </w:rPr>
-              <w:t xml:space="preserve">, </w:t>
-            </w:r>
-            <w:r>
-              <w:rPr>
-                <w:rFonts w:hint="eastAsia"/>
-              </w:rPr>
-              <w:t>“</w:t>
-            </w:r>
-            <w:r>
-              <w:rPr>
-                <w:rFonts w:hint="eastAsia"/>
-              </w:rPr>
-              <w:t>/</w:t>
-            </w:r>
-            <w:r>
-              <w:rPr>
-                <w:rFonts w:hint="eastAsia"/>
-              </w:rPr>
-              <w:t>”</w:t>
-            </w:r>
-            <w:r>
-              <w:rPr>
-                <w:rFonts w:hint="eastAsia"/>
-              </w:rPr>
-              <w:t>) }}{%else%}{{b.evidence_level|ncfy_evidence_level_stran}}{%endif%}</w:t>
-            </w:r>
-            <w:r>
-              <w:rPr>
-                <w:rFonts w:hint="eastAsia"/>
-              </w:rPr>
-              <w:t>）</w:t>
-            </w:r>
-          </w:p>
-          <w:p>
-            <w:pPr>
-              <w:jc w:val="center"/>
-            </w:pPr>
-            <w:r>
-              <w:t xml:space="preserve">{%p </w:t>
-            </w:r>
-            <w:proofErr w:type="spellStart"/>
-            <w:r>
-              <w:t>endfor</w:t>
-            </w:r>
-            <w:proofErr w:type="spellEnd"/>
-            <w:r>
-              <w:t>%}</w:t>
-            </w:r>
-          </w:p>
-          <w:p>
-            <w:pPr>
-              <w:jc w:val="center"/>
-            </w:pPr>
-            <w:r>
-              <w:t>{%p endif%}</w:t>
-            </w:r>
-          </w:p>
-          <w:p>
-            <w:pPr>
-              <w:jc w:val="center"/>
-            </w:pPr>
-            <w:r>
-              <w:t xml:space="preserve">{%p if </w:t>
-            </w:r>
-            <w:proofErr w:type="spellStart"/>
-            <w:r>
-              <w:t>a.evi_sum.evi_</w:t>
-            </w:r>
-            <w:proofErr w:type="gramStart"/>
-            <w:r>
-              <w:t>split.Diagnostic</w:t>
-            </w:r>
-            <w:proofErr w:type="spellEnd"/>
-            <w:proofErr w:type="gramEnd"/>
-            <w:r>
-              <w:t>%}</w:t>
-            </w:r>
-          </w:p>
-          <w:p>
-            <w:pPr>
-              <w:jc w:val="center"/>
-            </w:pPr>
-            <w:r>
-              <w:t xml:space="preserve">{%p for b in </w:t>
-            </w:r>
-            <w:proofErr w:type="spellStart"/>
-            <w:r>
-              <w:t>a.evi_sum.evi_</w:t>
-            </w:r>
-            <w:proofErr w:type="gramStart"/>
-            <w:r>
-              <w:t>split.Diagnostic</w:t>
-            </w:r>
-            <w:proofErr w:type="spellEnd"/>
-            <w:proofErr w:type="gramEnd"/>
             <w:r>
               <w:t xml:space="preserve"> %}</w:t>
             </w:r>
@@ -4234,15 +3900,7 @@
             </w:r>
             <w:proofErr w:type="spellStart"/>
             <w:r>
-              <w:t>var.var_</w:t>
-            </w:r>
-            <w:proofErr w:type="gramStart"/>
-            <w:r>
-              <w:t>somatic.level</w:t>
-            </w:r>
-            <w:proofErr w:type="gramEnd"/>
-            <w:r>
-              <w:t>_onco_nodrug</w:t>
+              <w:t>var.var_somatic.level_onco_nodrug</w:t>
             </w:r>
             <w:proofErr w:type="spellEnd"/>
             <w:r>
@@ -4283,15 +3941,7 @@
             </w:r>
             <w:proofErr w:type="spellStart"/>
             <w:r>
-              <w:t>var.var_</w:t>
-            </w:r>
-            <w:proofErr w:type="gramStart"/>
-            <w:r>
-              <w:t>somatic.level</w:t>
-            </w:r>
-            <w:proofErr w:type="gramEnd"/>
-            <w:r>
-              <w:t>_onco_nodrug</w:t>
+              <w:t>var.var_somatic.level_onco_nodrug</w:t>
             </w:r>
             <w:proofErr w:type="spellEnd"/>
             <w:r>
@@ -4332,36 +3982,67 @@
               <w:t>{{</w:t>
             </w:r>
             <w:proofErr w:type="spellStart"/>
-            <w:proofErr w:type="gramStart"/>
             <w:r>
               <w:rPr>
                 <w:i/>
                 <w:iCs/>
               </w:rPr>
-              <w:t>a.gene</w:t>
-            </w:r>
-            <w:proofErr w:type="gramEnd"/>
+              <w:t>a.gene_symbol</w:t>
+            </w:r>
+            <w:proofErr w:type="spellEnd"/>
             <w:r>
               <w:rPr>
                 <w:i/>
                 <w:iCs/>
               </w:rPr>
-              <w:t>_symbol</w:t>
+              <w:t>}}</w:t>
+            </w:r>
+          </w:p>
+        </w:tc>
+        <w:tc>
+          <w:tcPr>
+            <w:tcW w:w="3017" w:type="pct"/>
+          </w:tcPr>
+          <w:p>
+            <w:pPr>
+              <w:jc w:val="center"/>
+            </w:pPr>
+            <w:r>
+              <w:t>{{</w:t>
+            </w:r>
+            <w:proofErr w:type="spellStart"/>
+            <w:r>
+              <w:t>a.gene_region</w:t>
             </w:r>
             <w:proofErr w:type="spellEnd"/>
             <w:r>
-              <w:rPr>
-                <w:i/>
-                <w:iCs/>
-              </w:rPr>
-              <w:t>}}</w:t>
-            </w:r>
-          </w:p>
-        </w:tc>
-        <w:tc>
-          <w:tcPr>
-            <w:tcW w:w="3017" w:type="pct"/>
-          </w:tcPr>
+              <w:t>}} {{</w:t>
+            </w:r>
+            <w:proofErr w:type="spellStart"/>
+            <w:r>
+              <w:t>a.hgvs_c</w:t>
+            </w:r>
+            <w:proofErr w:type="spellEnd"/>
+            <w:r>
+              <w:t xml:space="preserve">}}{%if </w:t>
+            </w:r>
+            <w:proofErr w:type="spellStart"/>
+            <w:r>
+              <w:t>a.hgvs_p</w:t>
+            </w:r>
+            <w:proofErr w:type="spellEnd"/>
+            <w:r>
+              <w:t>!=”p.?”%} {{</w:t>
+            </w:r>
+            <w:proofErr w:type="spellStart"/>
+            <w:r>
+              <w:t>a.hgvs_p</w:t>
+            </w:r>
+            <w:proofErr w:type="spellEnd"/>
+            <w:r>
+              <w:t>}}{%endif%}</w:t>
+            </w:r>
+          </w:p>
           <w:p>
             <w:pPr>
               <w:jc w:val="center"/>
@@ -4370,84 +4051,29 @@
               <w:t>{{</w:t>
             </w:r>
             <w:proofErr w:type="spellStart"/>
-            <w:proofErr w:type="gramStart"/>
-            <w:r>
-              <w:t>a.gene</w:t>
-            </w:r>
-            <w:proofErr w:type="gramEnd"/>
-            <w:r>
-              <w:t>_region</w:t>
+            <w:r>
+              <w:t>a.transcript_primary</w:t>
             </w:r>
             <w:proofErr w:type="spellEnd"/>
             <w:r>
-              <w:t>}} {{</w:t>
+              <w:t xml:space="preserve"> }}</w:t>
+            </w:r>
+          </w:p>
+        </w:tc>
+        <w:tc>
+          <w:tcPr>
+            <w:tcW w:w="886" w:type="pct"/>
+          </w:tcPr>
+          <w:p>
+            <w:pPr>
+              <w:jc w:val="center"/>
+            </w:pPr>
+            <w:r>
+              <w:t>{{</w:t>
             </w:r>
             <w:proofErr w:type="spellStart"/>
             <w:r>
-              <w:t>a.hgvs_c</w:t>
-            </w:r>
-            <w:proofErr w:type="spellEnd"/>
-            <w:r>
-              <w:t xml:space="preserve">}}{%if </w:t>
-            </w:r>
-            <w:proofErr w:type="spellStart"/>
-            <w:r>
-              <w:t>a.hgvs_p</w:t>
-            </w:r>
-            <w:proofErr w:type="spellEnd"/>
-            <w:r>
-              <w:t>!=”p.?”%} {{</w:t>
-            </w:r>
-            <w:proofErr w:type="spellStart"/>
-            <w:r>
-              <w:t>a.hgvs_p</w:t>
-            </w:r>
-            <w:proofErr w:type="spellEnd"/>
-            <w:r>
-              <w:t>}}{%endif%}</w:t>
-            </w:r>
-          </w:p>
-          <w:p>
-            <w:pPr>
-              <w:jc w:val="center"/>
-            </w:pPr>
-            <w:r>
-              <w:t>{{</w:t>
-            </w:r>
-            <w:proofErr w:type="spellStart"/>
-            <w:proofErr w:type="gramStart"/>
-            <w:r>
-              <w:t>a.transcript</w:t>
-            </w:r>
-            <w:proofErr w:type="gramEnd"/>
-            <w:r>
-              <w:t>_primary</w:t>
-            </w:r>
-            <w:proofErr w:type="spellEnd"/>
-            <w:r>
-              <w:t xml:space="preserve"> }}</w:t>
-            </w:r>
-          </w:p>
-        </w:tc>
-        <w:tc>
-          <w:tcPr>
-            <w:tcW w:w="886" w:type="pct"/>
-          </w:tcPr>
-          <w:p>
-            <w:pPr>
-              <w:jc w:val="center"/>
-            </w:pPr>
-            <w:r>
-              <w:t>{{</w:t>
-            </w:r>
-            <w:proofErr w:type="spellStart"/>
-            <w:proofErr w:type="gramStart"/>
-            <w:r>
-              <w:t>a.freq</w:t>
-            </w:r>
-            <w:proofErr w:type="gramEnd"/>
-            <w:r>
-              <w:t>_str</w:t>
+              <w:t>a.freq_str</w:t>
             </w:r>
             <w:proofErr w:type="spellEnd"/>
             <w:r>
@@ -4739,19 +4365,11 @@
               <w:t xml:space="preserve"> if [</w:t>
             </w:r>
             <w:proofErr w:type="spellStart"/>
-            <w:proofErr w:type="gramStart"/>
             <w:r>
               <w:rPr>
                 <w:highlight w:val="yellow"/>
               </w:rPr>
-              <w:t>sample.json</w:t>
-            </w:r>
-            <w:proofErr w:type="gramEnd"/>
-            <w:r>
-              <w:rPr>
-                <w:highlight w:val="yellow"/>
-              </w:rPr>
-              <w:t>_batch_name</w:t>
+              <w:t>sample.json_batch_name</w:t>
             </w:r>
             <w:proofErr w:type="spellEnd"/>
             <w:r>
@@ -4794,15 +4412,7 @@
               </w:rPr>
             </w:pPr>
             <w:r>
-              <w:t xml:space="preserve">{%tr for a in </w:t>
-            </w:r>
-            <w:proofErr w:type="gramStart"/>
-            <w:r>
-              <w:t>var.cdx.format</w:t>
-            </w:r>
-            <w:proofErr w:type="gramEnd"/>
-            <w:r>
-              <w:t>5_forHRR_for_new_vesion</w:t>
+              <w:t>{%tr for a in var.cdx.format5_forHRR_for_new_vesion</w:t>
             </w:r>
             <w:r>
               <w:t>_mlpa_34</w:t>
@@ -4837,35 +4447,202 @@
               <w:t>{{</w:t>
             </w:r>
             <w:proofErr w:type="spellStart"/>
-            <w:proofErr w:type="gramStart"/>
             <w:r>
               <w:rPr>
                 <w:i/>
                 <w:iCs/>
               </w:rPr>
-              <w:t>a.gene</w:t>
-            </w:r>
-            <w:proofErr w:type="gramEnd"/>
+              <w:t>a.gene_symbol</w:t>
+            </w:r>
+            <w:proofErr w:type="spellEnd"/>
             <w:r>
               <w:rPr>
                 <w:i/>
                 <w:iCs/>
               </w:rPr>
-              <w:t>_symbol</w:t>
+              <w:t>}}</w:t>
+            </w:r>
+          </w:p>
+        </w:tc>
+        <w:tc>
+          <w:tcPr>
+            <w:tcW w:w="6379" w:type="dxa"/>
+          </w:tcPr>
+          <w:p>
+            <w:pPr>
+              <w:jc w:val="center"/>
+            </w:pPr>
+            <w:r>
+              <w:t xml:space="preserve">{%p if </w:t>
+            </w:r>
+            <w:proofErr w:type="spellStart"/>
+            <w:r>
+              <w:t>a.hgvs_c</w:t>
             </w:r>
             <w:proofErr w:type="spellEnd"/>
             <w:r>
-              <w:rPr>
-                <w:i/>
-                <w:iCs/>
-              </w:rPr>
+              <w:t>%}</w:t>
+            </w:r>
+          </w:p>
+          <w:p>
+            <w:pPr>
+              <w:jc w:val="center"/>
+            </w:pPr>
+            <w:r>
+              <w:t>{{</w:t>
+            </w:r>
+            <w:proofErr w:type="spellStart"/>
+            <w:r>
+              <w:t>a.gene_region</w:t>
+            </w:r>
+            <w:proofErr w:type="spellEnd"/>
+            <w:r>
+              <w:t>}} {{</w:t>
+            </w:r>
+            <w:proofErr w:type="spellStart"/>
+            <w:r>
+              <w:t>a.hgvs_c</w:t>
+            </w:r>
+            <w:proofErr w:type="spellEnd"/>
+            <w:r>
+              <w:t xml:space="preserve">}}{%if </w:t>
+            </w:r>
+            <w:proofErr w:type="spellStart"/>
+            <w:r>
+              <w:t>a.hgvs_p</w:t>
+            </w:r>
+            <w:proofErr w:type="spellEnd"/>
+            <w:r>
+              <w:t>!=”p.?”%} {{</w:t>
+            </w:r>
+            <w:proofErr w:type="spellStart"/>
+            <w:r>
+              <w:t>a.hgvs_p</w:t>
+            </w:r>
+            <w:proofErr w:type="spellEnd"/>
+            <w:r>
+              <w:t>}}{%endif%}</w:t>
+            </w:r>
+          </w:p>
+          <w:p>
+            <w:pPr>
+              <w:jc w:val="center"/>
+            </w:pPr>
+            <w:r>
+              <w:t>{{</w:t>
+            </w:r>
+            <w:proofErr w:type="spellStart"/>
+            <w:r>
+              <w:t>a.transcript_primary</w:t>
+            </w:r>
+            <w:proofErr w:type="spellEnd"/>
+            <w:r>
               <w:t>}}</w:t>
             </w:r>
           </w:p>
-        </w:tc>
-        <w:tc>
-          <w:tcPr>
-            <w:tcW w:w="6379" w:type="dxa"/>
+          <w:p>
+            <w:pPr>
+              <w:jc w:val="center"/>
+            </w:pPr>
+            <w:r>
+              <w:t>{%p else%}</w:t>
+            </w:r>
+          </w:p>
+          <w:p>
+            <w:pPr>
+              <w:jc w:val="center"/>
+            </w:pPr>
+            <w:r>
+              <w:rPr>
+                <w:rFonts w:hint="eastAsia"/>
+              </w:rPr>
+              <w:t>未检测到</w:t>
+            </w:r>
+            <w:r>
+              <w:rPr>
+                <w:rFonts w:hint="eastAsia"/>
+              </w:rPr>
+              <w:t>I</w:t>
+            </w:r>
+            <w:r>
+              <w:rPr>
+                <w:rFonts w:hint="eastAsia"/>
+              </w:rPr>
+              <w:t>类</w:t>
+            </w:r>
+            <w:r>
+              <w:rPr>
+                <w:rFonts w:hint="eastAsia"/>
+              </w:rPr>
+              <w:t>-</w:t>
+            </w:r>
+            <w:r>
+              <w:rPr>
+                <w:rFonts w:hint="eastAsia"/>
+              </w:rPr>
+              <w:t>强临床意义、</w:t>
+            </w:r>
+            <w:r>
+              <w:rPr>
+                <w:rFonts w:hint="eastAsia"/>
+              </w:rPr>
+              <w:t>II</w:t>
+            </w:r>
+            <w:r>
+              <w:rPr>
+                <w:rFonts w:hint="eastAsia"/>
+              </w:rPr>
+              <w:t>类</w:t>
+            </w:r>
+            <w:r>
+              <w:rPr>
+                <w:rFonts w:hint="eastAsia"/>
+              </w:rPr>
+              <w:t>-</w:t>
+            </w:r>
+            <w:r>
+              <w:rPr>
+                <w:rFonts w:hint="eastAsia"/>
+              </w:rPr>
+              <w:t>潜在临床意义、</w:t>
+            </w:r>
+            <w:r>
+              <w:rPr>
+                <w:rFonts w:hint="eastAsia"/>
+              </w:rPr>
+              <w:t>III</w:t>
+            </w:r>
+            <w:r>
+              <w:rPr>
+                <w:rFonts w:hint="eastAsia"/>
+              </w:rPr>
+              <w:t>类</w:t>
+            </w:r>
+            <w:r>
+              <w:rPr>
+                <w:rFonts w:hint="eastAsia"/>
+              </w:rPr>
+              <w:t>-</w:t>
+            </w:r>
+            <w:r>
+              <w:rPr>
+                <w:rFonts w:hint="eastAsia"/>
+              </w:rPr>
+              <w:t>临床意义不明的变异</w:t>
+            </w:r>
+          </w:p>
+          <w:p>
+            <w:pPr>
+              <w:jc w:val="center"/>
+            </w:pPr>
+            <w:r>
+              <w:t>{%p endif%}</w:t>
+            </w:r>
+          </w:p>
+        </w:tc>
+        <w:tc>
+          <w:tcPr>
+            <w:tcW w:w="1417" w:type="dxa"/>
           </w:tcPr>
           <w:p>
             <w:pPr>
@@ -4875,13 +4652,8 @@
               <w:t xml:space="preserve">{%p if </w:t>
             </w:r>
             <w:proofErr w:type="spellStart"/>
-            <w:proofErr w:type="gramStart"/>
-            <w:r>
-              <w:t>a.hgvs</w:t>
-            </w:r>
-            <w:proofErr w:type="gramEnd"/>
-            <w:r>
-              <w:t>_c</w:t>
+            <w:r>
+              <w:t>a.hgvs_c</w:t>
             </w:r>
             <w:proofErr w:type="spellEnd"/>
             <w:r>
@@ -4896,17 +4668,49 @@
               <w:t>{{</w:t>
             </w:r>
             <w:proofErr w:type="spellStart"/>
-            <w:proofErr w:type="gramStart"/>
-            <w:r>
-              <w:t>a.gene</w:t>
-            </w:r>
-            <w:proofErr w:type="gramEnd"/>
-            <w:r>
-              <w:t>_region</w:t>
+            <w:r>
+              <w:t>a.freq_str</w:t>
             </w:r>
             <w:proofErr w:type="spellEnd"/>
             <w:r>
-              <w:t>}} {{</w:t>
+              <w:t>}}</w:t>
+            </w:r>
+          </w:p>
+          <w:p>
+            <w:pPr>
+              <w:jc w:val="center"/>
+            </w:pPr>
+            <w:r>
+              <w:t>{%p else%}</w:t>
+            </w:r>
+          </w:p>
+          <w:p>
+            <w:pPr>
+              <w:jc w:val="center"/>
+            </w:pPr>
+            <w:r>
+              <w:t>-</w:t>
+            </w:r>
+          </w:p>
+          <w:p>
+            <w:pPr>
+              <w:jc w:val="center"/>
+            </w:pPr>
+            <w:r>
+              <w:t>{%p endif%}</w:t>
+            </w:r>
+          </w:p>
+        </w:tc>
+        <w:tc>
+          <w:tcPr>
+            <w:tcW w:w="1365" w:type="dxa"/>
+          </w:tcPr>
+          <w:p>
+            <w:pPr>
+              <w:jc w:val="center"/>
+            </w:pPr>
+            <w:r>
+              <w:t xml:space="preserve">{%p if </w:t>
             </w:r>
             <w:proofErr w:type="spellStart"/>
             <w:r>
@@ -4914,303 +4718,60 @@
             </w:r>
             <w:proofErr w:type="spellEnd"/>
             <w:r>
-              <w:t xml:space="preserve">}}{%if </w:t>
+              <w:t>%}</w:t>
+            </w:r>
+          </w:p>
+          <w:p>
+            <w:pPr>
+              <w:jc w:val="center"/>
+            </w:pPr>
+            <w:r>
+              <w:t xml:space="preserve">{%p if </w:t>
             </w:r>
             <w:proofErr w:type="spellStart"/>
             <w:r>
-              <w:t>a.hgvs_p</w:t>
+              <w:t>a.clinic_num_s</w:t>
             </w:r>
             <w:proofErr w:type="spellEnd"/>
             <w:r>
-              <w:t>!=”p.?”%} {{</w:t>
+              <w:t>==5%}</w:t>
+            </w:r>
+          </w:p>
+          <w:p>
+            <w:pPr>
+              <w:jc w:val="center"/>
+            </w:pPr>
+            <w:r>
+              <w:rPr>
+                <w:rFonts w:hint="eastAsia"/>
+              </w:rPr>
+              <w:t>I</w:t>
+            </w:r>
+            <w:r>
+              <w:rPr>
+                <w:rFonts w:hint="eastAsia"/>
+              </w:rPr>
+              <w:t>类</w:t>
+            </w:r>
+          </w:p>
+          <w:p>
+            <w:pPr>
+              <w:jc w:val="center"/>
+            </w:pPr>
+            <w:r>
+              <w:t xml:space="preserve">{%p </w:t>
             </w:r>
             <w:proofErr w:type="spellStart"/>
             <w:r>
-              <w:t>a.hgvs_p</w:t>
+              <w:t>elif</w:t>
             </w:r>
             <w:proofErr w:type="spellEnd"/>
             <w:r>
-              <w:t>}}{%endif%}</w:t>
-            </w:r>
-          </w:p>
-          <w:p>
-            <w:pPr>
-              <w:jc w:val="center"/>
-            </w:pPr>
-            <w:r>
-              <w:t>{{</w:t>
+              <w:t xml:space="preserve"> </w:t>
             </w:r>
             <w:proofErr w:type="spellStart"/>
-            <w:proofErr w:type="gramStart"/>
-            <w:r>
-              <w:t>a.transcript</w:t>
-            </w:r>
-            <w:proofErr w:type="gramEnd"/>
-            <w:r>
-              <w:t>_primary</w:t>
-            </w:r>
-            <w:proofErr w:type="spellEnd"/>
-            <w:r>
-              <w:t>}}</w:t>
-            </w:r>
-          </w:p>
-          <w:p>
-            <w:pPr>
-              <w:jc w:val="center"/>
-            </w:pPr>
-            <w:r>
-              <w:t>{%p else%}</w:t>
-            </w:r>
-          </w:p>
-          <w:p>
-            <w:pPr>
-              <w:jc w:val="center"/>
-            </w:pPr>
-            <w:r>
-              <w:rPr>
-                <w:rFonts w:hint="eastAsia"/>
-              </w:rPr>
-              <w:t>未检测到</w:t>
-            </w:r>
-            <w:r>
-              <w:rPr>
-                <w:rFonts w:hint="eastAsia"/>
-              </w:rPr>
-              <w:t>I</w:t>
-            </w:r>
-            <w:r>
-              <w:rPr>
-                <w:rFonts w:hint="eastAsia"/>
-              </w:rPr>
-              <w:t>类</w:t>
-            </w:r>
-            <w:r>
-              <w:rPr>
-                <w:rFonts w:hint="eastAsia"/>
-              </w:rPr>
-              <w:t>-</w:t>
-            </w:r>
-            <w:r>
-              <w:rPr>
-                <w:rFonts w:hint="eastAsia"/>
-              </w:rPr>
-              <w:t>强临床意义、</w:t>
-            </w:r>
-            <w:r>
-              <w:rPr>
-                <w:rFonts w:hint="eastAsia"/>
-              </w:rPr>
-              <w:t>II</w:t>
-            </w:r>
-            <w:r>
-              <w:rPr>
-                <w:rFonts w:hint="eastAsia"/>
-              </w:rPr>
-              <w:t>类</w:t>
-            </w:r>
-            <w:r>
-              <w:rPr>
-                <w:rFonts w:hint="eastAsia"/>
-              </w:rPr>
-              <w:t>-</w:t>
-            </w:r>
-            <w:r>
-              <w:rPr>
-                <w:rFonts w:hint="eastAsia"/>
-              </w:rPr>
-              <w:t>潜在临床意义、</w:t>
-            </w:r>
-            <w:r>
-              <w:rPr>
-                <w:rFonts w:hint="eastAsia"/>
-              </w:rPr>
-              <w:t>III</w:t>
-            </w:r>
-            <w:r>
-              <w:rPr>
-                <w:rFonts w:hint="eastAsia"/>
-              </w:rPr>
-              <w:t>类</w:t>
-            </w:r>
-            <w:r>
-              <w:rPr>
-                <w:rFonts w:hint="eastAsia"/>
-              </w:rPr>
-              <w:t>-</w:t>
-            </w:r>
-            <w:r>
-              <w:rPr>
-                <w:rFonts w:hint="eastAsia"/>
-              </w:rPr>
-              <w:t>临床意义不明的变异</w:t>
-            </w:r>
-          </w:p>
-          <w:p>
-            <w:pPr>
-              <w:jc w:val="center"/>
-            </w:pPr>
-            <w:r>
-              <w:t>{%p endif%}</w:t>
-            </w:r>
-          </w:p>
-        </w:tc>
-        <w:tc>
-          <w:tcPr>
-            <w:tcW w:w="1417" w:type="dxa"/>
-          </w:tcPr>
-          <w:p>
-            <w:pPr>
-              <w:jc w:val="center"/>
-            </w:pPr>
-            <w:r>
-              <w:t xml:space="preserve">{%p if </w:t>
-            </w:r>
-            <w:proofErr w:type="spellStart"/>
-            <w:proofErr w:type="gramStart"/>
-            <w:r>
-              <w:t>a.hgvs</w:t>
-            </w:r>
-            <w:proofErr w:type="gramEnd"/>
-            <w:r>
-              <w:t>_c</w:t>
-            </w:r>
-            <w:proofErr w:type="spellEnd"/>
-            <w:r>
-              <w:t>%}</w:t>
-            </w:r>
-          </w:p>
-          <w:p>
-            <w:pPr>
-              <w:jc w:val="center"/>
-            </w:pPr>
-            <w:r>
-              <w:t>{{</w:t>
-            </w:r>
-            <w:proofErr w:type="spellStart"/>
-            <w:proofErr w:type="gramStart"/>
-            <w:r>
-              <w:t>a.freq</w:t>
-            </w:r>
-            <w:proofErr w:type="gramEnd"/>
-            <w:r>
-              <w:t>_str</w:t>
-            </w:r>
-            <w:proofErr w:type="spellEnd"/>
-            <w:r>
-              <w:t>}}</w:t>
-            </w:r>
-          </w:p>
-          <w:p>
-            <w:pPr>
-              <w:jc w:val="center"/>
-            </w:pPr>
-            <w:r>
-              <w:t>{%p else%}</w:t>
-            </w:r>
-          </w:p>
-          <w:p>
-            <w:pPr>
-              <w:jc w:val="center"/>
-            </w:pPr>
-            <w:r>
-              <w:t>-</w:t>
-            </w:r>
-          </w:p>
-          <w:p>
-            <w:pPr>
-              <w:jc w:val="center"/>
-            </w:pPr>
-            <w:r>
-              <w:t>{%p endif%}</w:t>
-            </w:r>
-          </w:p>
-        </w:tc>
-        <w:tc>
-          <w:tcPr>
-            <w:tcW w:w="1365" w:type="dxa"/>
-          </w:tcPr>
-          <w:p>
-            <w:pPr>
-              <w:jc w:val="center"/>
-            </w:pPr>
-            <w:r>
-              <w:t xml:space="preserve">{%p if </w:t>
-            </w:r>
-            <w:proofErr w:type="spellStart"/>
-            <w:proofErr w:type="gramStart"/>
-            <w:r>
-              <w:t>a.hgvs</w:t>
-            </w:r>
-            <w:proofErr w:type="gramEnd"/>
-            <w:r>
-              <w:t>_c</w:t>
-            </w:r>
-            <w:proofErr w:type="spellEnd"/>
-            <w:r>
-              <w:t>%}</w:t>
-            </w:r>
-          </w:p>
-          <w:p>
-            <w:pPr>
-              <w:jc w:val="center"/>
-            </w:pPr>
-            <w:r>
-              <w:t xml:space="preserve">{%p if </w:t>
-            </w:r>
-            <w:proofErr w:type="spellStart"/>
-            <w:proofErr w:type="gramStart"/>
-            <w:r>
-              <w:t>a.clinic</w:t>
-            </w:r>
-            <w:proofErr w:type="gramEnd"/>
-            <w:r>
-              <w:t>_num_s</w:t>
-            </w:r>
-            <w:proofErr w:type="spellEnd"/>
-            <w:r>
-              <w:t>==5%}</w:t>
-            </w:r>
-          </w:p>
-          <w:p>
-            <w:pPr>
-              <w:jc w:val="center"/>
-            </w:pPr>
-            <w:r>
-              <w:rPr>
-                <w:rFonts w:hint="eastAsia"/>
-              </w:rPr>
-              <w:t>I</w:t>
-            </w:r>
-            <w:r>
-              <w:rPr>
-                <w:rFonts w:hint="eastAsia"/>
-              </w:rPr>
-              <w:t>类</w:t>
-            </w:r>
-          </w:p>
-          <w:p>
-            <w:pPr>
-              <w:jc w:val="center"/>
-            </w:pPr>
-            <w:r>
-              <w:t xml:space="preserve">{%p </w:t>
-            </w:r>
-            <w:proofErr w:type="spellStart"/>
-            <w:r>
-              <w:t>elif</w:t>
-            </w:r>
-            <w:proofErr w:type="spellEnd"/>
-            <w:r>
-              <w:t xml:space="preserve"> </w:t>
-            </w:r>
-            <w:proofErr w:type="spellStart"/>
-            <w:proofErr w:type="gramStart"/>
-            <w:r>
-              <w:t>a.clinic</w:t>
-            </w:r>
-            <w:proofErr w:type="gramEnd"/>
-            <w:r>
-              <w:t>_num_s</w:t>
+            <w:r>
+              <w:t>a.clinic_num_s</w:t>
             </w:r>
             <w:proofErr w:type="spellEnd"/>
             <w:r>
@@ -5370,15 +4931,7 @@
               <w:jc w:val="center"/>
             </w:pPr>
             <w:r>
-              <w:t xml:space="preserve">{%tr for a in </w:t>
-            </w:r>
-            <w:proofErr w:type="gramStart"/>
-            <w:r>
-              <w:t>var.cdx.format</w:t>
-            </w:r>
-            <w:proofErr w:type="gramEnd"/>
-            <w:r>
-              <w:t>5_forHRR_for_new_vesion%}</w:t>
+              <w:t>{%tr for a in var.cdx.format5_forHRR_for_new_vesion%}</w:t>
             </w:r>
           </w:p>
         </w:tc>
@@ -5407,35 +4960,202 @@
               <w:t>{{</w:t>
             </w:r>
             <w:proofErr w:type="spellStart"/>
-            <w:proofErr w:type="gramStart"/>
             <w:r>
               <w:rPr>
                 <w:i/>
                 <w:iCs/>
               </w:rPr>
-              <w:t>a.gene</w:t>
-            </w:r>
-            <w:proofErr w:type="gramEnd"/>
+              <w:t>a.gene_symbol</w:t>
+            </w:r>
+            <w:proofErr w:type="spellEnd"/>
             <w:r>
               <w:rPr>
                 <w:i/>
                 <w:iCs/>
               </w:rPr>
-              <w:t>_symbol</w:t>
+              <w:t>}}</w:t>
+            </w:r>
+          </w:p>
+        </w:tc>
+        <w:tc>
+          <w:tcPr>
+            <w:tcW w:w="6379" w:type="dxa"/>
+          </w:tcPr>
+          <w:p>
+            <w:pPr>
+              <w:jc w:val="center"/>
+            </w:pPr>
+            <w:r>
+              <w:t xml:space="preserve">{%p if </w:t>
+            </w:r>
+            <w:proofErr w:type="spellStart"/>
+            <w:r>
+              <w:t>a.hgvs_c</w:t>
             </w:r>
             <w:proofErr w:type="spellEnd"/>
             <w:r>
-              <w:rPr>
-                <w:i/>
-                <w:iCs/>
-              </w:rPr>
+              <w:t>%}</w:t>
+            </w:r>
+          </w:p>
+          <w:p>
+            <w:pPr>
+              <w:jc w:val="center"/>
+            </w:pPr>
+            <w:r>
+              <w:t>{{</w:t>
+            </w:r>
+            <w:proofErr w:type="spellStart"/>
+            <w:r>
+              <w:t>a.gene_region</w:t>
+            </w:r>
+            <w:proofErr w:type="spellEnd"/>
+            <w:r>
+              <w:t>}} {{</w:t>
+            </w:r>
+            <w:proofErr w:type="spellStart"/>
+            <w:r>
+              <w:t>a.hgvs_c</w:t>
+            </w:r>
+            <w:proofErr w:type="spellEnd"/>
+            <w:r>
+              <w:t xml:space="preserve">}}{%if </w:t>
+            </w:r>
+            <w:proofErr w:type="spellStart"/>
+            <w:r>
+              <w:t>a.hgvs_p</w:t>
+            </w:r>
+            <w:proofErr w:type="spellEnd"/>
+            <w:r>
+              <w:t>!=”p.?”%} {{</w:t>
+            </w:r>
+            <w:proofErr w:type="spellStart"/>
+            <w:r>
+              <w:t>a.hgvs_p</w:t>
+            </w:r>
+            <w:proofErr w:type="spellEnd"/>
+            <w:r>
+              <w:t>}}{%endif%}</w:t>
+            </w:r>
+          </w:p>
+          <w:p>
+            <w:pPr>
+              <w:jc w:val="center"/>
+            </w:pPr>
+            <w:r>
+              <w:t>{{</w:t>
+            </w:r>
+            <w:proofErr w:type="spellStart"/>
+            <w:r>
+              <w:t>a.transcript_primary</w:t>
+            </w:r>
+            <w:proofErr w:type="spellEnd"/>
+            <w:r>
               <w:t>}}</w:t>
             </w:r>
           </w:p>
-        </w:tc>
-        <w:tc>
-          <w:tcPr>
-            <w:tcW w:w="6379" w:type="dxa"/>
+          <w:p>
+            <w:pPr>
+              <w:jc w:val="center"/>
+            </w:pPr>
+            <w:r>
+              <w:t>{%p else%}</w:t>
+            </w:r>
+          </w:p>
+          <w:p>
+            <w:pPr>
+              <w:jc w:val="center"/>
+            </w:pPr>
+            <w:r>
+              <w:rPr>
+                <w:rFonts w:hint="eastAsia"/>
+              </w:rPr>
+              <w:t>未检测到</w:t>
+            </w:r>
+            <w:r>
+              <w:rPr>
+                <w:rFonts w:hint="eastAsia"/>
+              </w:rPr>
+              <w:t>I</w:t>
+            </w:r>
+            <w:r>
+              <w:rPr>
+                <w:rFonts w:hint="eastAsia"/>
+              </w:rPr>
+              <w:t>类</w:t>
+            </w:r>
+            <w:r>
+              <w:rPr>
+                <w:rFonts w:hint="eastAsia"/>
+              </w:rPr>
+              <w:t>-</w:t>
+            </w:r>
+            <w:r>
+              <w:rPr>
+                <w:rFonts w:hint="eastAsia"/>
+              </w:rPr>
+              <w:t>强临床意义、</w:t>
+            </w:r>
+            <w:r>
+              <w:rPr>
+                <w:rFonts w:hint="eastAsia"/>
+              </w:rPr>
+              <w:t>II</w:t>
+            </w:r>
+            <w:r>
+              <w:rPr>
+                <w:rFonts w:hint="eastAsia"/>
+              </w:rPr>
+              <w:t>类</w:t>
+            </w:r>
+            <w:r>
+              <w:rPr>
+                <w:rFonts w:hint="eastAsia"/>
+              </w:rPr>
+              <w:t>-</w:t>
+            </w:r>
+            <w:r>
+              <w:rPr>
+                <w:rFonts w:hint="eastAsia"/>
+              </w:rPr>
+              <w:t>潜在临床意义、</w:t>
+            </w:r>
+            <w:r>
+              <w:rPr>
+                <w:rFonts w:hint="eastAsia"/>
+              </w:rPr>
+              <w:t>III</w:t>
+            </w:r>
+            <w:r>
+              <w:rPr>
+                <w:rFonts w:hint="eastAsia"/>
+              </w:rPr>
+              <w:t>类</w:t>
+            </w:r>
+            <w:r>
+              <w:rPr>
+                <w:rFonts w:hint="eastAsia"/>
+              </w:rPr>
+              <w:t>-</w:t>
+            </w:r>
+            <w:r>
+              <w:rPr>
+                <w:rFonts w:hint="eastAsia"/>
+              </w:rPr>
+              <w:t>临床意义不明的变异</w:t>
+            </w:r>
+          </w:p>
+          <w:p>
+            <w:pPr>
+              <w:jc w:val="center"/>
+            </w:pPr>
+            <w:r>
+              <w:t>{%p endif%}</w:t>
+            </w:r>
+          </w:p>
+        </w:tc>
+        <w:tc>
+          <w:tcPr>
+            <w:tcW w:w="1417" w:type="dxa"/>
           </w:tcPr>
           <w:p>
             <w:pPr>
@@ -5445,13 +5165,8 @@
               <w:t xml:space="preserve">{%p if </w:t>
             </w:r>
             <w:proofErr w:type="spellStart"/>
-            <w:proofErr w:type="gramStart"/>
-            <w:r>
-              <w:t>a.hgvs</w:t>
-            </w:r>
-            <w:proofErr w:type="gramEnd"/>
-            <w:r>
-              <w:t>_c</w:t>
+            <w:r>
+              <w:t>a.hgvs_c</w:t>
             </w:r>
             <w:proofErr w:type="spellEnd"/>
             <w:r>
@@ -5466,17 +5181,49 @@
               <w:t>{{</w:t>
             </w:r>
             <w:proofErr w:type="spellStart"/>
-            <w:proofErr w:type="gramStart"/>
-            <w:r>
-              <w:t>a.gene</w:t>
-            </w:r>
-            <w:proofErr w:type="gramEnd"/>
-            <w:r>
-              <w:t>_region</w:t>
+            <w:r>
+              <w:t>a.freq_str</w:t>
             </w:r>
             <w:proofErr w:type="spellEnd"/>
             <w:r>
-              <w:t>}} {{</w:t>
+              <w:t>}}</w:t>
+            </w:r>
+          </w:p>
+          <w:p>
+            <w:pPr>
+              <w:jc w:val="center"/>
+            </w:pPr>
+            <w:r>
+              <w:t>{%p else%}</w:t>
+            </w:r>
+          </w:p>
+          <w:p>
+            <w:pPr>
+              <w:jc w:val="center"/>
+            </w:pPr>
+            <w:r>
+              <w:t>-</w:t>
+            </w:r>
+          </w:p>
+          <w:p>
+            <w:pPr>
+              <w:jc w:val="center"/>
+            </w:pPr>
+            <w:r>
+              <w:t>{%p endif%}</w:t>
+            </w:r>
+          </w:p>
+        </w:tc>
+        <w:tc>
+          <w:tcPr>
+            <w:tcW w:w="1365" w:type="dxa"/>
+          </w:tcPr>
+          <w:p>
+            <w:pPr>
+              <w:jc w:val="center"/>
+            </w:pPr>
+            <w:r>
+              <w:t xml:space="preserve">{%p if </w:t>
             </w:r>
             <w:proofErr w:type="spellStart"/>
             <w:r>
@@ -5484,303 +5231,60 @@
             </w:r>
             <w:proofErr w:type="spellEnd"/>
             <w:r>
-              <w:t xml:space="preserve">}}{%if </w:t>
+              <w:t>%}</w:t>
+            </w:r>
+          </w:p>
+          <w:p>
+            <w:pPr>
+              <w:jc w:val="center"/>
+            </w:pPr>
+            <w:r>
+              <w:t xml:space="preserve">{%p if </w:t>
             </w:r>
             <w:proofErr w:type="spellStart"/>
             <w:r>
-              <w:t>a.hgvs_p</w:t>
+              <w:t>a.clinic_num_s</w:t>
             </w:r>
             <w:proofErr w:type="spellEnd"/>
             <w:r>
-              <w:t>!=”p.?”%} {{</w:t>
+              <w:t>==5%}</w:t>
+            </w:r>
+          </w:p>
+          <w:p>
+            <w:pPr>
+              <w:jc w:val="center"/>
+            </w:pPr>
+            <w:r>
+              <w:rPr>
+                <w:rFonts w:hint="eastAsia"/>
+              </w:rPr>
+              <w:t>I</w:t>
+            </w:r>
+            <w:r>
+              <w:rPr>
+                <w:rFonts w:hint="eastAsia"/>
+              </w:rPr>
+              <w:t>类</w:t>
+            </w:r>
+          </w:p>
+          <w:p>
+            <w:pPr>
+              <w:jc w:val="center"/>
+            </w:pPr>
+            <w:r>
+              <w:t xml:space="preserve">{%p </w:t>
             </w:r>
             <w:proofErr w:type="spellStart"/>
             <w:r>
-              <w:t>a.hgvs_p</w:t>
+              <w:t>elif</w:t>
             </w:r>
             <w:proofErr w:type="spellEnd"/>
             <w:r>
-              <w:t>}}{%endif%}</w:t>
-            </w:r>
-          </w:p>
-          <w:p>
-            <w:pPr>
-              <w:jc w:val="center"/>
-            </w:pPr>
-            <w:r>
-              <w:t>{{</w:t>
+              <w:t xml:space="preserve"> </w:t>
             </w:r>
             <w:proofErr w:type="spellStart"/>
-            <w:proofErr w:type="gramStart"/>
-            <w:r>
-              <w:t>a.transcript</w:t>
-            </w:r>
-            <w:proofErr w:type="gramEnd"/>
-            <w:r>
-              <w:t>_primary</w:t>
-            </w:r>
-            <w:proofErr w:type="spellEnd"/>
-            <w:r>
-              <w:t>}}</w:t>
-            </w:r>
-          </w:p>
-          <w:p>
-            <w:pPr>
-              <w:jc w:val="center"/>
-            </w:pPr>
-            <w:r>
-              <w:t>{%p else%}</w:t>
-            </w:r>
-          </w:p>
-          <w:p>
-            <w:pPr>
-              <w:jc w:val="center"/>
-            </w:pPr>
-            <w:r>
-              <w:rPr>
-                <w:rFonts w:hint="eastAsia"/>
-              </w:rPr>
-              <w:t>未检测到</w:t>
-            </w:r>
-            <w:r>
-              <w:rPr>
-                <w:rFonts w:hint="eastAsia"/>
-              </w:rPr>
-              <w:t>I</w:t>
-            </w:r>
-            <w:r>
-              <w:rPr>
-                <w:rFonts w:hint="eastAsia"/>
-              </w:rPr>
-              <w:t>类</w:t>
-            </w:r>
-            <w:r>
-              <w:rPr>
-                <w:rFonts w:hint="eastAsia"/>
-              </w:rPr>
-              <w:t>-</w:t>
-            </w:r>
-            <w:r>
-              <w:rPr>
-                <w:rFonts w:hint="eastAsia"/>
-              </w:rPr>
-              <w:t>强临床意义、</w:t>
-            </w:r>
-            <w:r>
-              <w:rPr>
-                <w:rFonts w:hint="eastAsia"/>
-              </w:rPr>
-              <w:t>II</w:t>
-            </w:r>
-            <w:r>
-              <w:rPr>
-                <w:rFonts w:hint="eastAsia"/>
-              </w:rPr>
-              <w:t>类</w:t>
-            </w:r>
-            <w:r>
-              <w:rPr>
-                <w:rFonts w:hint="eastAsia"/>
-              </w:rPr>
-              <w:t>-</w:t>
-            </w:r>
-            <w:r>
-              <w:rPr>
-                <w:rFonts w:hint="eastAsia"/>
-              </w:rPr>
-              <w:t>潜在临床意义、</w:t>
-            </w:r>
-            <w:r>
-              <w:rPr>
-                <w:rFonts w:hint="eastAsia"/>
-              </w:rPr>
-              <w:t>III</w:t>
-            </w:r>
-            <w:r>
-              <w:rPr>
-                <w:rFonts w:hint="eastAsia"/>
-              </w:rPr>
-              <w:t>类</w:t>
-            </w:r>
-            <w:r>
-              <w:rPr>
-                <w:rFonts w:hint="eastAsia"/>
-              </w:rPr>
-              <w:t>-</w:t>
-            </w:r>
-            <w:r>
-              <w:rPr>
-                <w:rFonts w:hint="eastAsia"/>
-              </w:rPr>
-              <w:t>临床意义不明的变异</w:t>
-            </w:r>
-          </w:p>
-          <w:p>
-            <w:pPr>
-              <w:jc w:val="center"/>
-            </w:pPr>
-            <w:r>
-              <w:t>{%p endif%}</w:t>
-            </w:r>
-          </w:p>
-        </w:tc>
-        <w:tc>
-          <w:tcPr>
-            <w:tcW w:w="1417" w:type="dxa"/>
-          </w:tcPr>
-          <w:p>
-            <w:pPr>
-              <w:jc w:val="center"/>
-            </w:pPr>
-            <w:r>
-              <w:t xml:space="preserve">{%p if </w:t>
-            </w:r>
-            <w:proofErr w:type="spellStart"/>
-            <w:proofErr w:type="gramStart"/>
-            <w:r>
-              <w:t>a.hgvs</w:t>
-            </w:r>
-            <w:proofErr w:type="gramEnd"/>
-            <w:r>
-              <w:t>_c</w:t>
-            </w:r>
-            <w:proofErr w:type="spellEnd"/>
-            <w:r>
-              <w:t>%}</w:t>
-            </w:r>
-          </w:p>
-          <w:p>
-            <w:pPr>
-              <w:jc w:val="center"/>
-            </w:pPr>
-            <w:r>
-              <w:t>{{</w:t>
-            </w:r>
-            <w:proofErr w:type="spellStart"/>
-            <w:proofErr w:type="gramStart"/>
-            <w:r>
-              <w:t>a.freq</w:t>
-            </w:r>
-            <w:proofErr w:type="gramEnd"/>
-            <w:r>
-              <w:t>_str</w:t>
-            </w:r>
-            <w:proofErr w:type="spellEnd"/>
-            <w:r>
-              <w:t>}}</w:t>
-            </w:r>
-          </w:p>
-          <w:p>
-            <w:pPr>
-              <w:jc w:val="center"/>
-            </w:pPr>
-            <w:r>
-              <w:t>{%p else%}</w:t>
-            </w:r>
-          </w:p>
-          <w:p>
-            <w:pPr>
-              <w:jc w:val="center"/>
-            </w:pPr>
-            <w:r>
-              <w:t>-</w:t>
-            </w:r>
-          </w:p>
-          <w:p>
-            <w:pPr>
-              <w:jc w:val="center"/>
-            </w:pPr>
-            <w:r>
-              <w:t>{%p endif%}</w:t>
-            </w:r>
-          </w:p>
-        </w:tc>
-        <w:tc>
-          <w:tcPr>
-            <w:tcW w:w="1365" w:type="dxa"/>
-          </w:tcPr>
-          <w:p>
-            <w:pPr>
-              <w:jc w:val="center"/>
-            </w:pPr>
-            <w:r>
-              <w:t xml:space="preserve">{%p if </w:t>
-            </w:r>
-            <w:proofErr w:type="spellStart"/>
-            <w:proofErr w:type="gramStart"/>
-            <w:r>
-              <w:t>a.hgvs</w:t>
-            </w:r>
-            <w:proofErr w:type="gramEnd"/>
-            <w:r>
-              <w:t>_c</w:t>
-            </w:r>
-            <w:proofErr w:type="spellEnd"/>
-            <w:r>
-              <w:t>%}</w:t>
-            </w:r>
-          </w:p>
-          <w:p>
-            <w:pPr>
-              <w:jc w:val="center"/>
-            </w:pPr>
-            <w:r>
-              <w:t xml:space="preserve">{%p if </w:t>
-            </w:r>
-            <w:proofErr w:type="spellStart"/>
-            <w:proofErr w:type="gramStart"/>
-            <w:r>
-              <w:t>a.clinic</w:t>
-            </w:r>
-            <w:proofErr w:type="gramEnd"/>
-            <w:r>
-              <w:t>_num_s</w:t>
-            </w:r>
-            <w:proofErr w:type="spellEnd"/>
-            <w:r>
-              <w:t>==5%}</w:t>
-            </w:r>
-          </w:p>
-          <w:p>
-            <w:pPr>
-              <w:jc w:val="center"/>
-            </w:pPr>
-            <w:r>
-              <w:rPr>
-                <w:rFonts w:hint="eastAsia"/>
-              </w:rPr>
-              <w:t>I</w:t>
-            </w:r>
-            <w:r>
-              <w:rPr>
-                <w:rFonts w:hint="eastAsia"/>
-              </w:rPr>
-              <w:t>类</w:t>
-            </w:r>
-          </w:p>
-          <w:p>
-            <w:pPr>
-              <w:jc w:val="center"/>
-            </w:pPr>
-            <w:r>
-              <w:t xml:space="preserve">{%p </w:t>
-            </w:r>
-            <w:proofErr w:type="spellStart"/>
-            <w:r>
-              <w:t>elif</w:t>
-            </w:r>
-            <w:proofErr w:type="spellEnd"/>
-            <w:r>
-              <w:t xml:space="preserve"> </w:t>
-            </w:r>
-            <w:proofErr w:type="spellStart"/>
-            <w:proofErr w:type="gramStart"/>
-            <w:r>
-              <w:t>a.clinic</w:t>
-            </w:r>
-            <w:proofErr w:type="gramEnd"/>
-            <w:r>
-              <w:t>_num_s</w:t>
+            <w:r>
+              <w:t>a.clinic_num_s</w:t>
             </w:r>
             <w:proofErr w:type="spellEnd"/>
             <w:r>
@@ -6444,13 +5948,8 @@
               <w:t xml:space="preserve">{%tr if </w:t>
             </w:r>
             <w:proofErr w:type="spellStart"/>
-            <w:proofErr w:type="gramStart"/>
-            <w:r>
-              <w:t>chemo.complete</w:t>
-            </w:r>
-            <w:proofErr w:type="gramEnd"/>
-            <w:r>
-              <w:t>_split_tumor</w:t>
+            <w:r>
+              <w:t>chemo.complete_split_tumor</w:t>
             </w:r>
             <w:proofErr w:type="spellEnd"/>
             <w:r>
@@ -6476,13 +5975,8 @@
               <w:t xml:space="preserve">{%tr for a in </w:t>
             </w:r>
             <w:proofErr w:type="spellStart"/>
-            <w:proofErr w:type="gramStart"/>
-            <w:r>
-              <w:t>chemo.complete</w:t>
-            </w:r>
-            <w:proofErr w:type="gramEnd"/>
-            <w:r>
-              <w:t>_split_tumor</w:t>
+            <w:r>
+              <w:t>chemo.complete_split_tumor</w:t>
             </w:r>
             <w:proofErr w:type="spellEnd"/>
             <w:r>
@@ -6515,35 +6009,47 @@
               <w:t>{{</w:t>
             </w:r>
             <w:proofErr w:type="spellStart"/>
-            <w:proofErr w:type="gramStart"/>
             <w:r>
               <w:rPr>
                 <w:i/>
                 <w:iCs/>
               </w:rPr>
-              <w:t>a.gene</w:t>
-            </w:r>
-            <w:proofErr w:type="gramEnd"/>
+              <w:t>a.gene_symbol</w:t>
+            </w:r>
+            <w:proofErr w:type="spellEnd"/>
             <w:r>
               <w:rPr>
                 <w:i/>
                 <w:iCs/>
               </w:rPr>
-              <w:t>_symbol</w:t>
+              <w:t>}}</w:t>
+            </w:r>
+          </w:p>
+        </w:tc>
+        <w:tc>
+          <w:tcPr>
+            <w:tcW w:w="1418" w:type="dxa"/>
+          </w:tcPr>
+          <w:p>
+            <w:pPr>
+              <w:jc w:val="center"/>
+            </w:pPr>
+            <w:r>
+              <w:t>{{</w:t>
+            </w:r>
+            <w:proofErr w:type="spellStart"/>
+            <w:r>
+              <w:t>a.dbsnp</w:t>
             </w:r>
             <w:proofErr w:type="spellEnd"/>
             <w:r>
-              <w:rPr>
-                <w:i/>
-                <w:iCs/>
-              </w:rPr>
               <w:t>}}</w:t>
             </w:r>
           </w:p>
         </w:tc>
         <w:tc>
           <w:tcPr>
-            <w:tcW w:w="1418" w:type="dxa"/>
+            <w:tcW w:w="1275" w:type="dxa"/>
           </w:tcPr>
           <w:p>
             <w:pPr>
@@ -6553,12 +6059,10 @@
               <w:t>{{</w:t>
             </w:r>
             <w:proofErr w:type="spellStart"/>
-            <w:proofErr w:type="gramStart"/>
-            <w:r>
-              <w:t>a.dbsnp</w:t>
+            <w:r>
+              <w:t>a.genotype</w:t>
             </w:r>
             <w:proofErr w:type="spellEnd"/>
-            <w:proofErr w:type="gramEnd"/>
             <w:r>
               <w:t>}}</w:t>
             </w:r>
@@ -6566,46 +6070,18 @@
         </w:tc>
         <w:tc>
           <w:tcPr>
-            <w:tcW w:w="1275" w:type="dxa"/>
-          </w:tcPr>
-          <w:p>
-            <w:pPr>
-              <w:jc w:val="center"/>
+            <w:tcW w:w="5387" w:type="dxa"/>
+          </w:tcPr>
+          <w:p>
+            <w:pPr>
+              <w:jc w:val="left"/>
             </w:pPr>
             <w:r>
               <w:t>{{</w:t>
             </w:r>
             <w:proofErr w:type="spellStart"/>
-            <w:proofErr w:type="gramStart"/>
-            <w:r>
-              <w:t>a.genotype</w:t>
-            </w:r>
-            <w:proofErr w:type="spellEnd"/>
-            <w:proofErr w:type="gramEnd"/>
-            <w:r>
-              <w:t>}}</w:t>
-            </w:r>
-          </w:p>
-        </w:tc>
-        <w:tc>
-          <w:tcPr>
-            <w:tcW w:w="5387" w:type="dxa"/>
-          </w:tcPr>
-          <w:p>
-            <w:pPr>
-              <w:jc w:val="left"/>
-            </w:pPr>
-            <w:r>
-              <w:t>{{</w:t>
-            </w:r>
-            <w:proofErr w:type="spellStart"/>
-            <w:proofErr w:type="gramStart"/>
-            <w:r>
-              <w:t>a.clin</w:t>
-            </w:r>
-            <w:proofErr w:type="gramEnd"/>
-            <w:r>
-              <w:t>_anno_cn</w:t>
+            <w:r>
+              <w:t>a.clin_anno_cn</w:t>
             </w:r>
             <w:proofErr w:type="spellEnd"/>
             <w:r>
@@ -6698,12 +6174,10 @@
               <w:t xml:space="preserve">{%tr for a in </w:t>
             </w:r>
             <w:proofErr w:type="spellStart"/>
-            <w:proofErr w:type="gramStart"/>
             <w:r>
               <w:t>chemo.complete</w:t>
             </w:r>
             <w:proofErr w:type="spellEnd"/>
-            <w:proofErr w:type="gramEnd"/>
             <w:r>
               <w:t xml:space="preserve"> %}</w:t>
             </w:r>
@@ -6734,35 +6208,47 @@
               <w:t>{{</w:t>
             </w:r>
             <w:proofErr w:type="spellStart"/>
-            <w:proofErr w:type="gramStart"/>
             <w:r>
               <w:rPr>
                 <w:i/>
                 <w:iCs/>
               </w:rPr>
-              <w:t>a.gene</w:t>
-            </w:r>
-            <w:proofErr w:type="gramEnd"/>
+              <w:t>a.gene_symbol</w:t>
+            </w:r>
+            <w:proofErr w:type="spellEnd"/>
             <w:r>
               <w:rPr>
                 <w:i/>
                 <w:iCs/>
               </w:rPr>
-              <w:t>_symbol</w:t>
+              <w:t>}}</w:t>
+            </w:r>
+          </w:p>
+        </w:tc>
+        <w:tc>
+          <w:tcPr>
+            <w:tcW w:w="1418" w:type="dxa"/>
+          </w:tcPr>
+          <w:p>
+            <w:pPr>
+              <w:jc w:val="center"/>
+            </w:pPr>
+            <w:r>
+              <w:t>{{</w:t>
+            </w:r>
+            <w:proofErr w:type="spellStart"/>
+            <w:r>
+              <w:t>a.dbsnp</w:t>
             </w:r>
             <w:proofErr w:type="spellEnd"/>
             <w:r>
-              <w:rPr>
-                <w:i/>
-                <w:iCs/>
-              </w:rPr>
               <w:t>}}</w:t>
             </w:r>
           </w:p>
         </w:tc>
         <w:tc>
           <w:tcPr>
-            <w:tcW w:w="1418" w:type="dxa"/>
+            <w:tcW w:w="1275" w:type="dxa"/>
           </w:tcPr>
           <w:p>
             <w:pPr>
@@ -6772,12 +6258,10 @@
               <w:t>{{</w:t>
             </w:r>
             <w:proofErr w:type="spellStart"/>
-            <w:proofErr w:type="gramStart"/>
-            <w:r>
-              <w:t>a.dbsnp</w:t>
+            <w:r>
+              <w:t>a.genotype</w:t>
             </w:r>
             <w:proofErr w:type="spellEnd"/>
-            <w:proofErr w:type="gramEnd"/>
             <w:r>
               <w:t>}}</w:t>
             </w:r>
@@ -6785,46 +6269,18 @@
         </w:tc>
         <w:tc>
           <w:tcPr>
-            <w:tcW w:w="1275" w:type="dxa"/>
-          </w:tcPr>
-          <w:p>
-            <w:pPr>
-              <w:jc w:val="center"/>
+            <w:tcW w:w="5387" w:type="dxa"/>
+          </w:tcPr>
+          <w:p>
+            <w:pPr>
+              <w:jc w:val="left"/>
             </w:pPr>
             <w:r>
               <w:t>{{</w:t>
             </w:r>
             <w:proofErr w:type="spellStart"/>
-            <w:proofErr w:type="gramStart"/>
-            <w:r>
-              <w:t>a.genotype</w:t>
-            </w:r>
-            <w:proofErr w:type="spellEnd"/>
-            <w:proofErr w:type="gramEnd"/>
-            <w:r>
-              <w:t>}}</w:t>
-            </w:r>
-          </w:p>
-        </w:tc>
-        <w:tc>
-          <w:tcPr>
-            <w:tcW w:w="5387" w:type="dxa"/>
-          </w:tcPr>
-          <w:p>
-            <w:pPr>
-              <w:jc w:val="left"/>
-            </w:pPr>
-            <w:r>
-              <w:t>{{</w:t>
-            </w:r>
-            <w:proofErr w:type="spellStart"/>
-            <w:proofErr w:type="gramStart"/>
-            <w:r>
-              <w:t>a.clin</w:t>
-            </w:r>
-            <w:proofErr w:type="gramEnd"/>
-            <w:r>
-              <w:t>_anno_cn</w:t>
+            <w:r>
+              <w:t>a.clin_anno_cn</w:t>
             </w:r>
             <w:proofErr w:type="spellEnd"/>
             <w:r>
@@ -7008,9 +6464,17 @@
           <w:sz w:val="16"/>
           <w:szCs w:val="16"/>
         </w:rPr>
-        <w:t>：由临床药物基因组</w:t>
+        <w:t>：由临床药物基因组学实施联盟（</w:t>
       </w:r>
-      <w:proofErr w:type="gramStart"/>
+      <w:r>
+        <w:rPr>
+          <w:rFonts w:ascii="微软雅黑" w:hAnsi="微软雅黑"/>
+          <w:color w:val="000000" w:themeColor="text1"/>
+          <w:sz w:val="16"/>
+          <w:szCs w:val="16"/>
+        </w:rPr>
+        <w:t>CPIC）或遗传药理学指南认可，或者应用于其他主要卫生系统</w:t>
+      </w:r>
       <w:r>
         <w:rPr>
           <w:rFonts w:ascii="微软雅黑" w:hAnsi="微软雅黑" w:hint="eastAsia"/>
@@ -7018,9 +6482,28 @@
           <w:sz w:val="16"/>
           <w:szCs w:val="16"/>
         </w:rPr>
-        <w:t>学实施</w:t>
+        <w:t>；</w:t>
       </w:r>
-      <w:proofErr w:type="gramEnd"/>
+    </w:p>
+    <w:p>
+      <w:pPr>
+        <w:ind w:leftChars="150" w:left="350" w:hangingChars="50" w:hanging="80"/>
+        <w:rPr>
+          <w:rFonts w:ascii="微软雅黑" w:hAnsi="微软雅黑"/>
+          <w:color w:val="000000" w:themeColor="text1"/>
+          <w:sz w:val="16"/>
+          <w:szCs w:val="16"/>
+        </w:rPr>
+      </w:pPr>
+      <w:r>
+        <w:rPr>
+          <w:rFonts w:ascii="微软雅黑" w:hAnsi="微软雅黑"/>
+          <w:color w:val="000000" w:themeColor="text1"/>
+          <w:sz w:val="16"/>
+          <w:szCs w:val="16"/>
+        </w:rPr>
+        <w:t>1B级</w:t>
+      </w:r>
       <w:r>
         <w:rPr>
           <w:rFonts w:ascii="微软雅黑" w:hAnsi="微软雅黑" w:hint="eastAsia"/>
@@ -7028,16 +6511,27 @@
           <w:sz w:val="16"/>
           <w:szCs w:val="16"/>
         </w:rPr>
-        <w:t>联盟（</w:t>
+        <w:t>：注释基于多项有统计显著性的研究；</w:t>
       </w:r>
-      <w:r>
+    </w:p>
+    <w:p>
+      <w:pPr>
+        <w:ind w:leftChars="150" w:left="350" w:hangingChars="50" w:hanging="80"/>
         <w:rPr>
           <w:rFonts w:ascii="微软雅黑" w:hAnsi="微软雅黑"/>
           <w:color w:val="000000" w:themeColor="text1"/>
           <w:sz w:val="16"/>
           <w:szCs w:val="16"/>
         </w:rPr>
-        <w:t>CPIC）或遗传药理学指南认可，或者应用于其他主要卫生系统</w:t>
+      </w:pPr>
+      <w:r>
+        <w:rPr>
+          <w:rFonts w:ascii="微软雅黑" w:hAnsi="微软雅黑"/>
+          <w:color w:val="000000" w:themeColor="text1"/>
+          <w:sz w:val="16"/>
+          <w:szCs w:val="16"/>
+        </w:rPr>
+        <w:t>2A级</w:t>
       </w:r>
       <w:r>
         <w:rPr>
@@ -7046,7 +6540,7 @@
           <w:sz w:val="16"/>
           <w:szCs w:val="16"/>
         </w:rPr>
-        <w:t>；</w:t>
+        <w:t>：注释基于多项重复研究，并且该基因为明确的药物代谢基因；</w:t>
       </w:r>
     </w:p>
     <w:p>
@@ -7066,7 +6560,7 @@
           <w:sz w:val="16"/>
           <w:szCs w:val="16"/>
         </w:rPr>
-        <w:t>1B级</w:t>
+        <w:t>2B级</w:t>
       </w:r>
       <w:r>
         <w:rPr>
@@ -7075,7 +6569,7 @@
           <w:sz w:val="16"/>
           <w:szCs w:val="16"/>
         </w:rPr>
-        <w:t>：注释基于多项有统计显著性的研究；</w:t>
+        <w:t>：注释基于多项重复研究，但其中一些研究没有统计学意义或影响较小；</w:t>
       </w:r>
     </w:p>
     <w:p>
@@ -7095,7 +6589,7 @@
           <w:sz w:val="16"/>
           <w:szCs w:val="16"/>
         </w:rPr>
-        <w:t>2A级</w:t>
+        <w:t>3级</w:t>
       </w:r>
       <w:r>
         <w:rPr>
@@ -7104,7 +6598,7 @@
           <w:sz w:val="16"/>
           <w:szCs w:val="16"/>
         </w:rPr>
-        <w:t>：注释基于多项重复研究，并且该基因为明确的药物代谢基因；</w:t>
+        <w:t>：注释仅基于一项有显著性差异的研究，或多项研究但缺乏明显药效关联；</w:t>
       </w:r>
     </w:p>
     <w:p>
@@ -7124,7 +6618,7 @@
           <w:sz w:val="16"/>
           <w:szCs w:val="16"/>
         </w:rPr>
-        <w:t>2B级</w:t>
+        <w:t>4级</w:t>
       </w:r>
       <w:r>
         <w:rPr>
@@ -7133,105 +6627,7 @@
           <w:sz w:val="16"/>
           <w:szCs w:val="16"/>
         </w:rPr>
-        <w:t>：注释基于多项重复研究，但其中一些研究没有统计学意义或影响较小；</w:t>
-      </w:r>
-    </w:p>
-    <w:p>
-      <w:pPr>
-        <w:ind w:leftChars="150" w:left="350" w:hangingChars="50" w:hanging="80"/>
-        <w:rPr>
-          <w:rFonts w:ascii="微软雅黑" w:hAnsi="微软雅黑"/>
-          <w:color w:val="000000" w:themeColor="text1"/>
-          <w:sz w:val="16"/>
-          <w:szCs w:val="16"/>
-        </w:rPr>
-      </w:pPr>
-      <w:r>
-        <w:rPr>
-          <w:rFonts w:ascii="微软雅黑" w:hAnsi="微软雅黑"/>
-          <w:color w:val="000000" w:themeColor="text1"/>
-          <w:sz w:val="16"/>
-          <w:szCs w:val="16"/>
-        </w:rPr>
-        <w:t>3级</w:t>
-      </w:r>
-      <w:r>
-        <w:rPr>
-          <w:rFonts w:ascii="微软雅黑" w:hAnsi="微软雅黑" w:hint="eastAsia"/>
-          <w:color w:val="000000" w:themeColor="text1"/>
-          <w:sz w:val="16"/>
-          <w:szCs w:val="16"/>
-        </w:rPr>
-        <w:t>：</w:t>
-      </w:r>
-      <w:proofErr w:type="gramStart"/>
-      <w:r>
-        <w:rPr>
-          <w:rFonts w:ascii="微软雅黑" w:hAnsi="微软雅黑" w:hint="eastAsia"/>
-          <w:color w:val="000000" w:themeColor="text1"/>
-          <w:sz w:val="16"/>
-          <w:szCs w:val="16"/>
-        </w:rPr>
-        <w:t>注释仅</w:t>
-      </w:r>
-      <w:proofErr w:type="gramEnd"/>
-      <w:r>
-        <w:rPr>
-          <w:rFonts w:ascii="微软雅黑" w:hAnsi="微软雅黑" w:hint="eastAsia"/>
-          <w:color w:val="000000" w:themeColor="text1"/>
-          <w:sz w:val="16"/>
-          <w:szCs w:val="16"/>
-        </w:rPr>
-        <w:t>基于一项有显著性差异的研究，或多项研究但缺乏明显药效关联；</w:t>
-      </w:r>
-    </w:p>
-    <w:p>
-      <w:pPr>
-        <w:ind w:leftChars="150" w:left="350" w:hangingChars="50" w:hanging="80"/>
-        <w:rPr>
-          <w:rFonts w:ascii="微软雅黑" w:hAnsi="微软雅黑"/>
-          <w:color w:val="000000" w:themeColor="text1"/>
-          <w:sz w:val="16"/>
-          <w:szCs w:val="16"/>
-        </w:rPr>
-      </w:pPr>
-      <w:r>
-        <w:rPr>
-          <w:rFonts w:ascii="微软雅黑" w:hAnsi="微软雅黑"/>
-          <w:color w:val="000000" w:themeColor="text1"/>
-          <w:sz w:val="16"/>
-          <w:szCs w:val="16"/>
-        </w:rPr>
-        <w:t>4级</w:t>
-      </w:r>
-      <w:r>
-        <w:rPr>
-          <w:rFonts w:ascii="微软雅黑" w:hAnsi="微软雅黑" w:hint="eastAsia"/>
-          <w:color w:val="000000" w:themeColor="text1"/>
-          <w:sz w:val="16"/>
-          <w:szCs w:val="16"/>
-        </w:rPr>
-        <w:t>：</w:t>
-      </w:r>
-      <w:proofErr w:type="gramStart"/>
-      <w:r>
-        <w:rPr>
-          <w:rFonts w:ascii="微软雅黑" w:hAnsi="微软雅黑" w:hint="eastAsia"/>
-          <w:color w:val="000000" w:themeColor="text1"/>
-          <w:sz w:val="16"/>
-          <w:szCs w:val="16"/>
-        </w:rPr>
-        <w:t>注释仅</w:t>
-      </w:r>
-      <w:proofErr w:type="gramEnd"/>
-      <w:r>
-        <w:rPr>
-          <w:rFonts w:ascii="微软雅黑" w:hAnsi="微软雅黑" w:hint="eastAsia"/>
-          <w:color w:val="000000" w:themeColor="text1"/>
-          <w:sz w:val="16"/>
-          <w:szCs w:val="16"/>
-        </w:rPr>
-        <w:t>基于病例报告，非权威性研究或体外分子功能研究。</w:t>
+        <w:t>：注释仅基于病例报告，非权威性研究或体外分子功能研究。</w:t>
       </w:r>
     </w:p>
     <w:p>
@@ -7335,15 +6731,7 @@
       </w:r>
       <w:proofErr w:type="spellStart"/>
       <w:r>
-        <w:t>var.var_</w:t>
-      </w:r>
-      <w:proofErr w:type="gramStart"/>
-      <w:r>
-        <w:t>somatic.level</w:t>
-      </w:r>
-      <w:proofErr w:type="gramEnd"/>
-      <w:r>
-        <w:t>_I+var.var_somatic.level_II</w:t>
+        <w:t>var.var_somatic.level_I+var.var_somatic.level_II</w:t>
       </w:r>
       <w:proofErr w:type="spellEnd"/>
       <w:r>
@@ -7356,15 +6744,7 @@
       </w:r>
       <w:proofErr w:type="spellStart"/>
       <w:r>
-        <w:t>var.var_</w:t>
-      </w:r>
-      <w:proofErr w:type="gramStart"/>
-      <w:r>
-        <w:t>somatic.level</w:t>
-      </w:r>
-      <w:proofErr w:type="gramEnd"/>
-      <w:r>
-        <w:t>_I+var.var_somatic.level_II</w:t>
+        <w:t>var.var_somatic.level_I+var.var_somatic.level_II</w:t>
       </w:r>
       <w:proofErr w:type="spellEnd"/>
       <w:r>
@@ -7422,7 +6802,6 @@
               <w:t>{{</w:t>
             </w:r>
             <w:proofErr w:type="spellStart"/>
-            <w:proofErr w:type="gramStart"/>
             <w:r>
               <w:rPr>
                 <w:rFonts w:ascii="微软雅黑" w:hAnsi="微软雅黑"/>
@@ -7430,17 +6809,7 @@
                 <w:bCs/>
                 <w:color w:val="31849B"/>
               </w:rPr>
-              <w:t>a.gene</w:t>
-            </w:r>
-            <w:proofErr w:type="gramEnd"/>
-            <w:r>
-              <w:rPr>
-                <w:rFonts w:ascii="微软雅黑" w:hAnsi="微软雅黑"/>
-                <w:b/>
-                <w:bCs/>
-                <w:color w:val="31849B"/>
-              </w:rPr>
-              <w:t>_symbol</w:t>
+              <w:t>a.gene_symbol</w:t>
             </w:r>
             <w:proofErr w:type="spellEnd"/>
             <w:r>
@@ -7596,13 +6965,8 @@
               <w:t>{{</w:t>
             </w:r>
             <w:proofErr w:type="spellStart"/>
-            <w:proofErr w:type="gramStart"/>
-            <w:r>
-              <w:t>a.gene</w:t>
-            </w:r>
-            <w:proofErr w:type="gramEnd"/>
-            <w:r>
-              <w:t>_function|e</w:t>
+            <w:r>
+              <w:t>a.gene_function|e</w:t>
             </w:r>
             <w:proofErr w:type="spellEnd"/>
             <w:r>
@@ -7669,13 +7033,8 @@
               <w:t>{{</w:t>
             </w:r>
             <w:proofErr w:type="spellStart"/>
-            <w:proofErr w:type="gramStart"/>
-            <w:r>
-              <w:t>a.variant</w:t>
-            </w:r>
-            <w:proofErr w:type="gramEnd"/>
-            <w:r>
-              <w:t>_desc_cn|e</w:t>
+            <w:r>
+              <w:t>a.variant_desc_cn|e</w:t>
             </w:r>
             <w:proofErr w:type="spellEnd"/>
             <w:r>
@@ -7790,70 +7149,38 @@
                 <w:rFonts w:ascii="微软雅黑" w:hAnsi="微软雅黑"/>
                 <w:szCs w:val="18"/>
               </w:rPr>
-              <w:t>a.evi_sum.evi_</w:t>
-            </w:r>
-            <w:proofErr w:type="gramStart"/>
+              <w:t>a.evi_sum.evi_split.Predictive_merge</w:t>
+            </w:r>
+            <w:proofErr w:type="spellEnd"/>
             <w:r>
               <w:rPr>
                 <w:rFonts w:ascii="微软雅黑" w:hAnsi="微软雅黑"/>
                 <w:szCs w:val="18"/>
               </w:rPr>
-              <w:t>split.Predictive</w:t>
-            </w:r>
-            <w:proofErr w:type="gramEnd"/>
-            <w:r>
+              <w:t>%}</w:t>
+            </w:r>
+          </w:p>
+          <w:p>
+            <w:pPr>
               <w:rPr>
                 <w:rFonts w:ascii="微软雅黑" w:hAnsi="微软雅黑"/>
                 <w:szCs w:val="18"/>
               </w:rPr>
-              <w:t>_merge</w:t>
-            </w:r>
-            <w:proofErr w:type="spellEnd"/>
+            </w:pPr>
             <w:r>
               <w:rPr>
                 <w:rFonts w:ascii="微软雅黑" w:hAnsi="微软雅黑"/>
                 <w:szCs w:val="18"/>
               </w:rPr>
-              <w:t>%}</w:t>
-            </w:r>
-          </w:p>
-          <w:p>
-            <w:pPr>
+              <w:t xml:space="preserve">{%p for b in </w:t>
+            </w:r>
+            <w:proofErr w:type="spellStart"/>
+            <w:r>
               <w:rPr>
                 <w:rFonts w:ascii="微软雅黑" w:hAnsi="微软雅黑"/>
                 <w:szCs w:val="18"/>
               </w:rPr>
-            </w:pPr>
-            <w:r>
-              <w:rPr>
-                <w:rFonts w:ascii="微软雅黑" w:hAnsi="微软雅黑"/>
-                <w:szCs w:val="18"/>
-              </w:rPr>
-              <w:t xml:space="preserve">{%p for b in </w:t>
-            </w:r>
-            <w:proofErr w:type="spellStart"/>
-            <w:r>
-              <w:rPr>
-                <w:rFonts w:ascii="微软雅黑" w:hAnsi="微软雅黑"/>
-                <w:szCs w:val="18"/>
-              </w:rPr>
-              <w:t>a.evi_sum.evi_</w:t>
-            </w:r>
-            <w:proofErr w:type="gramStart"/>
-            <w:r>
-              <w:rPr>
-                <w:rFonts w:ascii="微软雅黑" w:hAnsi="微软雅黑"/>
-                <w:szCs w:val="18"/>
-              </w:rPr>
-              <w:t>split.Predictive</w:t>
-            </w:r>
-            <w:proofErr w:type="gramEnd"/>
-            <w:r>
-              <w:rPr>
-                <w:rFonts w:ascii="微软雅黑" w:hAnsi="微软雅黑"/>
-                <w:szCs w:val="18"/>
-              </w:rPr>
-              <w:t>_merge</w:t>
+              <w:t>a.evi_sum.evi_split.Predictive_merge</w:t>
             </w:r>
             <w:proofErr w:type="spellEnd"/>
             <w:r>
@@ -7990,23 +7317,107 @@
                 <w:rFonts w:ascii="微软雅黑" w:hAnsi="微软雅黑"/>
                 <w:szCs w:val="18"/>
               </w:rPr>
-              <w:t>a.evi_sum.evi_</w:t>
-            </w:r>
-            <w:proofErr w:type="gramStart"/>
+              <w:t>a.evi_sum.evi_split.Prognostic</w:t>
+            </w:r>
+            <w:proofErr w:type="spellEnd"/>
             <w:r>
               <w:rPr>
                 <w:rFonts w:ascii="微软雅黑" w:hAnsi="微软雅黑"/>
                 <w:szCs w:val="18"/>
               </w:rPr>
-              <w:t>split.Prognostic</w:t>
+              <w:t>%}</w:t>
+            </w:r>
+          </w:p>
+          <w:p>
+            <w:pPr>
+              <w:rPr>
+                <w:rFonts w:ascii="微软雅黑" w:hAnsi="微软雅黑"/>
+                <w:szCs w:val="18"/>
+              </w:rPr>
+            </w:pPr>
+            <w:r>
+              <w:rPr>
+                <w:rFonts w:ascii="微软雅黑" w:hAnsi="微软雅黑"/>
+                <w:szCs w:val="18"/>
+              </w:rPr>
+              <w:t xml:space="preserve">{%p for b in </w:t>
+            </w:r>
+            <w:proofErr w:type="spellStart"/>
+            <w:r>
+              <w:rPr>
+                <w:rFonts w:ascii="微软雅黑" w:hAnsi="微软雅黑"/>
+                <w:szCs w:val="18"/>
+              </w:rPr>
+              <w:t>a.evi_sum.evi_split.Prognostic</w:t>
             </w:r>
             <w:proofErr w:type="spellEnd"/>
-            <w:proofErr w:type="gramEnd"/>
             <w:r>
               <w:rPr>
                 <w:rFonts w:ascii="微软雅黑" w:hAnsi="微软雅黑"/>
                 <w:szCs w:val="18"/>
               </w:rPr>
+              <w:t xml:space="preserve"> %}</w:t>
+            </w:r>
+          </w:p>
+          <w:p>
+            <w:pPr>
+              <w:rPr>
+                <w:rFonts w:ascii="微软雅黑" w:hAnsi="微软雅黑"/>
+                <w:szCs w:val="18"/>
+              </w:rPr>
+            </w:pPr>
+            <w:r>
+              <w:rPr>
+                <w:rFonts w:ascii="微软雅黑" w:hAnsi="微软雅黑"/>
+                <w:szCs w:val="18"/>
+              </w:rPr>
+              <w:t>{{</w:t>
+            </w:r>
+            <w:proofErr w:type="spellStart"/>
+            <w:r>
+              <w:rPr>
+                <w:rFonts w:ascii="微软雅黑" w:hAnsi="微软雅黑"/>
+                <w:szCs w:val="18"/>
+              </w:rPr>
+              <w:t>b.evi_interpretation|e</w:t>
+            </w:r>
+            <w:proofErr w:type="spellEnd"/>
+            <w:r>
+              <w:rPr>
+                <w:rFonts w:ascii="微软雅黑" w:hAnsi="微软雅黑"/>
+                <w:szCs w:val="18"/>
+              </w:rPr>
+              <w:t>}}</w:t>
+            </w:r>
+          </w:p>
+          <w:p>
+            <w:pPr>
+              <w:rPr>
+                <w:rFonts w:ascii="微软雅黑" w:hAnsi="微软雅黑"/>
+                <w:szCs w:val="18"/>
+              </w:rPr>
+            </w:pPr>
+            <w:r>
+              <w:rPr>
+                <w:rFonts w:ascii="微软雅黑" w:hAnsi="微软雅黑"/>
+                <w:szCs w:val="18"/>
+              </w:rPr>
+              <w:t xml:space="preserve">{%p </w:t>
+            </w:r>
+            <w:proofErr w:type="spellStart"/>
+            <w:r>
+              <w:rPr>
+                <w:rFonts w:ascii="微软雅黑" w:hAnsi="微软雅黑"/>
+                <w:szCs w:val="18"/>
+              </w:rPr>
+              <w:t>endfor</w:t>
+            </w:r>
+            <w:proofErr w:type="spellEnd"/>
+            <w:r>
+              <w:rPr>
+                <w:rFonts w:ascii="微软雅黑" w:hAnsi="微软雅黑"/>
+                <w:szCs w:val="18"/>
+              </w:rPr>
               <w:t>%}</w:t>
             </w:r>
           </w:p>
@@ -8022,6 +7433,52 @@
                 <w:rFonts w:ascii="微软雅黑" w:hAnsi="微软雅黑"/>
                 <w:szCs w:val="18"/>
               </w:rPr>
+              <w:t>{%p endif%}</w:t>
+            </w:r>
+          </w:p>
+          <w:p>
+            <w:pPr>
+              <w:rPr>
+                <w:rFonts w:ascii="微软雅黑" w:hAnsi="微软雅黑"/>
+                <w:szCs w:val="18"/>
+              </w:rPr>
+            </w:pPr>
+            <w:r>
+              <w:rPr>
+                <w:rFonts w:ascii="微软雅黑" w:hAnsi="微软雅黑"/>
+                <w:szCs w:val="18"/>
+              </w:rPr>
+              <w:t xml:space="preserve">{%p if </w:t>
+            </w:r>
+            <w:proofErr w:type="spellStart"/>
+            <w:r>
+              <w:rPr>
+                <w:rFonts w:ascii="微软雅黑" w:hAnsi="微软雅黑"/>
+                <w:szCs w:val="18"/>
+              </w:rPr>
+              <w:t>a.evi_sum.evi_split.Diagnostic</w:t>
+            </w:r>
+            <w:proofErr w:type="spellEnd"/>
+            <w:r>
+              <w:rPr>
+                <w:rFonts w:ascii="微软雅黑" w:hAnsi="微软雅黑"/>
+                <w:szCs w:val="18"/>
+              </w:rPr>
+              <w:t>%}</w:t>
+            </w:r>
+          </w:p>
+          <w:p>
+            <w:pPr>
+              <w:rPr>
+                <w:rFonts w:ascii="微软雅黑" w:hAnsi="微软雅黑"/>
+                <w:szCs w:val="18"/>
+              </w:rPr>
+            </w:pPr>
+            <w:r>
+              <w:rPr>
+                <w:rFonts w:ascii="微软雅黑" w:hAnsi="微软雅黑"/>
+                <w:szCs w:val="18"/>
+              </w:rPr>
               <w:t xml:space="preserve">{%p for b in </w:t>
             </w:r>
             <w:proofErr w:type="spellStart"/>
@@ -8030,175 +7487,9 @@
                 <w:rFonts w:ascii="微软雅黑" w:hAnsi="微软雅黑"/>
                 <w:szCs w:val="18"/>
               </w:rPr>
-              <w:t>a.evi_sum.evi_</w:t>
-            </w:r>
-            <w:proofErr w:type="gramStart"/>
-            <w:r>
-              <w:rPr>
-                <w:rFonts w:ascii="微软雅黑" w:hAnsi="微软雅黑"/>
-                <w:szCs w:val="18"/>
-              </w:rPr>
-              <w:t>split.Prognostic</w:t>
+              <w:t>a.evi_sum.evi_split.Diagnostic</w:t>
             </w:r>
             <w:proofErr w:type="spellEnd"/>
-            <w:proofErr w:type="gramEnd"/>
-            <w:r>
-              <w:rPr>
-                <w:rFonts w:ascii="微软雅黑" w:hAnsi="微软雅黑"/>
-                <w:szCs w:val="18"/>
-              </w:rPr>
-              <w:t xml:space="preserve"> %}</w:t>
-            </w:r>
-          </w:p>
-          <w:p>
-            <w:pPr>
-              <w:rPr>
-                <w:rFonts w:ascii="微软雅黑" w:hAnsi="微软雅黑"/>
-                <w:szCs w:val="18"/>
-              </w:rPr>
-            </w:pPr>
-            <w:r>
-              <w:rPr>
-                <w:rFonts w:ascii="微软雅黑" w:hAnsi="微软雅黑"/>
-                <w:szCs w:val="18"/>
-              </w:rPr>
-              <w:t>{{</w:t>
-            </w:r>
-            <w:proofErr w:type="spellStart"/>
-            <w:r>
-              <w:rPr>
-                <w:rFonts w:ascii="微软雅黑" w:hAnsi="微软雅黑"/>
-                <w:szCs w:val="18"/>
-              </w:rPr>
-              <w:t>b.evi_interpretation|e</w:t>
-            </w:r>
-            <w:proofErr w:type="spellEnd"/>
-            <w:r>
-              <w:rPr>
-                <w:rFonts w:ascii="微软雅黑" w:hAnsi="微软雅黑"/>
-                <w:szCs w:val="18"/>
-              </w:rPr>
-              <w:t>}}</w:t>
-            </w:r>
-          </w:p>
-          <w:p>
-            <w:pPr>
-              <w:rPr>
-                <w:rFonts w:ascii="微软雅黑" w:hAnsi="微软雅黑"/>
-                <w:szCs w:val="18"/>
-              </w:rPr>
-            </w:pPr>
-            <w:r>
-              <w:rPr>
-                <w:rFonts w:ascii="微软雅黑" w:hAnsi="微软雅黑"/>
-                <w:szCs w:val="18"/>
-              </w:rPr>
-              <w:t xml:space="preserve">{%p </w:t>
-            </w:r>
-            <w:proofErr w:type="spellStart"/>
-            <w:r>
-              <w:rPr>
-                <w:rFonts w:ascii="微软雅黑" w:hAnsi="微软雅黑"/>
-                <w:szCs w:val="18"/>
-              </w:rPr>
-              <w:t>endfor</w:t>
-            </w:r>
-            <w:proofErr w:type="spellEnd"/>
-            <w:r>
-              <w:rPr>
-                <w:rFonts w:ascii="微软雅黑" w:hAnsi="微软雅黑"/>
-                <w:szCs w:val="18"/>
-              </w:rPr>
-              <w:t>%}</w:t>
-            </w:r>
-          </w:p>
-          <w:p>
-            <w:pPr>
-              <w:rPr>
-                <w:rFonts w:ascii="微软雅黑" w:hAnsi="微软雅黑"/>
-                <w:szCs w:val="18"/>
-              </w:rPr>
-            </w:pPr>
-            <w:r>
-              <w:rPr>
-                <w:rFonts w:ascii="微软雅黑" w:hAnsi="微软雅黑"/>
-                <w:szCs w:val="18"/>
-              </w:rPr>
-              <w:t>{%p endif%}</w:t>
-            </w:r>
-          </w:p>
-          <w:p>
-            <w:pPr>
-              <w:rPr>
-                <w:rFonts w:ascii="微软雅黑" w:hAnsi="微软雅黑"/>
-                <w:szCs w:val="18"/>
-              </w:rPr>
-            </w:pPr>
-            <w:r>
-              <w:rPr>
-                <w:rFonts w:ascii="微软雅黑" w:hAnsi="微软雅黑"/>
-                <w:szCs w:val="18"/>
-              </w:rPr>
-              <w:t xml:space="preserve">{%p if </w:t>
-            </w:r>
-            <w:proofErr w:type="spellStart"/>
-            <w:r>
-              <w:rPr>
-                <w:rFonts w:ascii="微软雅黑" w:hAnsi="微软雅黑"/>
-                <w:szCs w:val="18"/>
-              </w:rPr>
-              <w:t>a.evi_sum.evi_</w:t>
-            </w:r>
-            <w:proofErr w:type="gramStart"/>
-            <w:r>
-              <w:rPr>
-                <w:rFonts w:ascii="微软雅黑" w:hAnsi="微软雅黑"/>
-                <w:szCs w:val="18"/>
-              </w:rPr>
-              <w:t>split.Diagnostic</w:t>
-            </w:r>
-            <w:proofErr w:type="spellEnd"/>
-            <w:proofErr w:type="gramEnd"/>
-            <w:r>
-              <w:rPr>
-                <w:rFonts w:ascii="微软雅黑" w:hAnsi="微软雅黑"/>
-                <w:szCs w:val="18"/>
-              </w:rPr>
-              <w:t>%}</w:t>
-            </w:r>
-          </w:p>
-          <w:p>
-            <w:pPr>
-              <w:rPr>
-                <w:rFonts w:ascii="微软雅黑" w:hAnsi="微软雅黑"/>
-                <w:szCs w:val="18"/>
-              </w:rPr>
-            </w:pPr>
-            <w:r>
-              <w:rPr>
-                <w:rFonts w:ascii="微软雅黑" w:hAnsi="微软雅黑"/>
-                <w:szCs w:val="18"/>
-              </w:rPr>
-              <w:t xml:space="preserve">{%p for b in </w:t>
-            </w:r>
-            <w:proofErr w:type="spellStart"/>
-            <w:r>
-              <w:rPr>
-                <w:rFonts w:ascii="微软雅黑" w:hAnsi="微软雅黑"/>
-                <w:szCs w:val="18"/>
-              </w:rPr>
-              <w:t>a.evi_sum.evi_</w:t>
-            </w:r>
-            <w:proofErr w:type="gramStart"/>
-            <w:r>
-              <w:rPr>
-                <w:rFonts w:ascii="微软雅黑" w:hAnsi="微软雅黑"/>
-                <w:szCs w:val="18"/>
-              </w:rPr>
-              <w:t>split.Diagnostic</w:t>
-            </w:r>
-            <w:proofErr w:type="spellEnd"/>
-            <w:proofErr w:type="gramEnd"/>
             <w:r>
               <w:rPr>
                 <w:rFonts w:ascii="微软雅黑" w:hAnsi="微软雅黑"/>
@@ -8743,32 +8034,60 @@
               <w:t xml:space="preserve">{%p if </w:t>
             </w:r>
             <w:proofErr w:type="spellStart"/>
-            <w:proofErr w:type="gramStart"/>
             <w:r>
               <w:rPr>
                 <w:rFonts w:ascii="微软雅黑" w:hAnsi="微软雅黑"/>
                 <w:kern w:val="44"/>
                 <w:szCs w:val="28"/>
               </w:rPr>
-              <w:t>a.regimen</w:t>
-            </w:r>
-            <w:proofErr w:type="gramEnd"/>
+              <w:t>a.regimen_cn</w:t>
+            </w:r>
+            <w:proofErr w:type="spellEnd"/>
             <w:r>
               <w:rPr>
                 <w:rFonts w:ascii="微软雅黑" w:hAnsi="微软雅黑"/>
                 <w:kern w:val="44"/>
                 <w:szCs w:val="28"/>
               </w:rPr>
-              <w:t>_cn</w:t>
-            </w:r>
-            <w:proofErr w:type="spellEnd"/>
-            <w:r>
+              <w:t>%}</w:t>
+            </w:r>
+          </w:p>
+          <w:p>
+            <w:pPr>
+              <w:pStyle w:val="aa"/>
+              <w:ind w:firstLineChars="0" w:firstLine="0"/>
+              <w:jc w:val="center"/>
               <w:rPr>
                 <w:rFonts w:ascii="微软雅黑" w:hAnsi="微软雅黑"/>
                 <w:kern w:val="44"/>
                 <w:szCs w:val="28"/>
               </w:rPr>
-              <w:t>%}</w:t>
+            </w:pPr>
+            <w:r>
+              <w:rPr>
+                <w:rFonts w:ascii="微软雅黑" w:hAnsi="微软雅黑"/>
+                <w:kern w:val="44"/>
+                <w:szCs w:val="28"/>
+              </w:rPr>
+              <w:t>{{</w:t>
+            </w:r>
+            <w:proofErr w:type="spellStart"/>
+            <w:r>
+              <w:rPr>
+                <w:rFonts w:ascii="微软雅黑" w:hAnsi="微软雅黑"/>
+                <w:kern w:val="44"/>
+                <w:szCs w:val="28"/>
+              </w:rPr>
+              <w:t>a.regimen_cn</w:t>
+            </w:r>
+            <w:proofErr w:type="spellEnd"/>
+            <w:r>
+              <w:rPr>
+                <w:rFonts w:ascii="微软雅黑" w:hAnsi="微软雅黑"/>
+                <w:kern w:val="44"/>
+                <w:szCs w:val="28"/>
+              </w:rPr>
+              <w:t>}}</w:t>
             </w:r>
           </w:p>
           <w:p>
@@ -8788,35 +8107,45 @@
                 <w:kern w:val="44"/>
                 <w:szCs w:val="28"/>
               </w:rPr>
-              <w:t>{{</w:t>
-            </w:r>
-            <w:proofErr w:type="spellStart"/>
-            <w:proofErr w:type="gramStart"/>
-            <w:r>
+              <w:t>{%p endif%}</w:t>
+            </w:r>
+          </w:p>
+          <w:p>
+            <w:pPr>
+              <w:pStyle w:val="aa"/>
+              <w:ind w:firstLineChars="0" w:firstLine="0"/>
+              <w:jc w:val="center"/>
               <w:rPr>
                 <w:rFonts w:ascii="微软雅黑" w:hAnsi="微软雅黑"/>
                 <w:kern w:val="44"/>
                 <w:szCs w:val="28"/>
               </w:rPr>
-              <w:t>a.regimen</w:t>
-            </w:r>
-            <w:proofErr w:type="gramEnd"/>
+            </w:pPr>
             <w:r>
               <w:rPr>
                 <w:rFonts w:ascii="微软雅黑" w:hAnsi="微软雅黑"/>
                 <w:kern w:val="44"/>
                 <w:szCs w:val="28"/>
               </w:rPr>
-              <w:t>_cn</w:t>
-            </w:r>
-            <w:proofErr w:type="spellEnd"/>
+              <w:t xml:space="preserve">{%p if </w:t>
+            </w:r>
+            <w:proofErr w:type="spellStart"/>
             <w:r>
               <w:rPr>
                 <w:rFonts w:ascii="微软雅黑" w:hAnsi="微软雅黑"/>
                 <w:kern w:val="44"/>
                 <w:szCs w:val="28"/>
               </w:rPr>
-              <w:t>}}</w:t>
+              <w:t>a.regimen_en</w:t>
+            </w:r>
+            <w:proofErr w:type="spellEnd"/>
+            <w:r>
+              <w:rPr>
+                <w:rFonts w:ascii="微软雅黑" w:hAnsi="微软雅黑"/>
+                <w:kern w:val="44"/>
+                <w:szCs w:val="28"/>
+              </w:rPr>
+              <w:t>%}</w:t>
             </w:r>
           </w:p>
           <w:p>
@@ -8836,94 +8165,16 @@
                 <w:kern w:val="44"/>
                 <w:szCs w:val="28"/>
               </w:rPr>
-              <w:t>{%p endif%}</w:t>
-            </w:r>
-          </w:p>
-          <w:p>
-            <w:pPr>
-              <w:pStyle w:val="aa"/>
-              <w:ind w:firstLineChars="0" w:firstLine="0"/>
-              <w:jc w:val="center"/>
+              <w:t>{{</w:t>
+            </w:r>
+            <w:proofErr w:type="spellStart"/>
+            <w:r>
               <w:rPr>
                 <w:rFonts w:ascii="微软雅黑" w:hAnsi="微软雅黑"/>
                 <w:kern w:val="44"/>
                 <w:szCs w:val="28"/>
               </w:rPr>
-            </w:pPr>
-            <w:r>
-              <w:rPr>
-                <w:rFonts w:ascii="微软雅黑" w:hAnsi="微软雅黑"/>
-                <w:kern w:val="44"/>
-                <w:szCs w:val="28"/>
-              </w:rPr>
-              <w:t xml:space="preserve">{%p if </w:t>
-            </w:r>
-            <w:proofErr w:type="spellStart"/>
-            <w:proofErr w:type="gramStart"/>
-            <w:r>
-              <w:rPr>
-                <w:rFonts w:ascii="微软雅黑" w:hAnsi="微软雅黑"/>
-                <w:kern w:val="44"/>
-                <w:szCs w:val="28"/>
-              </w:rPr>
-              <w:t>a.regimen</w:t>
-            </w:r>
-            <w:proofErr w:type="gramEnd"/>
-            <w:r>
-              <w:rPr>
-                <w:rFonts w:ascii="微软雅黑" w:hAnsi="微软雅黑"/>
-                <w:kern w:val="44"/>
-                <w:szCs w:val="28"/>
-              </w:rPr>
-              <w:t>_en</w:t>
-            </w:r>
-            <w:proofErr w:type="spellEnd"/>
-            <w:r>
-              <w:rPr>
-                <w:rFonts w:ascii="微软雅黑" w:hAnsi="微软雅黑"/>
-                <w:kern w:val="44"/>
-                <w:szCs w:val="28"/>
-              </w:rPr>
-              <w:t>%}</w:t>
-            </w:r>
-          </w:p>
-          <w:p>
-            <w:pPr>
-              <w:pStyle w:val="aa"/>
-              <w:ind w:firstLineChars="0" w:firstLine="0"/>
-              <w:jc w:val="center"/>
-              <w:rPr>
-                <w:rFonts w:ascii="微软雅黑" w:hAnsi="微软雅黑"/>
-                <w:kern w:val="44"/>
-                <w:szCs w:val="28"/>
-              </w:rPr>
-            </w:pPr>
-            <w:r>
-              <w:rPr>
-                <w:rFonts w:ascii="微软雅黑" w:hAnsi="微软雅黑"/>
-                <w:kern w:val="44"/>
-                <w:szCs w:val="28"/>
-              </w:rPr>
-              <w:t>{{</w:t>
-            </w:r>
-            <w:proofErr w:type="spellStart"/>
-            <w:proofErr w:type="gramStart"/>
-            <w:r>
-              <w:rPr>
-                <w:rFonts w:ascii="微软雅黑" w:hAnsi="微软雅黑"/>
-                <w:kern w:val="44"/>
-                <w:szCs w:val="28"/>
-              </w:rPr>
-              <w:t>a.regimen</w:t>
-            </w:r>
-            <w:proofErr w:type="gramEnd"/>
-            <w:r>
-              <w:rPr>
-                <w:rFonts w:ascii="微软雅黑" w:hAnsi="微软雅黑"/>
-                <w:kern w:val="44"/>
-                <w:szCs w:val="28"/>
-              </w:rPr>
-              <w:t>_en</w:t>
+              <w:t>a.regimen_en</w:t>
             </w:r>
             <w:proofErr w:type="spellEnd"/>
             <w:r>
@@ -9111,68 +8362,48 @@
               <w:t xml:space="preserve">{%p if </w:t>
             </w:r>
             <w:proofErr w:type="spellStart"/>
-            <w:proofErr w:type="gramStart"/>
             <w:r>
               <w:rPr>
                 <w:rFonts w:ascii="微软雅黑" w:hAnsi="微软雅黑"/>
                 <w:bCs/>
                 <w:szCs w:val="18"/>
               </w:rPr>
-              <w:t>a.drug</w:t>
-            </w:r>
-            <w:proofErr w:type="gramEnd"/>
+              <w:t>a.drug_details|get_drug_mechanism_cn</w:t>
+            </w:r>
+            <w:proofErr w:type="spellEnd"/>
             <w:r>
               <w:rPr>
                 <w:rFonts w:ascii="微软雅黑" w:hAnsi="微软雅黑"/>
                 <w:bCs/>
                 <w:szCs w:val="18"/>
               </w:rPr>
-              <w:t>_details|get_drug_mechanism_cn</w:t>
-            </w:r>
-            <w:proofErr w:type="spellEnd"/>
-            <w:r>
+              <w:t xml:space="preserve"> %}</w:t>
+            </w:r>
+          </w:p>
+          <w:p>
+            <w:pPr>
               <w:rPr>
                 <w:rFonts w:ascii="微软雅黑" w:hAnsi="微软雅黑"/>
                 <w:bCs/>
                 <w:szCs w:val="18"/>
               </w:rPr>
-              <w:t xml:space="preserve"> %}</w:t>
-            </w:r>
-          </w:p>
-          <w:p>
-            <w:pPr>
+            </w:pPr>
+            <w:r>
               <w:rPr>
                 <w:rFonts w:ascii="微软雅黑" w:hAnsi="微软雅黑"/>
                 <w:bCs/>
                 <w:szCs w:val="18"/>
               </w:rPr>
-            </w:pPr>
+              <w:t xml:space="preserve">{%p for b in </w:t>
+            </w:r>
+            <w:proofErr w:type="spellStart"/>
             <w:r>
               <w:rPr>
                 <w:rFonts w:ascii="微软雅黑" w:hAnsi="微软雅黑"/>
                 <w:bCs/>
                 <w:szCs w:val="18"/>
               </w:rPr>
-              <w:t xml:space="preserve">{%p for b in </w:t>
-            </w:r>
-            <w:proofErr w:type="spellStart"/>
-            <w:proofErr w:type="gramStart"/>
-            <w:r>
-              <w:rPr>
-                <w:rFonts w:ascii="微软雅黑" w:hAnsi="微软雅黑"/>
-                <w:bCs/>
-                <w:szCs w:val="18"/>
-              </w:rPr>
-              <w:t>a.drug</w:t>
-            </w:r>
-            <w:proofErr w:type="gramEnd"/>
-            <w:r>
-              <w:rPr>
-                <w:rFonts w:ascii="微软雅黑" w:hAnsi="微软雅黑"/>
-                <w:bCs/>
-                <w:szCs w:val="18"/>
-              </w:rPr>
-              <w:t>_details|get_drug_mechanism_cn</w:t>
+              <w:t>a.drug_details|get_drug_mechanism_cn</w:t>
             </w:r>
             <w:proofErr w:type="spellEnd"/>
             <w:r>
@@ -9368,7 +8599,6 @@
                 <w:szCs w:val="18"/>
               </w:rPr>
             </w:pPr>
-            <w:proofErr w:type="gramStart"/>
             <w:r>
               <w:rPr>
                 <w:rFonts w:ascii="微软雅黑" w:hAnsi="微软雅黑" w:hint="eastAsia"/>
@@ -9384,7 +8614,6 @@
               <w:t>{ [</w:t>
             </w:r>
             <w:proofErr w:type="spellStart"/>
-            <w:proofErr w:type="gramEnd"/>
             <w:r>
               <w:rPr>
                 <w:rFonts w:ascii="微软雅黑" w:hAnsi="微软雅黑"/>
@@ -9494,70 +8723,50 @@
               <w:t xml:space="preserve">{%p if </w:t>
             </w:r>
             <w:proofErr w:type="spellStart"/>
-            <w:proofErr w:type="gramStart"/>
             <w:r>
               <w:rPr>
                 <w:rFonts w:ascii="微软雅黑" w:hAnsi="微软雅黑"/>
                 <w:kern w:val="44"/>
                 <w:szCs w:val="28"/>
               </w:rPr>
-              <w:t>a.adaptation</w:t>
-            </w:r>
-            <w:proofErr w:type="gramEnd"/>
+              <w:t>a.adaptation_disease_cn</w:t>
+            </w:r>
+            <w:proofErr w:type="spellEnd"/>
             <w:r>
               <w:rPr>
                 <w:rFonts w:ascii="微软雅黑" w:hAnsi="微软雅黑"/>
                 <w:kern w:val="44"/>
                 <w:szCs w:val="28"/>
               </w:rPr>
-              <w:t>_disease_cn</w:t>
-            </w:r>
-            <w:proofErr w:type="spellEnd"/>
-            <w:r>
+              <w:t xml:space="preserve"> %}</w:t>
+            </w:r>
+          </w:p>
+          <w:p>
+            <w:pPr>
+              <w:pStyle w:val="aa"/>
+              <w:ind w:firstLineChars="0" w:firstLine="0"/>
               <w:rPr>
                 <w:rFonts w:ascii="微软雅黑" w:hAnsi="微软雅黑"/>
                 <w:kern w:val="44"/>
                 <w:szCs w:val="28"/>
               </w:rPr>
-              <w:t xml:space="preserve"> %}</w:t>
-            </w:r>
-          </w:p>
-          <w:p>
-            <w:pPr>
-              <w:pStyle w:val="aa"/>
-              <w:ind w:firstLineChars="0" w:firstLine="0"/>
+            </w:pPr>
+            <w:r>
               <w:rPr>
                 <w:rFonts w:ascii="微软雅黑" w:hAnsi="微软雅黑"/>
                 <w:kern w:val="44"/>
                 <w:szCs w:val="28"/>
               </w:rPr>
-            </w:pPr>
+              <w:t xml:space="preserve">{%p for b in </w:t>
+            </w:r>
+            <w:proofErr w:type="spellStart"/>
             <w:r>
               <w:rPr>
                 <w:rFonts w:ascii="微软雅黑" w:hAnsi="微软雅黑"/>
                 <w:kern w:val="44"/>
                 <w:szCs w:val="28"/>
               </w:rPr>
-              <w:t xml:space="preserve">{%p for b in </w:t>
-            </w:r>
-            <w:proofErr w:type="spellStart"/>
-            <w:proofErr w:type="gramStart"/>
-            <w:r>
-              <w:rPr>
-                <w:rFonts w:ascii="微软雅黑" w:hAnsi="微软雅黑"/>
-                <w:kern w:val="44"/>
-                <w:szCs w:val="28"/>
-              </w:rPr>
-              <w:t>a.adaptation</w:t>
-            </w:r>
-            <w:proofErr w:type="gramEnd"/>
-            <w:r>
-              <w:rPr>
-                <w:rFonts w:ascii="微软雅黑" w:hAnsi="微软雅黑"/>
-                <w:kern w:val="44"/>
-                <w:szCs w:val="28"/>
-              </w:rPr>
-              <w:t>_disease_cn</w:t>
+              <w:t>a.adaptation_disease_cn</w:t>
             </w:r>
             <w:proofErr w:type="spellEnd"/>
             <w:r>
@@ -10297,20 +9506,8 @@
                 <w:color w:val="31849B"/>
                 <w:szCs w:val="18"/>
               </w:rPr>
-              <w:t>质</w:t>
-            </w:r>
-            <w:proofErr w:type="gramStart"/>
-            <w:r>
-              <w:rPr>
-                <w:rFonts w:ascii="微软雅黑" w:hAnsi="微软雅黑" w:hint="eastAsia"/>
-                <w:b/>
-                <w:bCs/>
-                <w:color w:val="31849B"/>
-                <w:szCs w:val="18"/>
-              </w:rPr>
-              <w:t>控内容</w:t>
-            </w:r>
-            <w:proofErr w:type="gramEnd"/>
+              <w:t>质控内容</w:t>
+            </w:r>
           </w:p>
         </w:tc>
         <w:tc>
@@ -10509,25 +9706,7 @@
                 <w:sz w:val="17"/>
                 <w:szCs w:val="17"/>
               </w:rPr>
-              <w:t xml:space="preserve"> and lib_quality_control.lib_dna_qc.dna_qty</w:t>
-            </w:r>
-            <w:proofErr w:type="gramStart"/>
-            <w:r>
-              <w:rPr>
-                <w:rFonts w:ascii="微软雅黑" w:hAnsi="微软雅黑"/>
-                <w:sz w:val="17"/>
-                <w:szCs w:val="17"/>
-              </w:rPr>
-              <w:t>%}{</w:t>
-            </w:r>
-            <w:proofErr w:type="gramEnd"/>
-            <w:r>
-              <w:rPr>
-                <w:rFonts w:ascii="微软雅黑" w:hAnsi="微软雅黑"/>
-                <w:sz w:val="17"/>
-                <w:szCs w:val="17"/>
-              </w:rPr>
-              <w:t>{lib_quality_control.lib_dna_qc.dna_qty|replace(“.00”,””)}}{%else%}-{%endif%}</w:t>
+              <w:t xml:space="preserve"> and lib_quality_control.lib_dna_qc.dna_qty%}{{lib_quality_control.lib_dna_qc.dna_qty|replace(“.00”,””)}}{%else%}-{%endif%}</w:t>
             </w:r>
           </w:p>
         </w:tc>
@@ -10696,25 +9875,7 @@
                 <w:sz w:val="17"/>
                 <w:szCs w:val="17"/>
               </w:rPr>
-              <w:t xml:space="preserve"> and lib_quality_control.lib_dna_</w:t>
-            </w:r>
-            <w:proofErr w:type="gramStart"/>
-            <w:r>
-              <w:rPr>
-                <w:rFonts w:ascii="微软雅黑" w:hAnsi="微软雅黑"/>
-                <w:sz w:val="17"/>
-                <w:szCs w:val="17"/>
-              </w:rPr>
-              <w:t>qc.library</w:t>
-            </w:r>
-            <w:proofErr w:type="gramEnd"/>
-            <w:r>
-              <w:rPr>
-                <w:rFonts w:ascii="微软雅黑" w:hAnsi="微软雅黑"/>
-                <w:sz w:val="17"/>
-                <w:szCs w:val="17"/>
-              </w:rPr>
-              <w:t>_qty%}{{lib_quality_control.lib_dna_qc.library_qty|replace(“.00”,””)}}{%else%}-{%endif%}</w:t>
+              <w:t xml:space="preserve"> and lib_quality_control.lib_dna_qc.library_qty%}{{lib_quality_control.lib_dna_qc.library_qty|replace(“.00”,””)}}{%else%}-{%endif%}</w:t>
             </w:r>
           </w:p>
         </w:tc>
@@ -10808,7 +9969,6 @@
               </w:rPr>
               <w:t>%</w:t>
             </w:r>
-            <w:proofErr w:type="gramStart"/>
             <w:r>
               <w:rPr>
                 <w:rFonts w:cs="Arial"/>
@@ -10828,7 +9988,6 @@
               </w:rPr>
               <w:t>[</w:t>
             </w:r>
-            <w:proofErr w:type="gramEnd"/>
             <w:r>
               <w:rPr>
                 <w:rFonts w:cs="Arial" w:hint="eastAsia"/>
@@ -10876,25 +10035,7 @@
                 <w:sz w:val="17"/>
                 <w:szCs w:val="17"/>
               </w:rPr>
-              <w:t>{{qc.dna_data_</w:t>
-            </w:r>
-            <w:proofErr w:type="gramStart"/>
-            <w:r>
-              <w:rPr>
-                <w:rFonts w:ascii="微软雅黑" w:hAnsi="微软雅黑"/>
-                <w:sz w:val="17"/>
-                <w:szCs w:val="17"/>
-              </w:rPr>
-              <w:t>qc.cleandata</w:t>
-            </w:r>
-            <w:proofErr w:type="gramEnd"/>
-            <w:r>
-              <w:rPr>
-                <w:rFonts w:ascii="微软雅黑" w:hAnsi="微软雅黑"/>
-                <w:sz w:val="17"/>
-                <w:szCs w:val="17"/>
-              </w:rPr>
-              <w:t>_q30</w:t>
+              <w:t>{{qc.dna_data_qc.cleandata_q30</w:t>
             </w:r>
             <w:r>
               <w:rPr>
@@ -11127,25 +10268,7 @@
                 <w:sz w:val="17"/>
                 <w:szCs w:val="17"/>
               </w:rPr>
-              <w:t>qc.dna_data_</w:t>
-            </w:r>
-            <w:proofErr w:type="gramStart"/>
-            <w:r>
-              <w:rPr>
-                <w:rFonts w:ascii="微软雅黑" w:hAnsi="微软雅黑"/>
-                <w:sz w:val="17"/>
-                <w:szCs w:val="17"/>
-              </w:rPr>
-              <w:t>qc.mapping</w:t>
-            </w:r>
-            <w:proofErr w:type="gramEnd"/>
-            <w:r>
-              <w:rPr>
-                <w:rFonts w:ascii="微软雅黑" w:hAnsi="微软雅黑"/>
-                <w:sz w:val="17"/>
-                <w:szCs w:val="17"/>
-              </w:rPr>
-              <w:t>_ratio</w:t>
+              <w:t>qc.dna_data_qc.mapping_ratio</w:t>
             </w:r>
             <w:r>
               <w:rPr>
@@ -11387,25 +10510,7 @@
                 <w:sz w:val="17"/>
                 <w:szCs w:val="17"/>
               </w:rPr>
-              <w:t>qc.dna_data_</w:t>
-            </w:r>
-            <w:proofErr w:type="gramStart"/>
-            <w:r>
-              <w:rPr>
-                <w:rFonts w:ascii="微软雅黑" w:hAnsi="微软雅黑"/>
-                <w:sz w:val="17"/>
-                <w:szCs w:val="17"/>
-              </w:rPr>
-              <w:t>qc.cover</w:t>
-            </w:r>
-            <w:proofErr w:type="gramEnd"/>
-            <w:r>
-              <w:rPr>
-                <w:rFonts w:ascii="微软雅黑" w:hAnsi="微软雅黑"/>
-                <w:sz w:val="17"/>
-                <w:szCs w:val="17"/>
-              </w:rPr>
-              <w:t>_ratio</w:t>
+              <w:t>qc.dna_data_qc.cover_ratio</w:t>
             </w:r>
             <w:r>
               <w:rPr>
@@ -11552,25 +10657,7 @@
                 <w:sz w:val="17"/>
                 <w:szCs w:val="17"/>
               </w:rPr>
-              <w:t>均</w:t>
-            </w:r>
-            <w:proofErr w:type="gramStart"/>
-            <w:r>
-              <w:rPr>
-                <w:rFonts w:ascii="微软雅黑" w:hAnsi="微软雅黑" w:hint="eastAsia"/>
-                <w:sz w:val="17"/>
-                <w:szCs w:val="17"/>
-              </w:rPr>
-              <w:t>一</w:t>
-            </w:r>
-            <w:proofErr w:type="gramEnd"/>
-            <w:r>
-              <w:rPr>
-                <w:rFonts w:ascii="微软雅黑" w:hAnsi="微软雅黑" w:hint="eastAsia"/>
-                <w:sz w:val="17"/>
-                <w:szCs w:val="17"/>
-              </w:rPr>
-              <w:t>性</w:t>
+              <w:t>均一性</w:t>
             </w:r>
             <w:r>
               <w:rPr>
@@ -11655,25 +10742,7 @@
                 <w:sz w:val="17"/>
                 <w:szCs w:val="17"/>
               </w:rPr>
-              <w:t>{{qc.dna_data_</w:t>
-            </w:r>
-            <w:proofErr w:type="gramStart"/>
-            <w:r>
-              <w:rPr>
-                <w:rFonts w:ascii="微软雅黑" w:hAnsi="微软雅黑"/>
-                <w:sz w:val="17"/>
-                <w:szCs w:val="17"/>
-              </w:rPr>
-              <w:t>qc.uni</w:t>
-            </w:r>
-            <w:proofErr w:type="gramEnd"/>
-            <w:r>
-              <w:rPr>
-                <w:rFonts w:ascii="微软雅黑" w:hAnsi="微软雅黑"/>
-                <w:sz w:val="17"/>
-                <w:szCs w:val="17"/>
-              </w:rPr>
-              <w:t>20</w:t>
+              <w:t>{{qc.dna_data_qc.uni20</w:t>
             </w:r>
             <w:r>
               <w:rPr>
@@ -11879,25 +10948,7 @@
                 <w:sz w:val="17"/>
                 <w:szCs w:val="17"/>
               </w:rPr>
-              <w:t>qc.dna_data_</w:t>
-            </w:r>
-            <w:proofErr w:type="gramStart"/>
-            <w:r>
-              <w:rPr>
-                <w:rFonts w:ascii="微软雅黑" w:hAnsi="微软雅黑"/>
-                <w:sz w:val="17"/>
-                <w:szCs w:val="17"/>
-              </w:rPr>
-              <w:t>qc.depth</w:t>
-            </w:r>
-            <w:proofErr w:type="gramEnd"/>
-            <w:r>
-              <w:rPr>
-                <w:rFonts w:ascii="微软雅黑" w:hAnsi="微软雅黑"/>
-                <w:sz w:val="17"/>
-                <w:szCs w:val="17"/>
-              </w:rPr>
-              <w:t>_mean|replace</w:t>
+              <w:t>qc.dna_data_qc.depth_mean|replace</w:t>
             </w:r>
             <w:proofErr w:type="spellEnd"/>
             <w:r>
@@ -12056,25 +11107,7 @@
                 <w:sz w:val="17"/>
                 <w:szCs w:val="17"/>
               </w:rPr>
-              <w:t>qc.dna_data_</w:t>
-            </w:r>
-            <w:proofErr w:type="gramStart"/>
-            <w:r>
-              <w:rPr>
-                <w:rFonts w:ascii="微软雅黑" w:hAnsi="微软雅黑"/>
-                <w:sz w:val="17"/>
-                <w:szCs w:val="17"/>
-              </w:rPr>
-              <w:t>qc.depth</w:t>
-            </w:r>
-            <w:proofErr w:type="gramEnd"/>
-            <w:r>
-              <w:rPr>
-                <w:rFonts w:ascii="微软雅黑" w:hAnsi="微软雅黑"/>
-                <w:sz w:val="17"/>
-                <w:szCs w:val="17"/>
-              </w:rPr>
-              <w:t>_ssbc|replace</w:t>
+              <w:t>qc.dna_data_qc.depth_ssbc|replace</w:t>
             </w:r>
             <w:proofErr w:type="spellEnd"/>
             <w:r>
@@ -12231,29 +11264,7 @@
                 <w:kern w:val="0"/>
                 <w:szCs w:val="20"/>
               </w:rPr>
-              <w:t>{%p if qc.dna_data_</w:t>
-            </w:r>
-            <w:proofErr w:type="gramStart"/>
-            <w:r>
-              <w:rPr>
-                <w:b/>
-                <w:bCs/>
-                <w:color w:val="000000" w:themeColor="text1"/>
-                <w:kern w:val="0"/>
-                <w:szCs w:val="20"/>
-              </w:rPr>
-              <w:t>qc.cleandata</w:t>
-            </w:r>
-            <w:proofErr w:type="gramEnd"/>
-            <w:r>
-              <w:rPr>
-                <w:b/>
-                <w:bCs/>
-                <w:color w:val="000000" w:themeColor="text1"/>
-                <w:kern w:val="0"/>
-                <w:szCs w:val="20"/>
-              </w:rPr>
-              <w:t xml:space="preserve">_q30_num&gt;=0.75 and </w:t>
+              <w:t xml:space="preserve">{%p if qc.dna_data_qc.cleandata_q30_num&gt;=0.75 and </w:t>
             </w:r>
             <w:proofErr w:type="spellStart"/>
             <w:r>
@@ -12397,29 +11408,7 @@
                 <w:kern w:val="0"/>
                 <w:szCs w:val="20"/>
               </w:rPr>
-              <w:t>lib_quality_control.lib_dna_</w:t>
-            </w:r>
-            <w:proofErr w:type="gramStart"/>
-            <w:r>
-              <w:rPr>
-                <w:b/>
-                <w:bCs/>
-                <w:color w:val="000000" w:themeColor="text1"/>
-                <w:kern w:val="0"/>
-                <w:szCs w:val="20"/>
-              </w:rPr>
-              <w:t>qc.library</w:t>
-            </w:r>
-            <w:proofErr w:type="gramEnd"/>
-            <w:r>
-              <w:rPr>
-                <w:b/>
-                <w:bCs/>
-                <w:color w:val="000000" w:themeColor="text1"/>
-                <w:kern w:val="0"/>
-                <w:szCs w:val="20"/>
-              </w:rPr>
-              <w:t>_qty</w:t>
+              <w:t>lib_quality_control.lib_dna_qc.library_qty</w:t>
             </w:r>
             <w:proofErr w:type="spellEnd"/>
             <w:r>
@@ -12596,9 +11585,70 @@
                 <w:kern w:val="0"/>
                 <w:szCs w:val="20"/>
               </w:rPr>
-              <w:t>合格（</w:t>
-            </w:r>
-            <w:proofErr w:type="gramStart"/>
+              <w:t>合格（质控项有缺失，请补齐数据后自行评估）</w:t>
+            </w:r>
+          </w:p>
+          <w:p>
+            <w:pPr>
+              <w:pStyle w:val="aa"/>
+              <w:ind w:firstLineChars="0" w:firstLine="0"/>
+              <w:jc w:val="center"/>
+              <w:rPr>
+                <w:b/>
+                <w:bCs/>
+                <w:color w:val="000000" w:themeColor="text1"/>
+                <w:kern w:val="0"/>
+                <w:szCs w:val="20"/>
+              </w:rPr>
+            </w:pPr>
+            <w:r>
+              <w:rPr>
+                <w:b/>
+                <w:bCs/>
+                <w:color w:val="000000" w:themeColor="text1"/>
+                <w:kern w:val="0"/>
+                <w:szCs w:val="20"/>
+              </w:rPr>
+              <w:t>{%p endif%}</w:t>
+            </w:r>
+          </w:p>
+          <w:p>
+            <w:pPr>
+              <w:pStyle w:val="aa"/>
+              <w:ind w:firstLineChars="0" w:firstLine="0"/>
+              <w:jc w:val="center"/>
+              <w:rPr>
+                <w:b/>
+                <w:bCs/>
+                <w:color w:val="000000" w:themeColor="text1"/>
+                <w:kern w:val="0"/>
+                <w:szCs w:val="20"/>
+              </w:rPr>
+            </w:pPr>
+            <w:r>
+              <w:rPr>
+                <w:b/>
+                <w:bCs/>
+                <w:color w:val="000000" w:themeColor="text1"/>
+                <w:kern w:val="0"/>
+                <w:szCs w:val="20"/>
+              </w:rPr>
+              <w:t>{%p else%}</w:t>
+            </w:r>
+          </w:p>
+          <w:p>
+            <w:pPr>
+              <w:pStyle w:val="aa"/>
+              <w:ind w:firstLineChars="0" w:firstLine="0"/>
+              <w:jc w:val="center"/>
+              <w:rPr>
+                <w:b/>
+                <w:bCs/>
+                <w:color w:val="000000" w:themeColor="text1"/>
+                <w:kern w:val="0"/>
+                <w:szCs w:val="20"/>
+              </w:rPr>
+            </w:pPr>
             <w:r>
               <w:rPr>
                 <w:rFonts w:hint="eastAsia"/>
@@ -12608,91 +11658,6 @@
                 <w:kern w:val="0"/>
                 <w:szCs w:val="20"/>
               </w:rPr>
-              <w:t>质控项有</w:t>
-            </w:r>
-            <w:proofErr w:type="gramEnd"/>
-            <w:r>
-              <w:rPr>
-                <w:rFonts w:hint="eastAsia"/>
-                <w:b/>
-                <w:bCs/>
-                <w:color w:val="000000" w:themeColor="text1"/>
-                <w:kern w:val="0"/>
-                <w:szCs w:val="20"/>
-              </w:rPr>
-              <w:t>缺失，请补齐数据后自行评估）</w:t>
-            </w:r>
-          </w:p>
-          <w:p>
-            <w:pPr>
-              <w:pStyle w:val="aa"/>
-              <w:ind w:firstLineChars="0" w:firstLine="0"/>
-              <w:jc w:val="center"/>
-              <w:rPr>
-                <w:b/>
-                <w:bCs/>
-                <w:color w:val="000000" w:themeColor="text1"/>
-                <w:kern w:val="0"/>
-                <w:szCs w:val="20"/>
-              </w:rPr>
-            </w:pPr>
-            <w:r>
-              <w:rPr>
-                <w:b/>
-                <w:bCs/>
-                <w:color w:val="000000" w:themeColor="text1"/>
-                <w:kern w:val="0"/>
-                <w:szCs w:val="20"/>
-              </w:rPr>
-              <w:t>{%p endif%}</w:t>
-            </w:r>
-          </w:p>
-          <w:p>
-            <w:pPr>
-              <w:pStyle w:val="aa"/>
-              <w:ind w:firstLineChars="0" w:firstLine="0"/>
-              <w:jc w:val="center"/>
-              <w:rPr>
-                <w:b/>
-                <w:bCs/>
-                <w:color w:val="000000" w:themeColor="text1"/>
-                <w:kern w:val="0"/>
-                <w:szCs w:val="20"/>
-              </w:rPr>
-            </w:pPr>
-            <w:r>
-              <w:rPr>
-                <w:b/>
-                <w:bCs/>
-                <w:color w:val="000000" w:themeColor="text1"/>
-                <w:kern w:val="0"/>
-                <w:szCs w:val="20"/>
-              </w:rPr>
-              <w:t>{%p else%}</w:t>
-            </w:r>
-          </w:p>
-          <w:p>
-            <w:pPr>
-              <w:pStyle w:val="aa"/>
-              <w:ind w:firstLineChars="0" w:firstLine="0"/>
-              <w:jc w:val="center"/>
-              <w:rPr>
-                <w:b/>
-                <w:bCs/>
-                <w:color w:val="000000" w:themeColor="text1"/>
-                <w:kern w:val="0"/>
-                <w:szCs w:val="20"/>
-              </w:rPr>
-            </w:pPr>
-            <w:r>
-              <w:rPr>
-                <w:rFonts w:hint="eastAsia"/>
-                <w:b/>
-                <w:bCs/>
-                <w:color w:val="000000" w:themeColor="text1"/>
-                <w:kern w:val="0"/>
-                <w:szCs w:val="20"/>
-              </w:rPr>
               <w:t>风险</w:t>
             </w:r>
           </w:p>
@@ -12906,27 +11871,7 @@
           <w:sz w:val="16"/>
           <w:szCs w:val="16"/>
         </w:rPr>
-        <w:t>覆盖度：检测到的区域</w:t>
-      </w:r>
-      <w:proofErr w:type="gramStart"/>
-      <w:r>
-        <w:rPr>
-          <w:rFonts w:ascii="微软雅黑" w:hAnsi="微软雅黑" w:hint="eastAsia"/>
-          <w:color w:val="000000" w:themeColor="text1"/>
-          <w:sz w:val="16"/>
-          <w:szCs w:val="16"/>
-        </w:rPr>
-        <w:t>占目标</w:t>
-      </w:r>
-      <w:proofErr w:type="gramEnd"/>
-      <w:r>
-        <w:rPr>
-          <w:rFonts w:ascii="微软雅黑" w:hAnsi="微软雅黑" w:hint="eastAsia"/>
-          <w:color w:val="000000" w:themeColor="text1"/>
-          <w:sz w:val="16"/>
-          <w:szCs w:val="16"/>
-        </w:rPr>
-        <w:t>区域的比例；</w:t>
+        <w:t>覆盖度：检测到的区域占目标区域的比例；</w:t>
       </w:r>
     </w:p>
     <w:p>
@@ -12951,27 +11896,7 @@
           <w:sz w:val="16"/>
           <w:szCs w:val="16"/>
         </w:rPr>
-        <w:t>均</w:t>
-      </w:r>
-      <w:proofErr w:type="gramStart"/>
-      <w:r>
-        <w:rPr>
-          <w:rFonts w:ascii="微软雅黑" w:hAnsi="微软雅黑" w:hint="eastAsia"/>
-          <w:color w:val="000000" w:themeColor="text1"/>
-          <w:sz w:val="16"/>
-          <w:szCs w:val="16"/>
-        </w:rPr>
-        <w:t>一</w:t>
-      </w:r>
-      <w:proofErr w:type="gramEnd"/>
-      <w:r>
-        <w:rPr>
-          <w:rFonts w:ascii="微软雅黑" w:hAnsi="微软雅黑" w:hint="eastAsia"/>
-          <w:color w:val="000000" w:themeColor="text1"/>
-          <w:sz w:val="16"/>
-          <w:szCs w:val="16"/>
-        </w:rPr>
-        <w:t>性：整体目标区域中，测序深度超过平均深度</w:t>
+        <w:t>均一性：整体目标区域中，测序深度超过平均深度</w:t>
       </w:r>
       <w:r>
         <w:rPr>
@@ -13110,27 +12035,7 @@
           <w:sz w:val="16"/>
           <w:szCs w:val="16"/>
         </w:rPr>
-        <w:t>、测序质量（Q30、平均有效深度）进行综合评估，判断质</w:t>
-      </w:r>
-      <w:proofErr w:type="gramStart"/>
-      <w:r>
-        <w:rPr>
-          <w:rFonts w:ascii="微软雅黑" w:hAnsi="微软雅黑" w:hint="eastAsia"/>
-          <w:color w:val="000000" w:themeColor="text1"/>
-          <w:sz w:val="16"/>
-          <w:szCs w:val="16"/>
-        </w:rPr>
-        <w:t>控是否</w:t>
-      </w:r>
-      <w:proofErr w:type="gramEnd"/>
-      <w:r>
-        <w:rPr>
-          <w:rFonts w:ascii="微软雅黑" w:hAnsi="微软雅黑" w:hint="eastAsia"/>
-          <w:color w:val="000000" w:themeColor="text1"/>
-          <w:sz w:val="16"/>
-          <w:szCs w:val="16"/>
-        </w:rPr>
-        <w:t>合格</w:t>
+        <w:t>、测序质量（Q30、平均有效深度）进行综合评估，判断质控是否合格</w:t>
       </w:r>
       <w:r>
         <w:rPr>
@@ -13257,21 +12162,12 @@
         </w:rPr>
         <w:t>%}34{%else%}32{%endif%}</w:t>
       </w:r>
-      <w:proofErr w:type="gramStart"/>
       <w:r>
         <w:rPr>
           <w:rFonts w:ascii="微软雅黑" w:hAnsi="微软雅黑" w:hint="eastAsia"/>
           <w:szCs w:val="18"/>
         </w:rPr>
-        <w:t>个</w:t>
-      </w:r>
-      <w:proofErr w:type="gramEnd"/>
-      <w:r>
-        <w:rPr>
-          <w:rFonts w:ascii="微软雅黑" w:hAnsi="微软雅黑" w:hint="eastAsia"/>
-          <w:szCs w:val="18"/>
-        </w:rPr>
-        <w:t>基因的目标区域进行分析，</w:t>
+        <w:t>个基因的目标区域进行分析，</w:t>
       </w:r>
       <w:r>
         <w:rPr>
@@ -13572,23 +12468,7 @@
           <w:rFonts w:ascii="微软雅黑" w:hAnsi="微软雅黑" w:hint="eastAsia"/>
           <w:szCs w:val="18"/>
         </w:rPr>
-        <w:t>专家</w:t>
-      </w:r>
-      <w:proofErr w:type="gramStart"/>
-      <w:r>
-        <w:rPr>
-          <w:rFonts w:ascii="微软雅黑" w:hAnsi="微软雅黑" w:hint="eastAsia"/>
-          <w:szCs w:val="18"/>
-        </w:rPr>
-        <w:t>组发布</w:t>
-      </w:r>
-      <w:proofErr w:type="gramEnd"/>
-      <w:r>
-        <w:rPr>
-          <w:rFonts w:ascii="微软雅黑" w:hAnsi="微软雅黑" w:hint="eastAsia"/>
-          <w:szCs w:val="18"/>
-        </w:rPr>
-        <w:t>的特殊基因变异解读指南</w:t>
+        <w:t>专家组发布的特殊基因变异解读指南</w:t>
       </w:r>
       <w:r>
         <w:rPr>
@@ -14024,27 +12904,7 @@
                 <w:sz w:val="16"/>
                 <w:szCs w:val="16"/>
               </w:rPr>
-              <w:t>FDA、NMPA获</w:t>
-            </w:r>
-            <w:proofErr w:type="gramStart"/>
-            <w:r>
-              <w:rPr>
-                <w:rFonts w:ascii="微软雅黑" w:hAnsi="微软雅黑" w:cs="思源黑体 CN Light" w:hint="eastAsia"/>
-                <w:kern w:val="0"/>
-                <w:sz w:val="16"/>
-                <w:szCs w:val="16"/>
-              </w:rPr>
-              <w:t>批用于</w:t>
-            </w:r>
-            <w:proofErr w:type="gramEnd"/>
-            <w:r>
-              <w:rPr>
-                <w:rFonts w:ascii="微软雅黑" w:hAnsi="微软雅黑" w:cs="思源黑体 CN Light" w:hint="eastAsia"/>
-                <w:kern w:val="0"/>
-                <w:sz w:val="16"/>
-                <w:szCs w:val="16"/>
-              </w:rPr>
-              <w:t>患者肿瘤治疗有响应或耐药的生物标志物</w:t>
+              <w:t>FDA、NMPA获批用于患者肿瘤治疗有响应或耐药的生物标志物</w:t>
             </w:r>
           </w:p>
         </w:tc>
@@ -14476,27 +13336,7 @@
                 <w:sz w:val="16"/>
                 <w:szCs w:val="16"/>
               </w:rPr>
-              <w:t>FDA、NMPA获</w:t>
-            </w:r>
-            <w:proofErr w:type="gramStart"/>
-            <w:r>
-              <w:rPr>
-                <w:rFonts w:ascii="微软雅黑" w:hAnsi="微软雅黑" w:cs="思源黑体 CN Light" w:hint="eastAsia"/>
-                <w:kern w:val="0"/>
-                <w:sz w:val="16"/>
-                <w:szCs w:val="16"/>
-              </w:rPr>
-              <w:t>批用于</w:t>
-            </w:r>
-            <w:proofErr w:type="gramEnd"/>
-            <w:r>
-              <w:rPr>
-                <w:rFonts w:ascii="微软雅黑" w:hAnsi="微软雅黑" w:cs="思源黑体 CN Light" w:hint="eastAsia"/>
-                <w:kern w:val="0"/>
-                <w:sz w:val="16"/>
-                <w:szCs w:val="16"/>
-              </w:rPr>
-              <w:t>其他肿瘤治疗有响应或耐药的生物标志物</w:t>
+              <w:t>FDA、NMPA获批用于其他肿瘤治疗有响应或耐药的生物标志物</w:t>
             </w:r>
           </w:p>
         </w:tc>
@@ -14810,27 +13650,7 @@
                 <w:sz w:val="16"/>
                 <w:szCs w:val="16"/>
               </w:rPr>
-              <w:t>临床前硏</w:t>
-            </w:r>
-            <w:proofErr w:type="gramStart"/>
-            <w:r>
-              <w:rPr>
-                <w:rFonts w:ascii="微软雅黑" w:hAnsi="微软雅黑" w:cs="思源黑体 CN Light" w:hint="eastAsia"/>
-                <w:kern w:val="0"/>
-                <w:sz w:val="16"/>
-                <w:szCs w:val="16"/>
-              </w:rPr>
-              <w:t>究表明</w:t>
-            </w:r>
-            <w:proofErr w:type="gramEnd"/>
-            <w:r>
-              <w:rPr>
-                <w:rFonts w:ascii="微软雅黑" w:hAnsi="微软雅黑" w:cs="思源黑体 CN Light" w:hint="eastAsia"/>
-                <w:kern w:val="0"/>
-                <w:sz w:val="16"/>
-                <w:szCs w:val="16"/>
-              </w:rPr>
-              <w:t>具有潜在治疗意义的生物标志物</w:t>
+              <w:t>临床前硏究表明具有潜在治疗意义的生物标志物</w:t>
             </w:r>
           </w:p>
         </w:tc>
@@ -15705,241 +14525,7 @@
           <w:sz w:val="16"/>
           <w:szCs w:val="16"/>
         </w:rPr>
-        <w:t xml:space="preserve">王秋菊, 沈亦平, 邬玲仟, 陈少科, 陈子江, 方向东, </w:t>
-      </w:r>
-      <w:proofErr w:type="gramStart"/>
-      <w:r>
-        <w:rPr>
-          <w:rFonts w:ascii="微软雅黑" w:hAnsi="微软雅黑" w:cs="Arial" w:hint="eastAsia"/>
-          <w:sz w:val="16"/>
-          <w:szCs w:val="16"/>
-        </w:rPr>
-        <w:t>傅松滨</w:t>
-      </w:r>
-      <w:proofErr w:type="gramEnd"/>
-      <w:r>
-        <w:rPr>
-          <w:rFonts w:ascii="微软雅黑" w:hAnsi="微软雅黑" w:cs="Arial" w:hint="eastAsia"/>
-          <w:sz w:val="16"/>
-          <w:szCs w:val="16"/>
-        </w:rPr>
-        <w:t xml:space="preserve">, 龚瑶琴, 黄国英, </w:t>
-      </w:r>
-      <w:proofErr w:type="gramStart"/>
-      <w:r>
-        <w:rPr>
-          <w:rFonts w:ascii="微软雅黑" w:hAnsi="微软雅黑" w:cs="Arial" w:hint="eastAsia"/>
-          <w:sz w:val="16"/>
-          <w:szCs w:val="16"/>
-        </w:rPr>
-        <w:t>黄国宁</w:t>
-      </w:r>
-      <w:proofErr w:type="gramEnd"/>
-      <w:r>
-        <w:rPr>
-          <w:rFonts w:ascii="微软雅黑" w:hAnsi="微软雅黑" w:cs="Arial" w:hint="eastAsia"/>
-          <w:sz w:val="16"/>
-          <w:szCs w:val="16"/>
-        </w:rPr>
-        <w:t xml:space="preserve">, </w:t>
-      </w:r>
-      <w:proofErr w:type="gramStart"/>
-      <w:r>
-        <w:rPr>
-          <w:rFonts w:ascii="微软雅黑" w:hAnsi="微软雅黑" w:cs="Arial" w:hint="eastAsia"/>
-          <w:sz w:val="16"/>
-          <w:szCs w:val="16"/>
-        </w:rPr>
-        <w:t>黄荷凤</w:t>
-      </w:r>
-      <w:proofErr w:type="gramEnd"/>
-      <w:r>
-        <w:rPr>
-          <w:rFonts w:ascii="微软雅黑" w:hAnsi="微软雅黑" w:cs="Arial" w:hint="eastAsia"/>
-          <w:sz w:val="16"/>
-          <w:szCs w:val="16"/>
-        </w:rPr>
-        <w:t xml:space="preserve">, 黄山, 郝晓柯 12, 冀小平, 李红, 梁波, 廖灿, </w:t>
-      </w:r>
-      <w:proofErr w:type="gramStart"/>
-      <w:r>
-        <w:rPr>
-          <w:rFonts w:ascii="微软雅黑" w:hAnsi="微软雅黑" w:cs="Arial" w:hint="eastAsia"/>
-          <w:sz w:val="16"/>
-          <w:szCs w:val="16"/>
-        </w:rPr>
-        <w:t>乔杰</w:t>
-      </w:r>
-      <w:proofErr w:type="gramEnd"/>
-      <w:r>
-        <w:rPr>
-          <w:rFonts w:ascii="微软雅黑" w:hAnsi="微软雅黑" w:cs="Arial" w:hint="eastAsia"/>
-          <w:sz w:val="16"/>
-          <w:szCs w:val="16"/>
-        </w:rPr>
-        <w:t xml:space="preserve">, </w:t>
-      </w:r>
-      <w:proofErr w:type="gramStart"/>
-      <w:r>
-        <w:rPr>
-          <w:rFonts w:ascii="微软雅黑" w:hAnsi="微软雅黑" w:cs="Arial" w:hint="eastAsia"/>
-          <w:sz w:val="16"/>
-          <w:szCs w:val="16"/>
-        </w:rPr>
-        <w:t>苏海翔</w:t>
-      </w:r>
-      <w:proofErr w:type="gramEnd"/>
-      <w:r>
-        <w:rPr>
-          <w:rFonts w:ascii="微软雅黑" w:hAnsi="微软雅黑" w:cs="Arial" w:hint="eastAsia"/>
-          <w:sz w:val="16"/>
-          <w:szCs w:val="16"/>
-        </w:rPr>
-        <w:t>, 魏军, 王磊, 王树玉, 王晓红, 邢清和, 徐湘民, 袁慧军, 杨正林, 周从容, 周文</w:t>
-      </w:r>
-      <w:proofErr w:type="gramStart"/>
-      <w:r>
-        <w:rPr>
-          <w:rFonts w:ascii="微软雅黑" w:hAnsi="微软雅黑" w:cs="Arial" w:hint="eastAsia"/>
-          <w:sz w:val="16"/>
-          <w:szCs w:val="16"/>
-        </w:rPr>
-        <w:t>浩</w:t>
-      </w:r>
-      <w:proofErr w:type="gramEnd"/>
-      <w:r>
-        <w:rPr>
-          <w:rFonts w:ascii="微软雅黑" w:hAnsi="微软雅黑" w:cs="Arial" w:hint="eastAsia"/>
-          <w:sz w:val="16"/>
-          <w:szCs w:val="16"/>
-        </w:rPr>
-        <w:t xml:space="preserve">, 曾勇, 张学军, </w:t>
-      </w:r>
-      <w:proofErr w:type="gramStart"/>
-      <w:r>
-        <w:rPr>
-          <w:rFonts w:ascii="微软雅黑" w:hAnsi="微软雅黑" w:cs="Arial" w:hint="eastAsia"/>
-          <w:sz w:val="16"/>
-          <w:szCs w:val="16"/>
-        </w:rPr>
-        <w:t>黄涛生</w:t>
-      </w:r>
-      <w:proofErr w:type="gramEnd"/>
-      <w:r>
-        <w:rPr>
-          <w:rFonts w:ascii="微软雅黑" w:hAnsi="微软雅黑" w:cs="Arial" w:hint="eastAsia"/>
-          <w:sz w:val="16"/>
-          <w:szCs w:val="16"/>
-        </w:rPr>
-        <w:t xml:space="preserve">, 郑茜, </w:t>
-      </w:r>
-      <w:proofErr w:type="gramStart"/>
-      <w:r>
-        <w:rPr>
-          <w:rFonts w:ascii="微软雅黑" w:hAnsi="微软雅黑" w:cs="Arial" w:hint="eastAsia"/>
-          <w:sz w:val="16"/>
-          <w:szCs w:val="16"/>
-        </w:rPr>
-        <w:t>秦胜营</w:t>
-      </w:r>
-      <w:proofErr w:type="gramEnd"/>
-      <w:r>
-        <w:rPr>
-          <w:rFonts w:ascii="微软雅黑" w:hAnsi="微软雅黑" w:cs="Arial" w:hint="eastAsia"/>
-          <w:sz w:val="16"/>
-          <w:szCs w:val="16"/>
-        </w:rPr>
-        <w:t>, 于</w:t>
-      </w:r>
-      <w:proofErr w:type="gramStart"/>
-      <w:r>
-        <w:rPr>
-          <w:rFonts w:ascii="微软雅黑" w:hAnsi="微软雅黑" w:cs="Arial" w:hint="eastAsia"/>
-          <w:sz w:val="16"/>
-          <w:szCs w:val="16"/>
-        </w:rPr>
-        <w:t>世</w:t>
-      </w:r>
-      <w:proofErr w:type="gramEnd"/>
-      <w:r>
-        <w:rPr>
-          <w:rFonts w:ascii="微软雅黑" w:hAnsi="微软雅黑" w:cs="Arial" w:hint="eastAsia"/>
-          <w:sz w:val="16"/>
-          <w:szCs w:val="16"/>
-        </w:rPr>
-        <w:t xml:space="preserve">辉, 关静, 王洪阳, 王大勇, 赵立东, 王慧君, </w:t>
-      </w:r>
-      <w:proofErr w:type="gramStart"/>
-      <w:r>
-        <w:rPr>
-          <w:rFonts w:ascii="微软雅黑" w:hAnsi="微软雅黑" w:cs="Arial" w:hint="eastAsia"/>
-          <w:sz w:val="16"/>
-          <w:szCs w:val="16"/>
-        </w:rPr>
-        <w:t>孔令印</w:t>
-      </w:r>
-      <w:proofErr w:type="gramEnd"/>
-      <w:r>
-        <w:rPr>
-          <w:rFonts w:ascii="微软雅黑" w:hAnsi="微软雅黑" w:cs="Arial" w:hint="eastAsia"/>
-          <w:sz w:val="16"/>
-          <w:szCs w:val="16"/>
-        </w:rPr>
-        <w:t xml:space="preserve">, 宣黎明, </w:t>
-      </w:r>
-      <w:proofErr w:type="gramStart"/>
-      <w:r>
-        <w:rPr>
-          <w:rFonts w:ascii="微软雅黑" w:hAnsi="微软雅黑" w:cs="Arial" w:hint="eastAsia"/>
-          <w:sz w:val="16"/>
-          <w:szCs w:val="16"/>
-        </w:rPr>
-        <w:t>冒燕</w:t>
-      </w:r>
-      <w:proofErr w:type="gramEnd"/>
-      <w:r>
-        <w:rPr>
-          <w:rFonts w:ascii="微软雅黑" w:hAnsi="微软雅黑" w:cs="Arial" w:hint="eastAsia"/>
-          <w:sz w:val="16"/>
-          <w:szCs w:val="16"/>
-        </w:rPr>
-        <w:t xml:space="preserve">, 祝轶君, </w:t>
-      </w:r>
-      <w:proofErr w:type="gramStart"/>
-      <w:r>
-        <w:rPr>
-          <w:rFonts w:ascii="微软雅黑" w:hAnsi="微软雅黑" w:cs="Arial" w:hint="eastAsia"/>
-          <w:sz w:val="16"/>
-          <w:szCs w:val="16"/>
-        </w:rPr>
-        <w:t>徐君玲</w:t>
-      </w:r>
-      <w:proofErr w:type="gramEnd"/>
-      <w:r>
-        <w:rPr>
-          <w:rFonts w:ascii="微软雅黑" w:hAnsi="微软雅黑" w:cs="Arial" w:hint="eastAsia"/>
-          <w:sz w:val="16"/>
-          <w:szCs w:val="16"/>
-        </w:rPr>
-        <w:t>, 王剑青, 王莉, 赵婷, 秦</w:t>
-      </w:r>
-      <w:proofErr w:type="gramStart"/>
-      <w:r>
-        <w:rPr>
-          <w:rFonts w:ascii="微软雅黑" w:hAnsi="微软雅黑" w:cs="Arial" w:hint="eastAsia"/>
-          <w:sz w:val="16"/>
-          <w:szCs w:val="16"/>
-        </w:rPr>
-        <w:t>一</w:t>
-      </w:r>
-      <w:proofErr w:type="gramEnd"/>
-      <w:r>
-        <w:rPr>
-          <w:rFonts w:ascii="微软雅黑" w:hAnsi="微软雅黑" w:cs="Arial" w:hint="eastAsia"/>
-          <w:sz w:val="16"/>
-          <w:szCs w:val="16"/>
-        </w:rPr>
-        <w:t xml:space="preserve">丁, 夏滢颖, 樊丽霞, 赵丁丁, 邱浩, 贺林.  遗传变异分类标准与指南[J]. 中国科学：生命科学, 2017, 47(6): 668-688. </w:t>
+        <w:t xml:space="preserve">王秋菊, 沈亦平, 邬玲仟, 陈少科, 陈子江, 方向东, 傅松滨, 龚瑶琴, 黄国英, 黄国宁, 黄荷凤, 黄山, 郝晓柯, 冀小平, 李红, 梁波, 廖灿, 乔杰, 苏海翔, 魏军, 王磊, 王树玉, 王晓红, 邢清和, 徐湘民, 袁慧军, 杨正林, 周从容, 周文浩, 曾勇, 张学军, 黄涛生, 郑茜, 秦胜营, 于世辉, 关静, 王洪阳, 王大勇, 赵立东, 王慧君, 孔令印, 宣黎明, 冒燕, 祝轶君, 徐君玲, 王剑青, 王莉, 赵婷, 秦一丁, 夏滢颖, 樊丽霞, 赵丁丁, 邱浩, 贺林.  遗传变异分类标准与指南[J]. 中国科学：生命科学, 2017, 47(6): 668-688. </w:t>
       </w:r>
     </w:p>
     <w:p>
@@ -15966,7 +14552,6 @@
         <w:t xml:space="preserve">Marilyn M Li, Michael Datto, Eric J </w:t>
       </w:r>
       <w:proofErr w:type="spellStart"/>
-      <w:proofErr w:type="gramStart"/>
       <w:r>
         <w:rPr>
           <w:rFonts w:ascii="微软雅黑" w:hAnsi="微软雅黑" w:cs="Arial"/>
@@ -15982,16 +14567,7 @@
           <w:sz w:val="16"/>
           <w:szCs w:val="16"/>
         </w:rPr>
-        <w:t xml:space="preserve"> al.</w:t>
-      </w:r>
-      <w:proofErr w:type="gramEnd"/>
-      <w:r>
-        <w:rPr>
-          <w:rFonts w:ascii="微软雅黑" w:hAnsi="微软雅黑" w:cs="Arial"/>
-          <w:sz w:val="16"/>
-          <w:szCs w:val="16"/>
-        </w:rPr>
-        <w:t xml:space="preserve"> (2017) Standards and Guidelines for the Interpretation and Reporting of Sequence Variants in Cancer: A Joint Consensus Recommendation of the Association for Molecular Pathology, American Society of Clinical Oncology, and College of American Pathologists. J Mol Diagn 19(1):4-23. [PMID:27993330]</w:t>
+        <w:t xml:space="preserve"> al. (2017) Standards and Guidelines for the Interpretation and Reporting of Sequence Variants in Cancer: A Joint Consensus Recommendation of the Association for Molecular Pathology, American Society of Clinical Oncology, and College of American Pathologists. J Mol Diagn 19(1):4-23. [PMID:27993330]</w:t>
       </w:r>
     </w:p>
     <w:p>
@@ -16042,7 +14618,6 @@
         <w:t>{%p for a in (</w:t>
       </w:r>
       <w:proofErr w:type="spellStart"/>
-      <w:proofErr w:type="gramStart"/>
       <w:r>
         <w:rPr>
           <w:rFonts w:ascii="微软雅黑" w:hAnsi="微软雅黑" w:cs="Arial"/>
@@ -16052,7 +14627,6 @@
         <w:t>refer.fixed</w:t>
       </w:r>
       <w:proofErr w:type="spellEnd"/>
-      <w:proofErr w:type="gramEnd"/>
       <w:r>
         <w:rPr>
           <w:rFonts w:ascii="微软雅黑" w:hAnsi="微软雅黑" w:cs="Arial"/>
@@ -16547,7 +15121,6 @@
               </w:rPr>
               <w:t>Exon 3~Exon 5、Exon 11~Exon 12、外显子-内含子</w:t>
             </w:r>
-            <w:proofErr w:type="gramStart"/>
             <w:r>
               <w:rPr>
                 <w:rFonts w:ascii="思源黑体 CN Normal" w:eastAsia="思源黑体 CN Normal" w:hAnsi="思源黑体 CN Normal" w:hint="eastAsia"/>
@@ -16557,7 +15130,6 @@
               </w:rPr>
               <w:t>连接区</w:t>
             </w:r>
-            <w:proofErr w:type="gramEnd"/>
           </w:p>
         </w:tc>
         <w:tc>
@@ -16699,7 +15271,6 @@
               </w:rPr>
               <w:t>Exon 1~Exon 8、外显子-内含子</w:t>
             </w:r>
-            <w:proofErr w:type="gramStart"/>
             <w:r>
               <w:rPr>
                 <w:rFonts w:ascii="思源黑体 CN Normal" w:eastAsia="思源黑体 CN Normal" w:hAnsi="思源黑体 CN Normal" w:hint="eastAsia"/>
@@ -16709,7 +15280,6 @@
               </w:rPr>
               <w:t>连接区</w:t>
             </w:r>
-            <w:proofErr w:type="gramEnd"/>
           </w:p>
         </w:tc>
         <w:tc>
@@ -16848,7 +15418,6 @@
               </w:rPr>
               <w:t>Exon 2~Exon 63、外显子-内含子</w:t>
             </w:r>
-            <w:proofErr w:type="gramStart"/>
             <w:r>
               <w:rPr>
                 <w:rFonts w:ascii="思源黑体 CN Normal" w:eastAsia="思源黑体 CN Normal" w:hAnsi="思源黑体 CN Normal" w:hint="eastAsia"/>
@@ -16858,7 +15427,6 @@
               </w:rPr>
               <w:t>连接区</w:t>
             </w:r>
-            <w:proofErr w:type="gramEnd"/>
           </w:p>
         </w:tc>
         <w:tc>
@@ -16994,7 +15562,6 @@
               </w:rPr>
               <w:t>Exon 1~Exon 47、外显子-内含子</w:t>
             </w:r>
-            <w:proofErr w:type="gramStart"/>
             <w:r>
               <w:rPr>
                 <w:rFonts w:ascii="思源黑体 CN Normal" w:eastAsia="思源黑体 CN Normal" w:hAnsi="思源黑体 CN Normal" w:hint="eastAsia"/>
@@ -17004,7 +15571,6 @@
               </w:rPr>
               <w:t>连接区</w:t>
             </w:r>
-            <w:proofErr w:type="gramEnd"/>
           </w:p>
         </w:tc>
         <w:tc>
@@ -17139,7 +15705,6 @@
               </w:rPr>
               <w:t>Exon 1~Exon 11、外显子-内含子</w:t>
             </w:r>
-            <w:proofErr w:type="gramStart"/>
             <w:r>
               <w:rPr>
                 <w:rFonts w:ascii="思源黑体 CN Normal" w:eastAsia="思源黑体 CN Normal" w:hAnsi="思源黑体 CN Normal" w:hint="eastAsia"/>
@@ -17149,7 +15714,6 @@
               </w:rPr>
               <w:t>连接区</w:t>
             </w:r>
-            <w:proofErr w:type="gramEnd"/>
           </w:p>
         </w:tc>
         <w:tc>
@@ -17721,7 +16285,6 @@
               </w:rPr>
               <w:t>Exon 2~Exon 20、外显子-内含子</w:t>
             </w:r>
-            <w:proofErr w:type="gramStart"/>
             <w:r>
               <w:rPr>
                 <w:rFonts w:ascii="思源黑体 CN Normal" w:eastAsia="思源黑体 CN Normal" w:hAnsi="思源黑体 CN Normal" w:hint="eastAsia"/>
@@ -17731,7 +16294,6 @@
               </w:rPr>
               <w:t>连接区</w:t>
             </w:r>
-            <w:proofErr w:type="gramEnd"/>
           </w:p>
         </w:tc>
         <w:tc>
@@ -17870,7 +16432,6 @@
               </w:rPr>
               <w:t>Exon 1~Exon 16、外显子-内含子</w:t>
             </w:r>
-            <w:proofErr w:type="gramStart"/>
             <w:r>
               <w:rPr>
                 <w:rFonts w:ascii="思源黑体 CN Normal" w:eastAsia="思源黑体 CN Normal" w:hAnsi="思源黑体 CN Normal" w:hint="eastAsia"/>
@@ -17880,7 +16441,6 @@
               </w:rPr>
               <w:t>连接区</w:t>
             </w:r>
-            <w:proofErr w:type="gramEnd"/>
           </w:p>
         </w:tc>
         <w:tc>
@@ -18019,7 +16579,6 @@
               </w:rPr>
               <w:t>Exon 1~Exon 14、外显子-内含子</w:t>
             </w:r>
-            <w:proofErr w:type="gramStart"/>
             <w:r>
               <w:rPr>
                 <w:rFonts w:ascii="思源黑体 CN Normal" w:eastAsia="思源黑体 CN Normal" w:hAnsi="思源黑体 CN Normal" w:hint="eastAsia"/>
@@ -18029,7 +16588,6 @@
               </w:rPr>
               <w:t>连接区</w:t>
             </w:r>
-            <w:proofErr w:type="gramEnd"/>
           </w:p>
         </w:tc>
         <w:tc>
@@ -18168,7 +16726,6 @@
               </w:rPr>
               <w:t>Exon 2~Exon 13、外显子-内含子</w:t>
             </w:r>
-            <w:proofErr w:type="gramStart"/>
             <w:r>
               <w:rPr>
                 <w:rFonts w:ascii="思源黑体 CN Normal" w:eastAsia="思源黑体 CN Normal" w:hAnsi="思源黑体 CN Normal" w:hint="eastAsia"/>
@@ -18178,7 +16735,6 @@
               </w:rPr>
               <w:t>连接区</w:t>
             </w:r>
-            <w:proofErr w:type="gramEnd"/>
           </w:p>
         </w:tc>
         <w:tc>
@@ -18317,7 +16873,6 @@
               </w:rPr>
               <w:t>Exon 2~Exon 15、外显子-内含子</w:t>
             </w:r>
-            <w:proofErr w:type="gramStart"/>
             <w:r>
               <w:rPr>
                 <w:rFonts w:ascii="思源黑体 CN Normal" w:eastAsia="思源黑体 CN Normal" w:hAnsi="思源黑体 CN Normal" w:hint="eastAsia"/>
@@ -18327,7 +16882,6 @@
               </w:rPr>
               <w:t>连接区</w:t>
             </w:r>
-            <w:proofErr w:type="gramEnd"/>
           </w:p>
         </w:tc>
         <w:tc>
@@ -18604,7 +17158,6 @@
               </w:rPr>
               <w:t>Exon 1~Exon 8、外显子-内含子</w:t>
             </w:r>
-            <w:proofErr w:type="gramStart"/>
             <w:r>
               <w:rPr>
                 <w:rFonts w:ascii="思源黑体 CN Normal" w:eastAsia="思源黑体 CN Normal" w:hAnsi="思源黑体 CN Normal" w:hint="eastAsia"/>
@@ -18614,7 +17167,6 @@
               </w:rPr>
               <w:t>连接区</w:t>
             </w:r>
-            <w:proofErr w:type="gramEnd"/>
           </w:p>
         </w:tc>
         <w:tc>
@@ -18753,7 +17305,6 @@
               </w:rPr>
               <w:t>Exon 1~Exon 43、外显子-内含子</w:t>
             </w:r>
-            <w:proofErr w:type="gramStart"/>
             <w:r>
               <w:rPr>
                 <w:rFonts w:ascii="思源黑体 CN Normal" w:eastAsia="思源黑体 CN Normal" w:hAnsi="思源黑体 CN Normal" w:hint="eastAsia"/>
@@ -18763,7 +17314,6 @@
               </w:rPr>
               <w:t>连接区</w:t>
             </w:r>
-            <w:proofErr w:type="gramEnd"/>
           </w:p>
         </w:tc>
         <w:tc>
@@ -18902,7 +17452,6 @@
               </w:rPr>
               <w:t>Exon 1~Exon 14、外显子-内含子</w:t>
             </w:r>
-            <w:proofErr w:type="gramStart"/>
             <w:r>
               <w:rPr>
                 <w:rFonts w:ascii="思源黑体 CN Normal" w:eastAsia="思源黑体 CN Normal" w:hAnsi="思源黑体 CN Normal" w:hint="eastAsia"/>
@@ -18912,7 +17461,6 @@
               </w:rPr>
               <w:t>连接区</w:t>
             </w:r>
-            <w:proofErr w:type="gramEnd"/>
           </w:p>
         </w:tc>
         <w:tc>
@@ -19051,7 +17599,6 @@
               </w:rPr>
               <w:t>Exon 1~Exon 14、外显子-内含子</w:t>
             </w:r>
-            <w:proofErr w:type="gramStart"/>
             <w:r>
               <w:rPr>
                 <w:rFonts w:ascii="思源黑体 CN Normal" w:eastAsia="思源黑体 CN Normal" w:hAnsi="思源黑体 CN Normal" w:hint="eastAsia"/>
@@ -19061,7 +17608,6 @@
               </w:rPr>
               <w:t>连接区</w:t>
             </w:r>
-            <w:proofErr w:type="gramEnd"/>
           </w:p>
         </w:tc>
         <w:tc>
@@ -19200,7 +17746,6 @@
               </w:rPr>
               <w:t>Exon 1~Exon 2、外显子-内含子</w:t>
             </w:r>
-            <w:proofErr w:type="gramStart"/>
             <w:r>
               <w:rPr>
                 <w:rFonts w:ascii="思源黑体 CN Normal" w:eastAsia="思源黑体 CN Normal" w:hAnsi="思源黑体 CN Normal" w:hint="eastAsia"/>
@@ -19210,7 +17755,6 @@
               </w:rPr>
               <w:t>连接区</w:t>
             </w:r>
-            <w:proofErr w:type="gramEnd"/>
           </w:p>
         </w:tc>
         <w:tc>
@@ -19487,7 +18031,6 @@
               </w:rPr>
               <w:t>Exon 1~Exon 19、外显子-内含子</w:t>
             </w:r>
-            <w:proofErr w:type="gramStart"/>
             <w:r>
               <w:rPr>
                 <w:rFonts w:ascii="思源黑体 CN Normal" w:eastAsia="思源黑体 CN Normal" w:hAnsi="思源黑体 CN Normal" w:hint="eastAsia"/>
@@ -19497,7 +18040,6 @@
               </w:rPr>
               <w:t>连接区</w:t>
             </w:r>
-            <w:proofErr w:type="gramEnd"/>
           </w:p>
         </w:tc>
         <w:tc>
@@ -19636,7 +18178,6 @@
               </w:rPr>
               <w:t>Exon 2~Exon 20、外显子-内含子</w:t>
             </w:r>
-            <w:proofErr w:type="gramStart"/>
             <w:r>
               <w:rPr>
                 <w:rFonts w:ascii="思源黑体 CN Normal" w:eastAsia="思源黑体 CN Normal" w:hAnsi="思源黑体 CN Normal" w:hint="eastAsia"/>
@@ -19646,7 +18187,6 @@
               </w:rPr>
               <w:t>连接区</w:t>
             </w:r>
-            <w:proofErr w:type="gramEnd"/>
           </w:p>
         </w:tc>
         <w:tc>
@@ -19785,7 +18325,6 @@
               </w:rPr>
               <w:t>Exon 1~Exon 16、外显子-内含子</w:t>
             </w:r>
-            <w:proofErr w:type="gramStart"/>
             <w:r>
               <w:rPr>
                 <w:rFonts w:ascii="思源黑体 CN Normal" w:eastAsia="思源黑体 CN Normal" w:hAnsi="思源黑体 CN Normal" w:hint="eastAsia"/>
@@ -19795,7 +18334,6 @@
               </w:rPr>
               <w:t>连接区</w:t>
             </w:r>
-            <w:proofErr w:type="gramEnd"/>
           </w:p>
         </w:tc>
         <w:tc>
@@ -20072,7 +18610,6 @@
               </w:rPr>
               <w:t>Exon 1~Exon 13、外显子-内含子</w:t>
             </w:r>
-            <w:proofErr w:type="gramStart"/>
             <w:r>
               <w:rPr>
                 <w:rFonts w:ascii="思源黑体 CN Normal" w:eastAsia="思源黑体 CN Normal" w:hAnsi="思源黑体 CN Normal" w:hint="eastAsia"/>
@@ -20082,7 +18619,6 @@
               </w:rPr>
               <w:t>连接区</w:t>
             </w:r>
-            <w:proofErr w:type="gramEnd"/>
           </w:p>
         </w:tc>
         <w:tc>
@@ -20221,7 +18757,6 @@
               </w:rPr>
               <w:t>Exon 2~Exon 21、外显子-内含子</w:t>
             </w:r>
-            <w:proofErr w:type="gramStart"/>
             <w:r>
               <w:rPr>
                 <w:rFonts w:ascii="思源黑体 CN Normal" w:eastAsia="思源黑体 CN Normal" w:hAnsi="思源黑体 CN Normal" w:hint="eastAsia"/>
@@ -20231,7 +18766,6 @@
               </w:rPr>
               <w:t>连接区</w:t>
             </w:r>
-            <w:proofErr w:type="gramEnd"/>
           </w:p>
         </w:tc>
         <w:tc>
@@ -20370,7 +18904,6 @@
               </w:rPr>
               <w:t>Exon 2~Exon 10、外显子-内含子</w:t>
             </w:r>
-            <w:proofErr w:type="gramStart"/>
             <w:r>
               <w:rPr>
                 <w:rFonts w:ascii="思源黑体 CN Normal" w:eastAsia="思源黑体 CN Normal" w:hAnsi="思源黑体 CN Normal" w:hint="eastAsia"/>
@@ -20380,7 +18913,6 @@
               </w:rPr>
               <w:t>连接区</w:t>
             </w:r>
-            <w:proofErr w:type="gramEnd"/>
           </w:p>
         </w:tc>
         <w:tc>
@@ -20519,7 +19051,6 @@
               </w:rPr>
               <w:t>Exon 1~Exon 9、外显子-内含子</w:t>
             </w:r>
-            <w:proofErr w:type="gramStart"/>
             <w:r>
               <w:rPr>
                 <w:rFonts w:ascii="思源黑体 CN Normal" w:eastAsia="思源黑体 CN Normal" w:hAnsi="思源黑体 CN Normal" w:hint="eastAsia"/>
@@ -20529,7 +19060,6 @@
               </w:rPr>
               <w:t>连接区</w:t>
             </w:r>
-            <w:proofErr w:type="gramEnd"/>
           </w:p>
         </w:tc>
         <w:tc>
@@ -20668,7 +19198,6 @@
               </w:rPr>
               <w:t>Exon 2~Exon 11、外显子-内含子</w:t>
             </w:r>
-            <w:proofErr w:type="gramStart"/>
             <w:r>
               <w:rPr>
                 <w:rFonts w:ascii="思源黑体 CN Normal" w:eastAsia="思源黑体 CN Normal" w:hAnsi="思源黑体 CN Normal" w:hint="eastAsia"/>
@@ -20678,7 +19207,6 @@
               </w:rPr>
               <w:t>连接区</w:t>
             </w:r>
-            <w:proofErr w:type="gramEnd"/>
           </w:p>
         </w:tc>
         <w:tc>
@@ -20817,7 +19345,6 @@
               </w:rPr>
               <w:t>Exon 1~Exon 9、外显子-内含子</w:t>
             </w:r>
-            <w:proofErr w:type="gramStart"/>
             <w:r>
               <w:rPr>
                 <w:rFonts w:ascii="思源黑体 CN Normal" w:eastAsia="思源黑体 CN Normal" w:hAnsi="思源黑体 CN Normal" w:hint="eastAsia"/>
@@ -20827,7 +19354,6 @@
               </w:rPr>
               <w:t>连接区</w:t>
             </w:r>
-            <w:proofErr w:type="gramEnd"/>
           </w:p>
         </w:tc>
         <w:tc>
@@ -20966,7 +19492,6 @@
               </w:rPr>
               <w:t>Exon 1~Exon 10、外显子-内含子</w:t>
             </w:r>
-            <w:proofErr w:type="gramStart"/>
             <w:r>
               <w:rPr>
                 <w:rFonts w:ascii="思源黑体 CN Normal" w:eastAsia="思源黑体 CN Normal" w:hAnsi="思源黑体 CN Normal" w:hint="eastAsia"/>
@@ -20976,7 +19501,6 @@
               </w:rPr>
               <w:t>连接区</w:t>
             </w:r>
-            <w:proofErr w:type="gramEnd"/>
           </w:p>
         </w:tc>
         <w:tc>
@@ -21115,7 +19639,6 @@
               </w:rPr>
               <w:t>Exon 2~Exon 19、外显子-内含子</w:t>
             </w:r>
-            <w:proofErr w:type="gramStart"/>
             <w:r>
               <w:rPr>
                 <w:rFonts w:ascii="思源黑体 CN Normal" w:eastAsia="思源黑体 CN Normal" w:hAnsi="思源黑体 CN Normal" w:hint="eastAsia"/>
@@ -21125,7 +19648,6 @@
               </w:rPr>
               <w:t>连接区</w:t>
             </w:r>
-            <w:proofErr w:type="gramEnd"/>
           </w:p>
         </w:tc>
         <w:tc>
@@ -21273,7 +19795,6 @@
               </w:rPr>
               <w:t>Exon 1~Exon 9、外显子-内含子</w:t>
             </w:r>
-            <w:proofErr w:type="gramStart"/>
             <w:r>
               <w:rPr>
                 <w:rFonts w:ascii="思源黑体 CN Normal" w:eastAsia="思源黑体 CN Normal" w:hAnsi="思源黑体 CN Normal" w:hint="eastAsia"/>
@@ -21283,7 +19804,6 @@
               </w:rPr>
               <w:t>连接区</w:t>
             </w:r>
-            <w:proofErr w:type="gramEnd"/>
           </w:p>
         </w:tc>
         <w:tc>
@@ -21437,7 +19957,6 @@
               </w:rPr>
               <w:t>Exon 2~Exon 11、外显子-内含子</w:t>
             </w:r>
-            <w:proofErr w:type="gramStart"/>
             <w:r>
               <w:rPr>
                 <w:rFonts w:ascii="思源黑体 CN Normal" w:eastAsia="思源黑体 CN Normal" w:hAnsi="思源黑体 CN Normal" w:hint="eastAsia"/>
@@ -21447,7 +19966,6 @@
               </w:rPr>
               <w:t>连接区</w:t>
             </w:r>
-            <w:proofErr w:type="gramEnd"/>
           </w:p>
         </w:tc>
         <w:tc>
@@ -21540,27 +20058,7 @@
                 <w:sz w:val="16"/>
                 <w:szCs w:val="16"/>
               </w:rPr>
-              <w:t>以下基因外显子中部分区段由于覆盖</w:t>
-            </w:r>
-            <w:proofErr w:type="gramStart"/>
-            <w:r>
-              <w:rPr>
-                <w:rFonts w:ascii="微软雅黑" w:hAnsi="微软雅黑" w:hint="eastAsia"/>
-                <w:kern w:val="0"/>
-                <w:sz w:val="16"/>
-                <w:szCs w:val="16"/>
-              </w:rPr>
-              <w:t>度原因</w:t>
-            </w:r>
-            <w:proofErr w:type="gramEnd"/>
-            <w:r>
-              <w:rPr>
-                <w:rFonts w:ascii="微软雅黑" w:hAnsi="微软雅黑" w:hint="eastAsia"/>
-                <w:kern w:val="0"/>
-                <w:sz w:val="16"/>
-                <w:szCs w:val="16"/>
-              </w:rPr>
-              <w:t>不包含在检测范围中：</w:t>
+              <w:t>以下基因外显子中部分区段由于覆盖度原因不包含在检测范围中：</w:t>
             </w:r>
             <w:r>
               <w:rPr>
@@ -21952,19 +20450,8 @@
                 <w:sz w:val="15"/>
                 <w:szCs w:val="15"/>
               </w:rPr>
-              <w:t>内含子</w:t>
-            </w:r>
-            <w:proofErr w:type="gramStart"/>
-            <w:r>
-              <w:rPr>
-                <w:rFonts w:ascii="思源黑体 CN Normal" w:eastAsia="思源黑体 CN Normal" w:hAnsi="思源黑体 CN Normal" w:hint="eastAsia"/>
-                <w:color w:val="000000"/>
-                <w:sz w:val="15"/>
-                <w:szCs w:val="15"/>
-              </w:rPr>
-              <w:t>连接区</w:t>
-            </w:r>
-            <w:proofErr w:type="gramEnd"/>
+              <w:t>内含子连接区</w:t>
+            </w:r>
           </w:p>
         </w:tc>
         <w:tc>
@@ -22140,19 +20627,8 @@
                 <w:sz w:val="15"/>
                 <w:szCs w:val="15"/>
               </w:rPr>
-              <w:t>内含子</w:t>
-            </w:r>
-            <w:proofErr w:type="gramStart"/>
-            <w:r>
-              <w:rPr>
-                <w:rFonts w:ascii="思源黑体 CN Normal" w:eastAsia="思源黑体 CN Normal" w:hAnsi="思源黑体 CN Normal" w:hint="eastAsia"/>
-                <w:color w:val="000000"/>
-                <w:sz w:val="15"/>
-                <w:szCs w:val="15"/>
-              </w:rPr>
-              <w:t>连接区</w:t>
-            </w:r>
-            <w:proofErr w:type="gramEnd"/>
+              <w:t>内含子连接区</w:t>
+            </w:r>
           </w:p>
         </w:tc>
         <w:tc>
@@ -22325,19 +20801,8 @@
                 <w:sz w:val="15"/>
                 <w:szCs w:val="15"/>
               </w:rPr>
-              <w:t>内含子</w:t>
-            </w:r>
-            <w:proofErr w:type="gramStart"/>
-            <w:r>
-              <w:rPr>
-                <w:rFonts w:ascii="思源黑体 CN Normal" w:eastAsia="思源黑体 CN Normal" w:hAnsi="思源黑体 CN Normal" w:hint="eastAsia"/>
-                <w:color w:val="000000"/>
-                <w:sz w:val="15"/>
-                <w:szCs w:val="15"/>
-              </w:rPr>
-              <w:t>连接区</w:t>
-            </w:r>
-            <w:proofErr w:type="gramEnd"/>
+              <w:t>内含子连接区</w:t>
+            </w:r>
           </w:p>
         </w:tc>
         <w:tc>
@@ -22510,19 +20975,8 @@
                 <w:sz w:val="15"/>
                 <w:szCs w:val="15"/>
               </w:rPr>
-              <w:t>内含子</w:t>
-            </w:r>
-            <w:proofErr w:type="gramStart"/>
-            <w:r>
-              <w:rPr>
-                <w:rFonts w:ascii="思源黑体 CN Normal" w:eastAsia="思源黑体 CN Normal" w:hAnsi="思源黑体 CN Normal" w:hint="eastAsia"/>
-                <w:color w:val="000000"/>
-                <w:sz w:val="15"/>
-                <w:szCs w:val="15"/>
-              </w:rPr>
-              <w:t>连接区</w:t>
-            </w:r>
-            <w:proofErr w:type="gramEnd"/>
+              <w:t>内含子连接区</w:t>
+            </w:r>
           </w:p>
         </w:tc>
         <w:tc>
@@ -23271,19 +21725,8 @@
                 <w:sz w:val="15"/>
                 <w:szCs w:val="15"/>
               </w:rPr>
-              <w:t>内含子</w:t>
-            </w:r>
-            <w:proofErr w:type="gramStart"/>
-            <w:r>
-              <w:rPr>
-                <w:rFonts w:ascii="思源黑体 CN Normal" w:eastAsia="思源黑体 CN Normal" w:hAnsi="思源黑体 CN Normal" w:hint="eastAsia"/>
-                <w:color w:val="000000"/>
-                <w:sz w:val="15"/>
-                <w:szCs w:val="15"/>
-              </w:rPr>
-              <w:t>连接区</w:t>
-            </w:r>
-            <w:proofErr w:type="gramEnd"/>
+              <w:t>内含子连接区</w:t>
+            </w:r>
           </w:p>
         </w:tc>
         <w:tc>
@@ -23456,19 +21899,8 @@
                 <w:sz w:val="15"/>
                 <w:szCs w:val="15"/>
               </w:rPr>
-              <w:t>内含子</w:t>
-            </w:r>
-            <w:proofErr w:type="gramStart"/>
-            <w:r>
-              <w:rPr>
-                <w:rFonts w:ascii="思源黑体 CN Normal" w:eastAsia="思源黑体 CN Normal" w:hAnsi="思源黑体 CN Normal" w:hint="eastAsia"/>
-                <w:color w:val="000000"/>
-                <w:sz w:val="15"/>
-                <w:szCs w:val="15"/>
-              </w:rPr>
-              <w:t>连接区</w:t>
-            </w:r>
-            <w:proofErr w:type="gramEnd"/>
+              <w:t>内含子连接区</w:t>
+            </w:r>
           </w:p>
         </w:tc>
         <w:tc>
@@ -23641,19 +22073,8 @@
                 <w:sz w:val="15"/>
                 <w:szCs w:val="15"/>
               </w:rPr>
-              <w:t>内含子</w:t>
-            </w:r>
-            <w:proofErr w:type="gramStart"/>
-            <w:r>
-              <w:rPr>
-                <w:rFonts w:ascii="思源黑体 CN Normal" w:eastAsia="思源黑体 CN Normal" w:hAnsi="思源黑体 CN Normal" w:hint="eastAsia"/>
-                <w:color w:val="000000"/>
-                <w:sz w:val="15"/>
-                <w:szCs w:val="15"/>
-              </w:rPr>
-              <w:t>连接区</w:t>
-            </w:r>
-            <w:proofErr w:type="gramEnd"/>
+              <w:t>内含子连接区</w:t>
+            </w:r>
           </w:p>
         </w:tc>
         <w:tc>
@@ -23826,19 +22247,8 @@
                 <w:sz w:val="15"/>
                 <w:szCs w:val="15"/>
               </w:rPr>
-              <w:t>内含子</w:t>
-            </w:r>
-            <w:proofErr w:type="gramStart"/>
-            <w:r>
-              <w:rPr>
-                <w:rFonts w:ascii="思源黑体 CN Normal" w:eastAsia="思源黑体 CN Normal" w:hAnsi="思源黑体 CN Normal" w:hint="eastAsia"/>
-                <w:color w:val="000000"/>
-                <w:sz w:val="15"/>
-                <w:szCs w:val="15"/>
-              </w:rPr>
-              <w:t>连接区</w:t>
-            </w:r>
-            <w:proofErr w:type="gramEnd"/>
+              <w:t>内含子连接区</w:t>
+            </w:r>
           </w:p>
         </w:tc>
         <w:tc>
@@ -24011,19 +22421,8 @@
                 <w:sz w:val="15"/>
                 <w:szCs w:val="15"/>
               </w:rPr>
-              <w:t>内含子</w:t>
-            </w:r>
-            <w:proofErr w:type="gramStart"/>
-            <w:r>
-              <w:rPr>
-                <w:rFonts w:ascii="思源黑体 CN Normal" w:eastAsia="思源黑体 CN Normal" w:hAnsi="思源黑体 CN Normal" w:hint="eastAsia"/>
-                <w:color w:val="000000"/>
-                <w:sz w:val="15"/>
-                <w:szCs w:val="15"/>
-              </w:rPr>
-              <w:t>连接区</w:t>
-            </w:r>
-            <w:proofErr w:type="gramEnd"/>
+              <w:t>内含子连接区</w:t>
+            </w:r>
           </w:p>
         </w:tc>
         <w:tc>
@@ -24325,19 +22724,8 @@
                 <w:sz w:val="15"/>
                 <w:szCs w:val="15"/>
               </w:rPr>
-              <w:t>Exon 1~Exon 8、外显子-内含子</w:t>
-            </w:r>
-            <w:proofErr w:type="gramStart"/>
-            <w:r>
-              <w:rPr>
-                <w:rFonts w:ascii="思源黑体 CN Normal" w:eastAsia="思源黑体 CN Normal" w:hAnsi="思源黑体 CN Normal" w:hint="eastAsia"/>
-                <w:color w:val="000000"/>
-                <w:sz w:val="15"/>
-                <w:szCs w:val="15"/>
-              </w:rPr>
-              <w:t>连接区</w:t>
-            </w:r>
-            <w:proofErr w:type="gramEnd"/>
+              <w:t>Exon 1~Exon 8、外显子-内含子连接区</w:t>
+            </w:r>
           </w:p>
         </w:tc>
         <w:tc>
@@ -24510,19 +22898,8 @@
                 <w:sz w:val="15"/>
                 <w:szCs w:val="15"/>
               </w:rPr>
-              <w:t>内含子</w:t>
-            </w:r>
-            <w:proofErr w:type="gramStart"/>
-            <w:r>
-              <w:rPr>
-                <w:rFonts w:ascii="思源黑体 CN Normal" w:eastAsia="思源黑体 CN Normal" w:hAnsi="思源黑体 CN Normal" w:hint="eastAsia"/>
-                <w:color w:val="000000"/>
-                <w:sz w:val="15"/>
-                <w:szCs w:val="15"/>
-              </w:rPr>
-              <w:t>连接区</w:t>
-            </w:r>
-            <w:proofErr w:type="gramEnd"/>
+              <w:t>内含子连接区</w:t>
+            </w:r>
           </w:p>
         </w:tc>
         <w:tc>
@@ -24695,19 +23072,8 @@
                 <w:sz w:val="15"/>
                 <w:szCs w:val="15"/>
               </w:rPr>
-              <w:t>内含子</w:t>
-            </w:r>
-            <w:proofErr w:type="gramStart"/>
-            <w:r>
-              <w:rPr>
-                <w:rFonts w:ascii="思源黑体 CN Normal" w:eastAsia="思源黑体 CN Normal" w:hAnsi="思源黑体 CN Normal" w:hint="eastAsia"/>
-                <w:color w:val="000000"/>
-                <w:sz w:val="15"/>
-                <w:szCs w:val="15"/>
-              </w:rPr>
-              <w:t>连接区</w:t>
-            </w:r>
-            <w:proofErr w:type="gramEnd"/>
+              <w:t>内含子连接区</w:t>
+            </w:r>
           </w:p>
         </w:tc>
         <w:tc>
@@ -24880,19 +23246,8 @@
                 <w:sz w:val="15"/>
                 <w:szCs w:val="15"/>
               </w:rPr>
-              <w:t>内含子</w:t>
-            </w:r>
-            <w:proofErr w:type="gramStart"/>
-            <w:r>
-              <w:rPr>
-                <w:rFonts w:ascii="思源黑体 CN Normal" w:eastAsia="思源黑体 CN Normal" w:hAnsi="思源黑体 CN Normal" w:hint="eastAsia"/>
-                <w:color w:val="000000"/>
-                <w:sz w:val="15"/>
-                <w:szCs w:val="15"/>
-              </w:rPr>
-              <w:t>连接区</w:t>
-            </w:r>
-            <w:proofErr w:type="gramEnd"/>
+              <w:t>内含子连接区</w:t>
+            </w:r>
           </w:p>
         </w:tc>
         <w:tc>
@@ -25065,19 +23420,8 @@
                 <w:sz w:val="15"/>
                 <w:szCs w:val="15"/>
               </w:rPr>
-              <w:t>内含子</w:t>
-            </w:r>
-            <w:proofErr w:type="gramStart"/>
-            <w:r>
-              <w:rPr>
-                <w:rFonts w:ascii="思源黑体 CN Normal" w:eastAsia="思源黑体 CN Normal" w:hAnsi="思源黑体 CN Normal" w:hint="eastAsia"/>
-                <w:color w:val="000000"/>
-                <w:sz w:val="15"/>
-                <w:szCs w:val="15"/>
-              </w:rPr>
-              <w:t>连接区</w:t>
-            </w:r>
-            <w:proofErr w:type="gramEnd"/>
+              <w:t>内含子连接区</w:t>
+            </w:r>
           </w:p>
         </w:tc>
         <w:tc>
@@ -25406,19 +23750,8 @@
                 <w:sz w:val="15"/>
                 <w:szCs w:val="15"/>
               </w:rPr>
-              <w:t>内含子</w:t>
-            </w:r>
-            <w:proofErr w:type="gramStart"/>
-            <w:r>
-              <w:rPr>
-                <w:rFonts w:ascii="思源黑体 CN Normal" w:eastAsia="思源黑体 CN Normal" w:hAnsi="思源黑体 CN Normal" w:hint="eastAsia"/>
-                <w:color w:val="000000"/>
-                <w:sz w:val="15"/>
-                <w:szCs w:val="15"/>
-              </w:rPr>
-              <w:t>连接区</w:t>
-            </w:r>
-            <w:proofErr w:type="gramEnd"/>
+              <w:t>内含子连接区</w:t>
+            </w:r>
           </w:p>
         </w:tc>
         <w:tc>
@@ -25591,19 +23924,8 @@
                 <w:sz w:val="15"/>
                 <w:szCs w:val="15"/>
               </w:rPr>
-              <w:t>内含子</w:t>
-            </w:r>
-            <w:proofErr w:type="gramStart"/>
-            <w:r>
-              <w:rPr>
-                <w:rFonts w:ascii="思源黑体 CN Normal" w:eastAsia="思源黑体 CN Normal" w:hAnsi="思源黑体 CN Normal" w:hint="eastAsia"/>
-                <w:color w:val="000000"/>
-                <w:sz w:val="15"/>
-                <w:szCs w:val="15"/>
-              </w:rPr>
-              <w:t>连接区</w:t>
-            </w:r>
-            <w:proofErr w:type="gramEnd"/>
+              <w:t>内含子连接区</w:t>
+            </w:r>
           </w:p>
         </w:tc>
         <w:tc>
@@ -25932,19 +24254,8 @@
                 <w:sz w:val="15"/>
                 <w:szCs w:val="15"/>
               </w:rPr>
-              <w:t>内含子</w:t>
-            </w:r>
-            <w:proofErr w:type="gramStart"/>
-            <w:r>
-              <w:rPr>
-                <w:rFonts w:ascii="思源黑体 CN Normal" w:eastAsia="思源黑体 CN Normal" w:hAnsi="思源黑体 CN Normal" w:hint="eastAsia"/>
-                <w:color w:val="000000"/>
-                <w:sz w:val="15"/>
-                <w:szCs w:val="15"/>
-              </w:rPr>
-              <w:t>连接区</w:t>
-            </w:r>
-            <w:proofErr w:type="gramEnd"/>
+              <w:t>内含子连接区</w:t>
+            </w:r>
           </w:p>
         </w:tc>
         <w:tc>
@@ -26273,19 +24584,8 @@
                 <w:sz w:val="15"/>
                 <w:szCs w:val="15"/>
               </w:rPr>
-              <w:t>内含子</w:t>
-            </w:r>
-            <w:proofErr w:type="gramStart"/>
-            <w:r>
-              <w:rPr>
-                <w:rFonts w:ascii="思源黑体 CN Normal" w:eastAsia="思源黑体 CN Normal" w:hAnsi="思源黑体 CN Normal" w:hint="eastAsia"/>
-                <w:color w:val="000000"/>
-                <w:sz w:val="15"/>
-                <w:szCs w:val="15"/>
-              </w:rPr>
-              <w:t>连接区</w:t>
-            </w:r>
-            <w:proofErr w:type="gramEnd"/>
+              <w:t>内含子连接区</w:t>
+            </w:r>
           </w:p>
         </w:tc>
         <w:tc>
@@ -26458,19 +24758,8 @@
                 <w:sz w:val="15"/>
                 <w:szCs w:val="15"/>
               </w:rPr>
-              <w:t>内含子</w:t>
-            </w:r>
-            <w:proofErr w:type="gramStart"/>
-            <w:r>
-              <w:rPr>
-                <w:rFonts w:ascii="思源黑体 CN Normal" w:eastAsia="思源黑体 CN Normal" w:hAnsi="思源黑体 CN Normal" w:hint="eastAsia"/>
-                <w:color w:val="000000"/>
-                <w:sz w:val="15"/>
-                <w:szCs w:val="15"/>
-              </w:rPr>
-              <w:t>连接区</w:t>
-            </w:r>
-            <w:proofErr w:type="gramEnd"/>
+              <w:t>内含子连接区</w:t>
+            </w:r>
           </w:p>
         </w:tc>
         <w:tc>
@@ -26643,19 +24932,8 @@
                 <w:sz w:val="15"/>
                 <w:szCs w:val="15"/>
               </w:rPr>
-              <w:t>内含子</w:t>
-            </w:r>
-            <w:proofErr w:type="gramStart"/>
-            <w:r>
-              <w:rPr>
-                <w:rFonts w:ascii="思源黑体 CN Normal" w:eastAsia="思源黑体 CN Normal" w:hAnsi="思源黑体 CN Normal" w:hint="eastAsia"/>
-                <w:color w:val="000000"/>
-                <w:sz w:val="15"/>
-                <w:szCs w:val="15"/>
-              </w:rPr>
-              <w:t>连接区</w:t>
-            </w:r>
-            <w:proofErr w:type="gramEnd"/>
+              <w:t>内含子连接区</w:t>
+            </w:r>
           </w:p>
         </w:tc>
         <w:tc>
@@ -26828,19 +25106,8 @@
                 <w:sz w:val="15"/>
                 <w:szCs w:val="15"/>
               </w:rPr>
-              <w:t>内含子</w:t>
-            </w:r>
-            <w:proofErr w:type="gramStart"/>
-            <w:r>
-              <w:rPr>
-                <w:rFonts w:ascii="思源黑体 CN Normal" w:eastAsia="思源黑体 CN Normal" w:hAnsi="思源黑体 CN Normal" w:hint="eastAsia"/>
-                <w:color w:val="000000"/>
-                <w:sz w:val="15"/>
-                <w:szCs w:val="15"/>
-              </w:rPr>
-              <w:t>连接区</w:t>
-            </w:r>
-            <w:proofErr w:type="gramEnd"/>
+              <w:t>内含子连接区</w:t>
+            </w:r>
           </w:p>
         </w:tc>
         <w:tc>
@@ -27031,19 +25298,8 @@
                 <w:sz w:val="15"/>
                 <w:szCs w:val="15"/>
               </w:rPr>
-              <w:t>内含子</w:t>
-            </w:r>
-            <w:proofErr w:type="gramStart"/>
-            <w:r>
-              <w:rPr>
-                <w:rFonts w:ascii="思源黑体 CN Normal" w:eastAsia="思源黑体 CN Normal" w:hAnsi="思源黑体 CN Normal" w:hint="eastAsia"/>
-                <w:color w:val="000000"/>
-                <w:sz w:val="15"/>
-                <w:szCs w:val="15"/>
-              </w:rPr>
-              <w:t>连接区</w:t>
-            </w:r>
-            <w:proofErr w:type="gramEnd"/>
+              <w:t>内含子连接区</w:t>
+            </w:r>
           </w:p>
         </w:tc>
         <w:tc>
@@ -27216,19 +25472,8 @@
                 <w:sz w:val="15"/>
                 <w:szCs w:val="15"/>
               </w:rPr>
-              <w:t>内含子</w:t>
-            </w:r>
-            <w:proofErr w:type="gramStart"/>
-            <w:r>
-              <w:rPr>
-                <w:rFonts w:ascii="思源黑体 CN Normal" w:eastAsia="思源黑体 CN Normal" w:hAnsi="思源黑体 CN Normal" w:hint="eastAsia"/>
-                <w:color w:val="000000"/>
-                <w:sz w:val="15"/>
-                <w:szCs w:val="15"/>
-              </w:rPr>
-              <w:t>连接区</w:t>
-            </w:r>
-            <w:proofErr w:type="gramEnd"/>
+              <w:t>内含子连接区</w:t>
+            </w:r>
           </w:p>
         </w:tc>
         <w:tc>
@@ -27410,19 +25655,8 @@
                 <w:sz w:val="15"/>
                 <w:szCs w:val="15"/>
               </w:rPr>
-              <w:t>内含子</w:t>
-            </w:r>
-            <w:proofErr w:type="gramStart"/>
-            <w:r>
-              <w:rPr>
-                <w:rFonts w:ascii="思源黑体 CN Normal" w:eastAsia="思源黑体 CN Normal" w:hAnsi="思源黑体 CN Normal" w:hint="eastAsia"/>
-                <w:color w:val="000000"/>
-                <w:sz w:val="15"/>
-                <w:szCs w:val="15"/>
-              </w:rPr>
-              <w:t>连接区</w:t>
-            </w:r>
-            <w:proofErr w:type="gramEnd"/>
+              <w:t>内含子连接区</w:t>
+            </w:r>
           </w:p>
         </w:tc>
         <w:tc>
@@ -27610,19 +25844,8 @@
                 <w:sz w:val="15"/>
                 <w:szCs w:val="15"/>
               </w:rPr>
-              <w:t>内含子</w:t>
-            </w:r>
-            <w:proofErr w:type="gramStart"/>
-            <w:r>
-              <w:rPr>
-                <w:rFonts w:ascii="思源黑体 CN Normal" w:eastAsia="思源黑体 CN Normal" w:hAnsi="思源黑体 CN Normal" w:hint="eastAsia"/>
-                <w:color w:val="000000"/>
-                <w:sz w:val="15"/>
-                <w:szCs w:val="15"/>
-              </w:rPr>
-              <w:t>连接区</w:t>
-            </w:r>
-            <w:proofErr w:type="gramEnd"/>
+              <w:t>内含子连接区</w:t>
+            </w:r>
           </w:p>
         </w:tc>
         <w:tc>
@@ -27724,27 +25947,7 @@
                 <w:sz w:val="16"/>
                 <w:szCs w:val="16"/>
               </w:rPr>
-              <w:t>以下基因外显子中部分区段由于覆盖</w:t>
-            </w:r>
-            <w:proofErr w:type="gramStart"/>
-            <w:r>
-              <w:rPr>
-                <w:rFonts w:ascii="微软雅黑" w:hAnsi="微软雅黑" w:hint="eastAsia"/>
-                <w:kern w:val="0"/>
-                <w:sz w:val="16"/>
-                <w:szCs w:val="16"/>
-              </w:rPr>
-              <w:t>度原因</w:t>
-            </w:r>
-            <w:proofErr w:type="gramEnd"/>
-            <w:r>
-              <w:rPr>
-                <w:rFonts w:ascii="微软雅黑" w:hAnsi="微软雅黑" w:hint="eastAsia"/>
-                <w:kern w:val="0"/>
-                <w:sz w:val="16"/>
-                <w:szCs w:val="16"/>
-              </w:rPr>
-              <w:t>不包含在检测范围中：</w:t>
+              <w:t>以下基因外显子中部分区段由于覆盖度原因不包含在检测范围中：</w:t>
             </w:r>
             <w:r>
               <w:rPr>
@@ -28092,23 +26295,13 @@
       <w:t>{{</w:t>
     </w:r>
     <w:proofErr w:type="spellStart"/>
-    <w:proofErr w:type="gramStart"/>
     <w:r>
       <w:rPr>
         <w:rFonts w:hint="eastAsia"/>
         <w:sz w:val="15"/>
         <w:szCs w:val="15"/>
       </w:rPr>
-      <w:t>sample.patient</w:t>
-    </w:r>
-    <w:proofErr w:type="gramEnd"/>
-    <w:r>
-      <w:rPr>
-        <w:rFonts w:hint="eastAsia"/>
-        <w:sz w:val="15"/>
-        <w:szCs w:val="15"/>
-      </w:rPr>
-      <w:t>_name</w:t>
+      <w:t>sample.patient_name</w:t>
     </w:r>
     <w:proofErr w:type="spellEnd"/>
     <w:r>
